--- a/sem8/ЭСАУ РН и КА/Отчеты/Отчет лаба 3 ДС и ДМ.docx
+++ b/sem8/ЭСАУ РН и КА/Отчеты/Отчет лаба 3 ДС и ДМ.docx
@@ -11,359 +11,1619 @@
         <w:rPr>
           <w:noProof/>
         </w:rPr>
-        <w:pict w14:anchorId="09449C79">
-          <v:group id="Group 6468" o:spid="_x0000_s1026" style="position:absolute;left:0;text-align:left;margin-left:83.25pt;margin-top:57pt;width:511.75pt;height:96.65pt;z-index:2;mso-wrap-distance-left:8.95pt;mso-wrap-distance-bottom:.05pt;mso-position-horizontal-relative:page;mso-position-vertical-relative:page" coordsize="64994,12279" o:gfxdata="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" o:allowincell="f">
-            <v:rect id="Rectangle 6" o:spid="_x0000_s1027" style="position:absolute;left:58248;top:9792;width:550;height:2487;visibility:visible;mso-wrap-style:square;v-text-anchor:top" o:gfxdata="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" filled="f" stroked="f" strokeweight="0">
-              <v:textbox inset="0,0,0,0">
-                <w:txbxContent>
-                  <w:p>
-                    <w:r>
-                      <w:rPr>
-                        <w:rFonts w:ascii="Times New Roman" w:eastAsia="Times New Roman" w:hAnsi="Times New Roman" w:cs="Times New Roman"/>
-                        <w:sz w:val="28"/>
-                      </w:rPr>
-                      <w:t xml:space="preserve"> </w:t>
-                    </w:r>
-                  </w:p>
-                </w:txbxContent>
-              </v:textbox>
-            </v:rect>
-            <v:shapetype id="_x0000_t75" coordsize="21600,21600" o:spt="75" o:preferrelative="t" path="m@4@5l@4@11@9@11@9@5xe" filled="f" stroked="f">
-              <v:stroke joinstyle="miter"/>
-              <v:formulas>
-                <v:f eqn="if lineDrawn pixelLineWidth 0"/>
-                <v:f eqn="sum @0 1 0"/>
-                <v:f eqn="sum 0 0 @1"/>
-                <v:f eqn="prod @2 1 2"/>
-                <v:f eqn="prod @3 21600 pixelWidth"/>
-                <v:f eqn="prod @3 21600 pixelHeight"/>
-                <v:f eqn="sum @0 0 1"/>
-                <v:f eqn="prod @6 1 2"/>
-                <v:f eqn="prod @7 21600 pixelWidth"/>
-                <v:f eqn="sum @8 21600 0"/>
-                <v:f eqn="prod @7 21600 pixelHeight"/>
-                <v:f eqn="sum @10 21600 0"/>
-              </v:formulas>
-              <v:path o:extrusionok="f" gradientshapeok="t" o:connecttype="rect"/>
-              <o:lock v:ext="edit" aspectratio="t"/>
-            </v:shapetype>
-            <v:shape id="Picture 63" o:spid="_x0000_s1028" type="#_x0000_t75" style="position:absolute;left:9144;top:7491;width:471;height:2128;visibility:visible;mso-wrap-style:square" o:gfxdata="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" strokeweight="0">
-              <v:imagedata r:id="rId5" o:title=""/>
-            </v:shape>
-            <v:rect id="Rectangle 64" o:spid="_x0000_s1029" style="position:absolute;left:9151;top:7786;width:475;height:2128;visibility:visible;mso-wrap-style:square;v-text-anchor:top" o:gfxdata="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" filled="f" stroked="f" strokeweight="0">
-              <v:textbox inset="0,0,0,0">
-                <w:txbxContent>
-                  <w:p>
-                    <w:r>
-                      <w:rPr>
-                        <w:rFonts w:ascii="Times New Roman" w:eastAsia="Times New Roman" w:hAnsi="Times New Roman" w:cs="Times New Roman"/>
-                        <w:b/>
-                        <w:sz w:val="24"/>
-                      </w:rPr>
-                      <w:t xml:space="preserve"> </w:t>
-                    </w:r>
-                  </w:p>
-                </w:txbxContent>
-              </v:textbox>
-            </v:rect>
-            <v:rect id="Rectangle 65" o:spid="_x0000_s1030" style="position:absolute;left:9511;top:7570;width:551;height:2484;visibility:visible;mso-wrap-style:square;v-text-anchor:top" o:gfxdata="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" filled="f" stroked="f" strokeweight="0">
-              <v:textbox inset="0,0,0,0">
-                <w:txbxContent>
-                  <w:p>
-                    <w:r>
-                      <w:rPr>
-                        <w:rFonts w:ascii="Times New Roman" w:eastAsia="Times New Roman" w:hAnsi="Times New Roman" w:cs="Times New Roman"/>
-                        <w:sz w:val="28"/>
-                      </w:rPr>
-                      <w:t xml:space="preserve"> </w:t>
-                    </w:r>
-                  </w:p>
-                </w:txbxContent>
-              </v:textbox>
-            </v:rect>
-            <v:shape id="Picture 67" o:spid="_x0000_s1031" type="#_x0000_t75" style="position:absolute;left:15703;top:1422;width:45752;height:1720;visibility:visible;mso-wrap-style:square" o:gfxdata="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" strokeweight="0">
-              <v:imagedata r:id="rId6" o:title=""/>
-            </v:shape>
-            <v:rect id="Rectangle 68" o:spid="_x0000_s1032" style="position:absolute;left:15710;top:1789;width:49284;height:1721;visibility:visible;mso-wrap-style:square;v-text-anchor:top" o:gfxdata="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" filled="f" stroked="f" strokeweight="0">
-              <v:textbox inset="0,0,0,0">
-                <w:txbxContent>
-                  <w:p>
-                    <w:r>
-                      <w:rPr>
-                        <w:rFonts w:ascii="Times New Roman" w:eastAsia="Times New Roman" w:hAnsi="Times New Roman" w:cs="Times New Roman"/>
-                        <w:b/>
-                        <w:sz w:val="24"/>
-                      </w:rPr>
-                      <w:t>Московский государственный технический университет</w:t>
-                    </w:r>
-                  </w:p>
-                </w:txbxContent>
-              </v:textbox>
-            </v:rect>
-            <v:rect id="Rectangle 69" o:spid="_x0000_s1033" style="position:absolute;left:52779;top:1263;width:558;height:2488;visibility:visible;mso-wrap-style:square;v-text-anchor:top" o:gfxdata="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" filled="f" stroked="f" strokeweight="0">
-              <v:textbox inset="0,0,0,0">
-                <w:txbxContent>
-                  <w:p>
-                    <w:r>
-                      <w:rPr>
-                        <w:rFonts w:ascii="Times New Roman" w:eastAsia="Times New Roman" w:hAnsi="Times New Roman" w:cs="Times New Roman"/>
-                        <w:sz w:val="28"/>
-                      </w:rPr>
-                      <w:t xml:space="preserve"> </w:t>
-                    </w:r>
-                  </w:p>
-                </w:txbxContent>
-              </v:textbox>
-            </v:rect>
-            <v:shape id="Picture 71" o:spid="_x0000_s1034" type="#_x0000_t75" style="position:absolute;left:52776;top:1123;width:464;height:2120;visibility:visible;mso-wrap-style:square" o:gfxdata="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" strokeweight="0">
-              <v:imagedata r:id="rId5" o:title=""/>
-            </v:shape>
-            <v:rect id="Rectangle 72" o:spid="_x0000_s1035" style="position:absolute;left:52779;top:1404;width:475;height:2134;visibility:visible;mso-wrap-style:square;v-text-anchor:top" o:gfxdata="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" filled="f" stroked="f" strokeweight="0">
-              <v:textbox inset="0,0,0,0">
-                <w:txbxContent>
-                  <w:p>
-                    <w:r>
-                      <w:rPr>
-                        <w:rFonts w:ascii="Times New Roman" w:eastAsia="Times New Roman" w:hAnsi="Times New Roman" w:cs="Times New Roman"/>
-                        <w:b/>
-                        <w:sz w:val="24"/>
-                      </w:rPr>
-                      <w:t xml:space="preserve"> </w:t>
-                    </w:r>
-                  </w:p>
-                </w:txbxContent>
-              </v:textbox>
-            </v:rect>
-            <v:rect id="Rectangle 73" o:spid="_x0000_s1036" style="position:absolute;left:53143;top:1188;width:558;height:2494;visibility:visible;mso-wrap-style:square;v-text-anchor:top" o:gfxdata="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" filled="f" stroked="f" strokeweight="0">
-              <v:textbox inset="0,0,0,0">
-                <w:txbxContent>
-                  <w:p>
-                    <w:r>
-                      <w:rPr>
-                        <w:rFonts w:ascii="Times New Roman" w:eastAsia="Times New Roman" w:hAnsi="Times New Roman" w:cs="Times New Roman"/>
-                        <w:sz w:val="28"/>
-                      </w:rPr>
-                      <w:t xml:space="preserve"> </w:t>
-                    </w:r>
-                  </w:p>
-                </w:txbxContent>
-              </v:textbox>
-            </v:rect>
-            <v:shape id="Picture 75" o:spid="_x0000_s1037" type="#_x0000_t75" style="position:absolute;left:16268;top:3938;width:45187;height:1714;visibility:visible;mso-wrap-style:square" o:gfxdata="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" strokeweight="0">
-              <v:imagedata r:id="rId7" o:title=""/>
-            </v:shape>
-            <v:rect id="Rectangle 76" o:spid="_x0000_s1038" style="position:absolute;left:16275;top:4305;width:47797;height:1714;visibility:visible;mso-wrap-style:square;v-text-anchor:top" o:gfxdata="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" filled="f" stroked="f" strokeweight="0">
-              <v:textbox inset="0,0,0,0">
-                <w:txbxContent>
-                  <w:p>
-                    <w:r>
-                      <w:rPr>
-                        <w:rFonts w:ascii="Times New Roman" w:eastAsia="Times New Roman" w:hAnsi="Times New Roman" w:cs="Times New Roman"/>
-                        <w:b/>
-                        <w:sz w:val="24"/>
-                      </w:rPr>
-                      <w:t>Факультет ИУ «Информатика и системы управления»</w:t>
-                    </w:r>
-                  </w:p>
-                </w:txbxContent>
-              </v:textbox>
-            </v:rect>
-            <v:rect id="Rectangle 77" o:spid="_x0000_s1039" style="position:absolute;left:52221;top:3772;width:551;height:2488;visibility:visible;mso-wrap-style:square;v-text-anchor:top" o:gfxdata="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" filled="f" stroked="f" strokeweight="0">
-              <v:textbox inset="0,0,0,0">
-                <w:txbxContent>
-                  <w:p>
-                    <w:r>
-                      <w:rPr>
-                        <w:rFonts w:ascii="Times New Roman" w:eastAsia="Times New Roman" w:hAnsi="Times New Roman" w:cs="Times New Roman"/>
-                        <w:sz w:val="28"/>
-                      </w:rPr>
-                      <w:t xml:space="preserve"> </w:t>
-                    </w:r>
-                  </w:p>
-                </w:txbxContent>
-              </v:textbox>
-            </v:rect>
-            <v:shape id="Picture 79" o:spid="_x0000_s1040" type="#_x0000_t75" style="position:absolute;left:52210;top:3625;width:465;height:2127;visibility:visible;mso-wrap-style:square" o:gfxdata="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" strokeweight="0">
-              <v:imagedata r:id="rId5" o:title=""/>
-            </v:shape>
-            <v:rect id="Rectangle 80" o:spid="_x0000_s1041" style="position:absolute;left:52221;top:3906;width:472;height:2120;visibility:visible;mso-wrap-style:square;v-text-anchor:top" o:gfxdata="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" filled="f" stroked="f" strokeweight="0">
-              <v:textbox inset="0,0,0,0">
-                <w:txbxContent>
-                  <w:p>
-                    <w:r>
-                      <w:rPr>
-                        <w:rFonts w:ascii="Times New Roman" w:eastAsia="Times New Roman" w:hAnsi="Times New Roman" w:cs="Times New Roman"/>
-                        <w:b/>
-                        <w:sz w:val="24"/>
-                      </w:rPr>
-                      <w:t xml:space="preserve"> </w:t>
-                    </w:r>
-                  </w:p>
-                </w:txbxContent>
-              </v:textbox>
-            </v:rect>
-            <v:rect id="Rectangle 81" o:spid="_x0000_s1042" style="position:absolute;left:52578;top:3690;width:550;height:2484;visibility:visible;mso-wrap-style:square;v-text-anchor:top" o:gfxdata="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" filled="f" stroked="f" strokeweight="0">
-              <v:textbox inset="0,0,0,0">
-                <w:txbxContent>
-                  <w:p>
-                    <w:r>
-                      <w:rPr>
-                        <w:rFonts w:ascii="Times New Roman" w:eastAsia="Times New Roman" w:hAnsi="Times New Roman" w:cs="Times New Roman"/>
-                        <w:sz w:val="28"/>
-                      </w:rPr>
-                      <w:t xml:space="preserve"> </w:t>
-                    </w:r>
-                  </w:p>
-                </w:txbxContent>
-              </v:textbox>
-            </v:rect>
-            <v:shape id="Picture 83" o:spid="_x0000_s1043" type="#_x0000_t75" style="position:absolute;left:15836;top:6418;width:10872;height:1721;visibility:visible;mso-wrap-style:square" o:gfxdata="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" strokeweight="0">
-              <v:imagedata r:id="rId8" o:title=""/>
-            </v:shape>
-            <v:rect id="Rectangle 84" o:spid="_x0000_s1044" style="position:absolute;left:15843;top:6789;width:12541;height:1714;visibility:visible;mso-wrap-style:square;v-text-anchor:top" o:gfxdata="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" filled="f" stroked="f" strokeweight="0">
-              <v:textbox inset="0,0,0,0">
-                <w:txbxContent>
-                  <w:p>
-                    <w:r>
-                      <w:rPr>
-                        <w:rFonts w:ascii="Times New Roman" w:eastAsia="Times New Roman" w:hAnsi="Times New Roman" w:cs="Times New Roman"/>
-                        <w:b/>
-                        <w:sz w:val="24"/>
-                      </w:rPr>
-                      <w:t>Кафедра ИУ</w:t>
-                    </w:r>
-                    <w:r>
-                      <w:rPr>
-                        <w:rFonts w:ascii="Times New Roman" w:eastAsia="Times New Roman" w:hAnsi="Times New Roman" w:cs="Times New Roman"/>
-                        <w:b/>
-                        <w:sz w:val="24"/>
-                      </w:rPr>
-                      <w:t xml:space="preserve"> -11</w:t>
-                    </w:r>
-                  </w:p>
-                </w:txbxContent>
-              </v:textbox>
-            </v:rect>
-            <v:shape id="Picture 87" o:spid="_x0000_s1045" type="#_x0000_t75" style="position:absolute;left:24022;top:6120;width:641;height:2120;visibility:visible;mso-wrap-style:square" o:gfxdata="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" strokeweight="0">
-              <v:imagedata r:id="rId9" o:title=""/>
-            </v:shape>
-            <v:shape id="Picture 91" o:spid="_x0000_s1046" type="#_x0000_t75" style="position:absolute;left:24512;top:6418;width:947;height:1721;visibility:visible;mso-wrap-style:square" o:gfxdata="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" strokeweight="0">
-              <v:imagedata r:id="rId10" o:title=""/>
-            </v:shape>
-            <v:rect id="Rectangle 93" o:spid="_x0000_s1047" style="position:absolute;left:25239;top:6260;width:551;height:2488;visibility:visible;mso-wrap-style:square;v-text-anchor:top" o:gfxdata="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" filled="f" stroked="f" strokeweight="0">
-              <v:textbox inset="0,0,0,0">
-                <w:txbxContent>
-                  <w:p>
-                    <w:r>
-                      <w:rPr>
-                        <w:rFonts w:ascii="Times New Roman" w:eastAsia="Times New Roman" w:hAnsi="Times New Roman" w:cs="Times New Roman"/>
-                        <w:sz w:val="28"/>
-                      </w:rPr>
-                      <w:t xml:space="preserve"> </w:t>
-                    </w:r>
-                  </w:p>
-                </w:txbxContent>
-              </v:textbox>
-            </v:rect>
-            <v:shape id="Picture 95" o:spid="_x0000_s1048" type="#_x0000_t75" style="position:absolute;left:25236;top:6418;width:36226;height:1721;visibility:visible;mso-wrap-style:square" o:gfxdata="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" strokeweight="0">
-              <v:imagedata r:id="rId11" o:title=""/>
-            </v:shape>
-            <v:rect id="Rectangle 97" o:spid="_x0000_s1049" style="position:absolute;left:28644;top:6789;width:35960;height:1714;visibility:visible;mso-wrap-style:square;v-text-anchor:top" o:gfxdata="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" filled="f" stroked="f" strokeweight="0">
-              <v:textbox inset="0,0,0,0">
-                <w:txbxContent>
-                  <w:p>
-                    <w:r>
-                      <w:rPr>
-                        <w:rFonts w:ascii="Times New Roman" w:eastAsia="Times New Roman" w:hAnsi="Times New Roman" w:cs="Times New Roman"/>
-                        <w:b/>
-                        <w:sz w:val="24"/>
-                      </w:rPr>
-                      <w:softHyphen/>
-                      <w:t>«Космические приборы и системы»</w:t>
-                    </w:r>
-                  </w:p>
-                </w:txbxContent>
-              </v:textbox>
-            </v:rect>
-            <v:rect id="Rectangle 98" o:spid="_x0000_s1050" style="position:absolute;left:52653;top:6260;width:551;height:2488;visibility:visible;mso-wrap-style:square;v-text-anchor:top" o:gfxdata="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" filled="f" stroked="f" strokeweight="0">
-              <v:textbox inset="0,0,0,0">
-                <w:txbxContent>
-                  <w:p>
-                    <w:r>
-                      <w:rPr>
-                        <w:rFonts w:ascii="Times New Roman" w:eastAsia="Times New Roman" w:hAnsi="Times New Roman" w:cs="Times New Roman"/>
-                        <w:sz w:val="28"/>
-                      </w:rPr>
-                      <w:t xml:space="preserve"> </w:t>
-                    </w:r>
-                  </w:p>
-                </w:txbxContent>
-              </v:textbox>
-            </v:rect>
-            <v:shape id="Picture 100" o:spid="_x0000_s1051" type="#_x0000_t75" style="position:absolute;left:52642;top:6120;width:472;height:2120;visibility:visible;mso-wrap-style:square" o:gfxdata="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" strokeweight="0">
-              <v:imagedata r:id="rId5" o:title=""/>
-            </v:shape>
-            <v:rect id="Rectangle 101" o:spid="_x0000_s1052" style="position:absolute;left:52653;top:6408;width:472;height:2127;visibility:visible;mso-wrap-style:square;v-text-anchor:top" o:gfxdata="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" filled="f" stroked="f" strokeweight="0">
-              <v:textbox inset="0,0,0,0">
-                <w:txbxContent>
-                  <w:p>
-                    <w:r>
-                      <w:rPr>
-                        <w:rFonts w:ascii="Times New Roman" w:eastAsia="Times New Roman" w:hAnsi="Times New Roman" w:cs="Times New Roman"/>
-                        <w:b/>
-                        <w:sz w:val="24"/>
-                      </w:rPr>
-                      <w:t xml:space="preserve"> </w:t>
-                    </w:r>
-                  </w:p>
-                </w:txbxContent>
-              </v:textbox>
-            </v:rect>
-            <v:rect id="Rectangle 102" o:spid="_x0000_s1053" style="position:absolute;left:53010;top:6192;width:550;height:2487;visibility:visible;mso-wrap-style:square;v-text-anchor:top" o:gfxdata="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" filled="f" stroked="f" strokeweight="0">
-              <v:textbox inset="0,0,0,0">
-                <w:txbxContent>
-                  <w:p>
-                    <w:r>
-                      <w:rPr>
-                        <w:rFonts w:ascii="Times New Roman" w:eastAsia="Times New Roman" w:hAnsi="Times New Roman" w:cs="Times New Roman"/>
-                        <w:sz w:val="28"/>
-                      </w:rPr>
-                      <w:t xml:space="preserve"> </w:t>
-                    </w:r>
-                  </w:p>
-                </w:txbxContent>
-              </v:textbox>
-            </v:rect>
-            <v:shape id="Picture 104" o:spid="_x0000_s1054" type="#_x0000_t75" style="position:absolute;left:29127;top:9640;width:177;height:875;visibility:visible;mso-wrap-style:square" o:gfxdata="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" strokeweight="0">
-              <v:imagedata r:id="rId12" o:title=""/>
-            </v:shape>
-            <v:rect id="Rectangle 105" o:spid="_x0000_s1055" style="position:absolute;left:29275;top:9709;width:551;height:2487;visibility:visible;mso-wrap-style:square;v-text-anchor:top" o:gfxdata="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" filled="f" stroked="f" strokeweight="0">
-              <v:textbox inset="0,0,0,0">
-                <w:txbxContent>
-                  <w:p>
-                    <w:r>
-                      <w:rPr>
-                        <w:rFonts w:ascii="Times New Roman" w:eastAsia="Times New Roman" w:hAnsi="Times New Roman" w:cs="Times New Roman"/>
-                        <w:sz w:val="28"/>
-                      </w:rPr>
-                      <w:t xml:space="preserve"> </w:t>
-                    </w:r>
-                  </w:p>
-                </w:txbxContent>
-              </v:textbox>
-            </v:rect>
-            <v:shape id="Shape 8320" o:spid="_x0000_s1056" style="position:absolute;top:11228;width:58237;height:76;visibility:visible;mso-wrap-style:square;v-text-anchor:top" coordsize="6158865,9144" o:gfxdata="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" path="m,l6158865,r,9144l,9144,,e" fillcolor="black" stroked="f" strokeweight="0">
-              <v:path arrowok="t"/>
-            </v:shape>
-            <v:shape id="Shape 8321" o:spid="_x0000_s1057" style="position:absolute;top:10771;width:58237;height:356;visibility:visible;mso-wrap-style:square;v-text-anchor:top" coordsize="6158865,38100" o:gfxdata="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" path="m,l6158865,r,38100l,38100,,e" fillcolor="black" stroked="f" strokeweight="0">
-              <v:path arrowok="t"/>
-            </v:shape>
-            <v:shape id="Picture 109" o:spid="_x0000_s1058" type="#_x0000_t75" style="position:absolute;left:1414;width:7722;height:8776;visibility:visible;mso-wrap-style:square" o:gfxdata="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" strokeweight="0">
-              <v:imagedata r:id="rId13" o:title=""/>
-            </v:shape>
-            <w10:wrap type="topAndBottom" anchorx="page" anchory="page"/>
-          </v:group>
-        </w:pict>
+        <mc:AlternateContent>
+          <mc:Choice Requires="wpg">
+            <w:drawing>
+              <wp:anchor distT="0" distB="635" distL="113665" distR="114300" simplePos="0" relativeHeight="2" behindDoc="0" locked="0" layoutInCell="0" allowOverlap="1" wp14:anchorId="09449C79" wp14:editId="3F2CD797">
+                <wp:simplePos x="0" y="0"/>
+                <wp:positionH relativeFrom="page">
+                  <wp:posOffset>1057275</wp:posOffset>
+                </wp:positionH>
+                <wp:positionV relativeFrom="page">
+                  <wp:posOffset>723900</wp:posOffset>
+                </wp:positionV>
+                <wp:extent cx="6499225" cy="1227455"/>
+                <wp:effectExtent l="0" t="0" r="0" b="0"/>
+                <wp:wrapTopAndBottom/>
+                <wp:docPr id="1" name="Group 6468"/>
+                <wp:cNvGraphicFramePr>
+                  <a:graphicFrameLocks xmlns:a="http://schemas.openxmlformats.org/drawingml/2006/main"/>
+                </wp:cNvGraphicFramePr>
+                <a:graphic xmlns:a="http://schemas.openxmlformats.org/drawingml/2006/main">
+                  <a:graphicData uri="http://schemas.microsoft.com/office/word/2010/wordprocessingGroup">
+                    <wpg:wgp>
+                      <wpg:cNvGrpSpPr>
+                        <a:grpSpLocks/>
+                      </wpg:cNvGrpSpPr>
+                      <wpg:grpSpPr>
+                        <a:xfrm>
+                          <a:off x="0" y="0"/>
+                          <a:ext cx="6499225" cy="1227455"/>
+                          <a:chOff x="0" y="0"/>
+                          <a:chExt cx="6499440" cy="1227960"/>
+                        </a:xfrm>
+                      </wpg:grpSpPr>
+                      <wps:wsp>
+                        <wps:cNvPr id="2" name="Rectangle 6"/>
+                        <wps:cNvSpPr/>
+                        <wps:spPr>
+                          <a:xfrm>
+                            <a:off x="5824800" y="979200"/>
+                            <a:ext cx="55080" cy="248760"/>
+                          </a:xfrm>
+                          <a:prstGeom prst="rect">
+                            <a:avLst/>
+                          </a:prstGeom>
+                          <a:noFill/>
+                          <a:ln w="0">
+                            <a:noFill/>
+                          </a:ln>
+                        </wps:spPr>
+                        <wps:style>
+                          <a:lnRef idx="0">
+                            <a:scrgbClr r="0" g="0" b="0"/>
+                          </a:lnRef>
+                          <a:fillRef idx="0">
+                            <a:scrgbClr r="0" g="0" b="0"/>
+                          </a:fillRef>
+                          <a:effectRef idx="0">
+                            <a:scrgbClr r="0" g="0" b="0"/>
+                          </a:effectRef>
+                          <a:fontRef idx="minor"/>
+                        </wps:style>
+                        <wps:txbx>
+                          <w:txbxContent>
+                            <w:p>
+                              <w:r>
+                                <w:rPr>
+                                  <w:rFonts w:ascii="Times New Roman" w:eastAsia="Times New Roman" w:hAnsi="Times New Roman" w:cs="Times New Roman"/>
+                                  <w:sz w:val="28"/>
+                                </w:rPr>
+                                <w:t xml:space="preserve"> </w:t>
+                              </w:r>
+                            </w:p>
+                          </w:txbxContent>
+                        </wps:txbx>
+                        <wps:bodyPr lIns="0" tIns="0" rIns="0" bIns="0" anchor="t">
+                          <a:noAutofit/>
+                        </wps:bodyPr>
+                      </wps:wsp>
+                      <pic:pic xmlns:pic="http://schemas.openxmlformats.org/drawingml/2006/picture">
+                        <pic:nvPicPr>
+                          <pic:cNvPr id="3" name="Picture 63"/>
+                          <pic:cNvPicPr/>
+                        </pic:nvPicPr>
+                        <pic:blipFill>
+                          <a:blip r:embed="rId5"/>
+                          <a:stretch/>
+                        </pic:blipFill>
+                        <pic:spPr>
+                          <a:xfrm>
+                            <a:off x="914400" y="749160"/>
+                            <a:ext cx="47160" cy="212760"/>
+                          </a:xfrm>
+                          <a:prstGeom prst="rect">
+                            <a:avLst/>
+                          </a:prstGeom>
+                          <a:noFill/>
+                          <a:ln w="0">
+                            <a:noFill/>
+                          </a:ln>
+                        </pic:spPr>
+                      </pic:pic>
+                      <wps:wsp>
+                        <wps:cNvPr id="4" name="Rectangle 64"/>
+                        <wps:cNvSpPr/>
+                        <wps:spPr>
+                          <a:xfrm>
+                            <a:off x="915120" y="778680"/>
+                            <a:ext cx="47520" cy="212760"/>
+                          </a:xfrm>
+                          <a:prstGeom prst="rect">
+                            <a:avLst/>
+                          </a:prstGeom>
+                          <a:noFill/>
+                          <a:ln w="0">
+                            <a:noFill/>
+                          </a:ln>
+                        </wps:spPr>
+                        <wps:style>
+                          <a:lnRef idx="0">
+                            <a:scrgbClr r="0" g="0" b="0"/>
+                          </a:lnRef>
+                          <a:fillRef idx="0">
+                            <a:scrgbClr r="0" g="0" b="0"/>
+                          </a:fillRef>
+                          <a:effectRef idx="0">
+                            <a:scrgbClr r="0" g="0" b="0"/>
+                          </a:effectRef>
+                          <a:fontRef idx="minor"/>
+                        </wps:style>
+                        <wps:txbx>
+                          <w:txbxContent>
+                            <w:p>
+                              <w:r>
+                                <w:rPr>
+                                  <w:rFonts w:ascii="Times New Roman" w:eastAsia="Times New Roman" w:hAnsi="Times New Roman" w:cs="Times New Roman"/>
+                                  <w:b/>
+                                  <w:sz w:val="24"/>
+                                </w:rPr>
+                                <w:t xml:space="preserve"> </w:t>
+                              </w:r>
+                            </w:p>
+                          </w:txbxContent>
+                        </wps:txbx>
+                        <wps:bodyPr lIns="0" tIns="0" rIns="0" bIns="0" anchor="t">
+                          <a:noAutofit/>
+                        </wps:bodyPr>
+                      </wps:wsp>
+                      <wps:wsp>
+                        <wps:cNvPr id="5" name="Rectangle 65"/>
+                        <wps:cNvSpPr/>
+                        <wps:spPr>
+                          <a:xfrm>
+                            <a:off x="951120" y="757080"/>
+                            <a:ext cx="55080" cy="248400"/>
+                          </a:xfrm>
+                          <a:prstGeom prst="rect">
+                            <a:avLst/>
+                          </a:prstGeom>
+                          <a:noFill/>
+                          <a:ln w="0">
+                            <a:noFill/>
+                          </a:ln>
+                        </wps:spPr>
+                        <wps:style>
+                          <a:lnRef idx="0">
+                            <a:scrgbClr r="0" g="0" b="0"/>
+                          </a:lnRef>
+                          <a:fillRef idx="0">
+                            <a:scrgbClr r="0" g="0" b="0"/>
+                          </a:fillRef>
+                          <a:effectRef idx="0">
+                            <a:scrgbClr r="0" g="0" b="0"/>
+                          </a:effectRef>
+                          <a:fontRef idx="minor"/>
+                        </wps:style>
+                        <wps:txbx>
+                          <w:txbxContent>
+                            <w:p>
+                              <w:r>
+                                <w:rPr>
+                                  <w:rFonts w:ascii="Times New Roman" w:eastAsia="Times New Roman" w:hAnsi="Times New Roman" w:cs="Times New Roman"/>
+                                  <w:sz w:val="28"/>
+                                </w:rPr>
+                                <w:t xml:space="preserve"> </w:t>
+                              </w:r>
+                            </w:p>
+                          </w:txbxContent>
+                        </wps:txbx>
+                        <wps:bodyPr lIns="0" tIns="0" rIns="0" bIns="0" anchor="t">
+                          <a:noAutofit/>
+                        </wps:bodyPr>
+                      </wps:wsp>
+                      <pic:pic xmlns:pic="http://schemas.openxmlformats.org/drawingml/2006/picture">
+                        <pic:nvPicPr>
+                          <pic:cNvPr id="6" name="Picture 67"/>
+                          <pic:cNvPicPr/>
+                        </pic:nvPicPr>
+                        <pic:blipFill>
+                          <a:blip r:embed="rId6"/>
+                          <a:stretch/>
+                        </pic:blipFill>
+                        <pic:spPr>
+                          <a:xfrm>
+                            <a:off x="1570320" y="142200"/>
+                            <a:ext cx="4575240" cy="172080"/>
+                          </a:xfrm>
+                          <a:prstGeom prst="rect">
+                            <a:avLst/>
+                          </a:prstGeom>
+                          <a:noFill/>
+                          <a:ln w="0">
+                            <a:noFill/>
+                          </a:ln>
+                        </pic:spPr>
+                      </pic:pic>
+                      <wps:wsp>
+                        <wps:cNvPr id="8" name="Rectangle 68"/>
+                        <wps:cNvSpPr/>
+                        <wps:spPr>
+                          <a:xfrm>
+                            <a:off x="1571040" y="178920"/>
+                            <a:ext cx="4928400" cy="172080"/>
+                          </a:xfrm>
+                          <a:prstGeom prst="rect">
+                            <a:avLst/>
+                          </a:prstGeom>
+                          <a:noFill/>
+                          <a:ln w="0">
+                            <a:noFill/>
+                          </a:ln>
+                        </wps:spPr>
+                        <wps:style>
+                          <a:lnRef idx="0">
+                            <a:scrgbClr r="0" g="0" b="0"/>
+                          </a:lnRef>
+                          <a:fillRef idx="0">
+                            <a:scrgbClr r="0" g="0" b="0"/>
+                          </a:fillRef>
+                          <a:effectRef idx="0">
+                            <a:scrgbClr r="0" g="0" b="0"/>
+                          </a:effectRef>
+                          <a:fontRef idx="minor"/>
+                        </wps:style>
+                        <wps:txbx>
+                          <w:txbxContent>
+                            <w:p>
+                              <w:r>
+                                <w:rPr>
+                                  <w:rFonts w:ascii="Times New Roman" w:eastAsia="Times New Roman" w:hAnsi="Times New Roman" w:cs="Times New Roman"/>
+                                  <w:b/>
+                                  <w:sz w:val="24"/>
+                                </w:rPr>
+                                <w:t>Московский государственный технический университет</w:t>
+                              </w:r>
+                            </w:p>
+                          </w:txbxContent>
+                        </wps:txbx>
+                        <wps:bodyPr lIns="0" tIns="0" rIns="0" bIns="0" anchor="t">
+                          <a:noAutofit/>
+                        </wps:bodyPr>
+                      </wps:wsp>
+                      <wps:wsp>
+                        <wps:cNvPr id="9" name="Rectangle 69"/>
+                        <wps:cNvSpPr/>
+                        <wps:spPr>
+                          <a:xfrm>
+                            <a:off x="5277960" y="126360"/>
+                            <a:ext cx="55800" cy="248760"/>
+                          </a:xfrm>
+                          <a:prstGeom prst="rect">
+                            <a:avLst/>
+                          </a:prstGeom>
+                          <a:noFill/>
+                          <a:ln w="0">
+                            <a:noFill/>
+                          </a:ln>
+                        </wps:spPr>
+                        <wps:style>
+                          <a:lnRef idx="0">
+                            <a:scrgbClr r="0" g="0" b="0"/>
+                          </a:lnRef>
+                          <a:fillRef idx="0">
+                            <a:scrgbClr r="0" g="0" b="0"/>
+                          </a:fillRef>
+                          <a:effectRef idx="0">
+                            <a:scrgbClr r="0" g="0" b="0"/>
+                          </a:effectRef>
+                          <a:fontRef idx="minor"/>
+                        </wps:style>
+                        <wps:txbx>
+                          <w:txbxContent>
+                            <w:p>
+                              <w:r>
+                                <w:rPr>
+                                  <w:rFonts w:ascii="Times New Roman" w:eastAsia="Times New Roman" w:hAnsi="Times New Roman" w:cs="Times New Roman"/>
+                                  <w:sz w:val="28"/>
+                                </w:rPr>
+                                <w:t xml:space="preserve"> </w:t>
+                              </w:r>
+                            </w:p>
+                          </w:txbxContent>
+                        </wps:txbx>
+                        <wps:bodyPr lIns="0" tIns="0" rIns="0" bIns="0" anchor="t">
+                          <a:noAutofit/>
+                        </wps:bodyPr>
+                      </wps:wsp>
+                      <pic:pic xmlns:pic="http://schemas.openxmlformats.org/drawingml/2006/picture">
+                        <pic:nvPicPr>
+                          <pic:cNvPr id="10" name="Picture 71"/>
+                          <pic:cNvPicPr/>
+                        </pic:nvPicPr>
+                        <pic:blipFill>
+                          <a:blip r:embed="rId5"/>
+                          <a:stretch/>
+                        </pic:blipFill>
+                        <pic:spPr>
+                          <a:xfrm>
+                            <a:off x="5277600" y="112320"/>
+                            <a:ext cx="46440" cy="212040"/>
+                          </a:xfrm>
+                          <a:prstGeom prst="rect">
+                            <a:avLst/>
+                          </a:prstGeom>
+                          <a:noFill/>
+                          <a:ln w="0">
+                            <a:noFill/>
+                          </a:ln>
+                        </pic:spPr>
+                      </pic:pic>
+                      <wps:wsp>
+                        <wps:cNvPr id="11" name="Rectangle 72"/>
+                        <wps:cNvSpPr/>
+                        <wps:spPr>
+                          <a:xfrm>
+                            <a:off x="5277960" y="140400"/>
+                            <a:ext cx="47520" cy="213480"/>
+                          </a:xfrm>
+                          <a:prstGeom prst="rect">
+                            <a:avLst/>
+                          </a:prstGeom>
+                          <a:noFill/>
+                          <a:ln w="0">
+                            <a:noFill/>
+                          </a:ln>
+                        </wps:spPr>
+                        <wps:style>
+                          <a:lnRef idx="0">
+                            <a:scrgbClr r="0" g="0" b="0"/>
+                          </a:lnRef>
+                          <a:fillRef idx="0">
+                            <a:scrgbClr r="0" g="0" b="0"/>
+                          </a:fillRef>
+                          <a:effectRef idx="0">
+                            <a:scrgbClr r="0" g="0" b="0"/>
+                          </a:effectRef>
+                          <a:fontRef idx="minor"/>
+                        </wps:style>
+                        <wps:txbx>
+                          <w:txbxContent>
+                            <w:p>
+                              <w:r>
+                                <w:rPr>
+                                  <w:rFonts w:ascii="Times New Roman" w:eastAsia="Times New Roman" w:hAnsi="Times New Roman" w:cs="Times New Roman"/>
+                                  <w:b/>
+                                  <w:sz w:val="24"/>
+                                </w:rPr>
+                                <w:t xml:space="preserve"> </w:t>
+                              </w:r>
+                            </w:p>
+                          </w:txbxContent>
+                        </wps:txbx>
+                        <wps:bodyPr lIns="0" tIns="0" rIns="0" bIns="0" anchor="t">
+                          <a:noAutofit/>
+                        </wps:bodyPr>
+                      </wps:wsp>
+                      <wps:wsp>
+                        <wps:cNvPr id="12" name="Rectangle 73"/>
+                        <wps:cNvSpPr/>
+                        <wps:spPr>
+                          <a:xfrm>
+                            <a:off x="5314320" y="118800"/>
+                            <a:ext cx="55800" cy="249480"/>
+                          </a:xfrm>
+                          <a:prstGeom prst="rect">
+                            <a:avLst/>
+                          </a:prstGeom>
+                          <a:noFill/>
+                          <a:ln w="0">
+                            <a:noFill/>
+                          </a:ln>
+                        </wps:spPr>
+                        <wps:style>
+                          <a:lnRef idx="0">
+                            <a:scrgbClr r="0" g="0" b="0"/>
+                          </a:lnRef>
+                          <a:fillRef idx="0">
+                            <a:scrgbClr r="0" g="0" b="0"/>
+                          </a:fillRef>
+                          <a:effectRef idx="0">
+                            <a:scrgbClr r="0" g="0" b="0"/>
+                          </a:effectRef>
+                          <a:fontRef idx="minor"/>
+                        </wps:style>
+                        <wps:txbx>
+                          <w:txbxContent>
+                            <w:p>
+                              <w:r>
+                                <w:rPr>
+                                  <w:rFonts w:ascii="Times New Roman" w:eastAsia="Times New Roman" w:hAnsi="Times New Roman" w:cs="Times New Roman"/>
+                                  <w:sz w:val="28"/>
+                                </w:rPr>
+                                <w:t xml:space="preserve"> </w:t>
+                              </w:r>
+                            </w:p>
+                          </w:txbxContent>
+                        </wps:txbx>
+                        <wps:bodyPr lIns="0" tIns="0" rIns="0" bIns="0" anchor="t">
+                          <a:noAutofit/>
+                        </wps:bodyPr>
+                      </wps:wsp>
+                      <pic:pic xmlns:pic="http://schemas.openxmlformats.org/drawingml/2006/picture">
+                        <pic:nvPicPr>
+                          <pic:cNvPr id="13" name="Picture 75"/>
+                          <pic:cNvPicPr/>
+                        </pic:nvPicPr>
+                        <pic:blipFill>
+                          <a:blip r:embed="rId7"/>
+                          <a:stretch/>
+                        </pic:blipFill>
+                        <pic:spPr>
+                          <a:xfrm>
+                            <a:off x="1626840" y="393840"/>
+                            <a:ext cx="4518720" cy="171360"/>
+                          </a:xfrm>
+                          <a:prstGeom prst="rect">
+                            <a:avLst/>
+                          </a:prstGeom>
+                          <a:noFill/>
+                          <a:ln w="0">
+                            <a:noFill/>
+                          </a:ln>
+                        </pic:spPr>
+                      </pic:pic>
+                      <wps:wsp>
+                        <wps:cNvPr id="14" name="Rectangle 76"/>
+                        <wps:cNvSpPr/>
+                        <wps:spPr>
+                          <a:xfrm>
+                            <a:off x="1627560" y="430560"/>
+                            <a:ext cx="4779720" cy="171360"/>
+                          </a:xfrm>
+                          <a:prstGeom prst="rect">
+                            <a:avLst/>
+                          </a:prstGeom>
+                          <a:noFill/>
+                          <a:ln w="0">
+                            <a:noFill/>
+                          </a:ln>
+                        </wps:spPr>
+                        <wps:style>
+                          <a:lnRef idx="0">
+                            <a:scrgbClr r="0" g="0" b="0"/>
+                          </a:lnRef>
+                          <a:fillRef idx="0">
+                            <a:scrgbClr r="0" g="0" b="0"/>
+                          </a:fillRef>
+                          <a:effectRef idx="0">
+                            <a:scrgbClr r="0" g="0" b="0"/>
+                          </a:effectRef>
+                          <a:fontRef idx="minor"/>
+                        </wps:style>
+                        <wps:txbx>
+                          <w:txbxContent>
+                            <w:p>
+                              <w:r>
+                                <w:rPr>
+                                  <w:rFonts w:ascii="Times New Roman" w:eastAsia="Times New Roman" w:hAnsi="Times New Roman" w:cs="Times New Roman"/>
+                                  <w:b/>
+                                  <w:sz w:val="24"/>
+                                </w:rPr>
+                                <w:t>Факультет ИУ «Информатика и системы управления»</w:t>
+                              </w:r>
+                            </w:p>
+                          </w:txbxContent>
+                        </wps:txbx>
+                        <wps:bodyPr lIns="0" tIns="0" rIns="0" bIns="0" anchor="t">
+                          <a:noAutofit/>
+                        </wps:bodyPr>
+                      </wps:wsp>
+                      <wps:wsp>
+                        <wps:cNvPr id="15" name="Rectangle 77"/>
+                        <wps:cNvSpPr/>
+                        <wps:spPr>
+                          <a:xfrm>
+                            <a:off x="5222160" y="377280"/>
+                            <a:ext cx="55080" cy="248760"/>
+                          </a:xfrm>
+                          <a:prstGeom prst="rect">
+                            <a:avLst/>
+                          </a:prstGeom>
+                          <a:noFill/>
+                          <a:ln w="0">
+                            <a:noFill/>
+                          </a:ln>
+                        </wps:spPr>
+                        <wps:style>
+                          <a:lnRef idx="0">
+                            <a:scrgbClr r="0" g="0" b="0"/>
+                          </a:lnRef>
+                          <a:fillRef idx="0">
+                            <a:scrgbClr r="0" g="0" b="0"/>
+                          </a:fillRef>
+                          <a:effectRef idx="0">
+                            <a:scrgbClr r="0" g="0" b="0"/>
+                          </a:effectRef>
+                          <a:fontRef idx="minor"/>
+                        </wps:style>
+                        <wps:txbx>
+                          <w:txbxContent>
+                            <w:p>
+                              <w:r>
+                                <w:rPr>
+                                  <w:rFonts w:ascii="Times New Roman" w:eastAsia="Times New Roman" w:hAnsi="Times New Roman" w:cs="Times New Roman"/>
+                                  <w:sz w:val="28"/>
+                                </w:rPr>
+                                <w:t xml:space="preserve"> </w:t>
+                              </w:r>
+                            </w:p>
+                          </w:txbxContent>
+                        </wps:txbx>
+                        <wps:bodyPr lIns="0" tIns="0" rIns="0" bIns="0" anchor="t">
+                          <a:noAutofit/>
+                        </wps:bodyPr>
+                      </wps:wsp>
+                      <pic:pic xmlns:pic="http://schemas.openxmlformats.org/drawingml/2006/picture">
+                        <pic:nvPicPr>
+                          <pic:cNvPr id="16" name="Picture 79"/>
+                          <pic:cNvPicPr/>
+                        </pic:nvPicPr>
+                        <pic:blipFill>
+                          <a:blip r:embed="rId5"/>
+                          <a:stretch/>
+                        </pic:blipFill>
+                        <pic:spPr>
+                          <a:xfrm>
+                            <a:off x="5221080" y="362520"/>
+                            <a:ext cx="46440" cy="212760"/>
+                          </a:xfrm>
+                          <a:prstGeom prst="rect">
+                            <a:avLst/>
+                          </a:prstGeom>
+                          <a:noFill/>
+                          <a:ln w="0">
+                            <a:noFill/>
+                          </a:ln>
+                        </pic:spPr>
+                      </pic:pic>
+                      <wps:wsp>
+                        <wps:cNvPr id="17" name="Rectangle 80"/>
+                        <wps:cNvSpPr/>
+                        <wps:spPr>
+                          <a:xfrm>
+                            <a:off x="5222160" y="390600"/>
+                            <a:ext cx="47160" cy="212040"/>
+                          </a:xfrm>
+                          <a:prstGeom prst="rect">
+                            <a:avLst/>
+                          </a:prstGeom>
+                          <a:noFill/>
+                          <a:ln w="0">
+                            <a:noFill/>
+                          </a:ln>
+                        </wps:spPr>
+                        <wps:style>
+                          <a:lnRef idx="0">
+                            <a:scrgbClr r="0" g="0" b="0"/>
+                          </a:lnRef>
+                          <a:fillRef idx="0">
+                            <a:scrgbClr r="0" g="0" b="0"/>
+                          </a:fillRef>
+                          <a:effectRef idx="0">
+                            <a:scrgbClr r="0" g="0" b="0"/>
+                          </a:effectRef>
+                          <a:fontRef idx="minor"/>
+                        </wps:style>
+                        <wps:txbx>
+                          <w:txbxContent>
+                            <w:p>
+                              <w:r>
+                                <w:rPr>
+                                  <w:rFonts w:ascii="Times New Roman" w:eastAsia="Times New Roman" w:hAnsi="Times New Roman" w:cs="Times New Roman"/>
+                                  <w:b/>
+                                  <w:sz w:val="24"/>
+                                </w:rPr>
+                                <w:t xml:space="preserve"> </w:t>
+                              </w:r>
+                            </w:p>
+                          </w:txbxContent>
+                        </wps:txbx>
+                        <wps:bodyPr lIns="0" tIns="0" rIns="0" bIns="0" anchor="t">
+                          <a:noAutofit/>
+                        </wps:bodyPr>
+                      </wps:wsp>
+                      <wps:wsp>
+                        <wps:cNvPr id="18" name="Rectangle 81"/>
+                        <wps:cNvSpPr/>
+                        <wps:spPr>
+                          <a:xfrm>
+                            <a:off x="5257800" y="369000"/>
+                            <a:ext cx="55080" cy="248400"/>
+                          </a:xfrm>
+                          <a:prstGeom prst="rect">
+                            <a:avLst/>
+                          </a:prstGeom>
+                          <a:noFill/>
+                          <a:ln w="0">
+                            <a:noFill/>
+                          </a:ln>
+                        </wps:spPr>
+                        <wps:style>
+                          <a:lnRef idx="0">
+                            <a:scrgbClr r="0" g="0" b="0"/>
+                          </a:lnRef>
+                          <a:fillRef idx="0">
+                            <a:scrgbClr r="0" g="0" b="0"/>
+                          </a:fillRef>
+                          <a:effectRef idx="0">
+                            <a:scrgbClr r="0" g="0" b="0"/>
+                          </a:effectRef>
+                          <a:fontRef idx="minor"/>
+                        </wps:style>
+                        <wps:txbx>
+                          <w:txbxContent>
+                            <w:p>
+                              <w:r>
+                                <w:rPr>
+                                  <w:rFonts w:ascii="Times New Roman" w:eastAsia="Times New Roman" w:hAnsi="Times New Roman" w:cs="Times New Roman"/>
+                                  <w:sz w:val="28"/>
+                                </w:rPr>
+                                <w:t xml:space="preserve"> </w:t>
+                              </w:r>
+                            </w:p>
+                          </w:txbxContent>
+                        </wps:txbx>
+                        <wps:bodyPr lIns="0" tIns="0" rIns="0" bIns="0" anchor="t">
+                          <a:noAutofit/>
+                        </wps:bodyPr>
+                      </wps:wsp>
+                      <pic:pic xmlns:pic="http://schemas.openxmlformats.org/drawingml/2006/picture">
+                        <pic:nvPicPr>
+                          <pic:cNvPr id="19" name="Picture 83"/>
+                          <pic:cNvPicPr/>
+                        </pic:nvPicPr>
+                        <pic:blipFill>
+                          <a:blip r:embed="rId8"/>
+                          <a:stretch/>
+                        </pic:blipFill>
+                        <pic:spPr>
+                          <a:xfrm>
+                            <a:off x="1583640" y="641880"/>
+                            <a:ext cx="1087200" cy="172080"/>
+                          </a:xfrm>
+                          <a:prstGeom prst="rect">
+                            <a:avLst/>
+                          </a:prstGeom>
+                          <a:noFill/>
+                          <a:ln w="0">
+                            <a:noFill/>
+                          </a:ln>
+                        </pic:spPr>
+                      </pic:pic>
+                      <wps:wsp>
+                        <wps:cNvPr id="20" name="Rectangle 84"/>
+                        <wps:cNvSpPr/>
+                        <wps:spPr>
+                          <a:xfrm>
+                            <a:off x="1584360" y="678960"/>
+                            <a:ext cx="1254073" cy="171360"/>
+                          </a:xfrm>
+                          <a:prstGeom prst="rect">
+                            <a:avLst/>
+                          </a:prstGeom>
+                          <a:noFill/>
+                          <a:ln w="0">
+                            <a:noFill/>
+                          </a:ln>
+                        </wps:spPr>
+                        <wps:style>
+                          <a:lnRef idx="0">
+                            <a:scrgbClr r="0" g="0" b="0"/>
+                          </a:lnRef>
+                          <a:fillRef idx="0">
+                            <a:scrgbClr r="0" g="0" b="0"/>
+                          </a:fillRef>
+                          <a:effectRef idx="0">
+                            <a:scrgbClr r="0" g="0" b="0"/>
+                          </a:effectRef>
+                          <a:fontRef idx="minor"/>
+                        </wps:style>
+                        <wps:txbx>
+                          <w:txbxContent>
+                            <w:p>
+                              <w:r>
+                                <w:rPr>
+                                  <w:rFonts w:ascii="Times New Roman" w:eastAsia="Times New Roman" w:hAnsi="Times New Roman" w:cs="Times New Roman"/>
+                                  <w:b/>
+                                  <w:sz w:val="24"/>
+                                </w:rPr>
+                                <w:t>Кафедра ИУ</w:t>
+                              </w:r>
+                              <w:r>
+                                <w:rPr>
+                                  <w:rFonts w:ascii="Times New Roman" w:eastAsia="Times New Roman" w:hAnsi="Times New Roman" w:cs="Times New Roman"/>
+                                  <w:b/>
+                                  <w:sz w:val="24"/>
+                                </w:rPr>
+                                <w:t xml:space="preserve"> -11</w:t>
+                              </w:r>
+                            </w:p>
+                          </w:txbxContent>
+                        </wps:txbx>
+                        <wps:bodyPr lIns="0" tIns="0" rIns="0" bIns="0" anchor="t">
+                          <a:noAutofit/>
+                        </wps:bodyPr>
+                      </wps:wsp>
+                      <pic:pic xmlns:pic="http://schemas.openxmlformats.org/drawingml/2006/picture">
+                        <pic:nvPicPr>
+                          <pic:cNvPr id="21" name="Picture 87"/>
+                          <pic:cNvPicPr/>
+                        </pic:nvPicPr>
+                        <pic:blipFill>
+                          <a:blip r:embed="rId9"/>
+                          <a:stretch/>
+                        </pic:blipFill>
+                        <pic:spPr>
+                          <a:xfrm>
+                            <a:off x="2402280" y="612000"/>
+                            <a:ext cx="64080" cy="212040"/>
+                          </a:xfrm>
+                          <a:prstGeom prst="rect">
+                            <a:avLst/>
+                          </a:prstGeom>
+                          <a:noFill/>
+                          <a:ln w="0">
+                            <a:noFill/>
+                          </a:ln>
+                        </pic:spPr>
+                      </pic:pic>
+                      <pic:pic xmlns:pic="http://schemas.openxmlformats.org/drawingml/2006/picture">
+                        <pic:nvPicPr>
+                          <pic:cNvPr id="24" name="Picture 91"/>
+                          <pic:cNvPicPr/>
+                        </pic:nvPicPr>
+                        <pic:blipFill>
+                          <a:blip r:embed="rId10"/>
+                          <a:stretch/>
+                        </pic:blipFill>
+                        <pic:spPr>
+                          <a:xfrm>
+                            <a:off x="2451240" y="641880"/>
+                            <a:ext cx="94680" cy="172080"/>
+                          </a:xfrm>
+                          <a:prstGeom prst="rect">
+                            <a:avLst/>
+                          </a:prstGeom>
+                          <a:noFill/>
+                          <a:ln w="0">
+                            <a:noFill/>
+                          </a:ln>
+                        </pic:spPr>
+                      </pic:pic>
+                      <wps:wsp>
+                        <wps:cNvPr id="26" name="Rectangle 93"/>
+                        <wps:cNvSpPr/>
+                        <wps:spPr>
+                          <a:xfrm>
+                            <a:off x="2523960" y="626040"/>
+                            <a:ext cx="55080" cy="248760"/>
+                          </a:xfrm>
+                          <a:prstGeom prst="rect">
+                            <a:avLst/>
+                          </a:prstGeom>
+                          <a:noFill/>
+                          <a:ln w="0">
+                            <a:noFill/>
+                          </a:ln>
+                        </wps:spPr>
+                        <wps:style>
+                          <a:lnRef idx="0">
+                            <a:scrgbClr r="0" g="0" b="0"/>
+                          </a:lnRef>
+                          <a:fillRef idx="0">
+                            <a:scrgbClr r="0" g="0" b="0"/>
+                          </a:fillRef>
+                          <a:effectRef idx="0">
+                            <a:scrgbClr r="0" g="0" b="0"/>
+                          </a:effectRef>
+                          <a:fontRef idx="minor"/>
+                        </wps:style>
+                        <wps:txbx>
+                          <w:txbxContent>
+                            <w:p>
+                              <w:r>
+                                <w:rPr>
+                                  <w:rFonts w:ascii="Times New Roman" w:eastAsia="Times New Roman" w:hAnsi="Times New Roman" w:cs="Times New Roman"/>
+                                  <w:sz w:val="28"/>
+                                </w:rPr>
+                                <w:t xml:space="preserve"> </w:t>
+                              </w:r>
+                            </w:p>
+                          </w:txbxContent>
+                        </wps:txbx>
+                        <wps:bodyPr lIns="0" tIns="0" rIns="0" bIns="0" anchor="t">
+                          <a:noAutofit/>
+                        </wps:bodyPr>
+                      </wps:wsp>
+                      <pic:pic xmlns:pic="http://schemas.openxmlformats.org/drawingml/2006/picture">
+                        <pic:nvPicPr>
+                          <pic:cNvPr id="27" name="Picture 95"/>
+                          <pic:cNvPicPr/>
+                        </pic:nvPicPr>
+                        <pic:blipFill>
+                          <a:blip r:embed="rId11"/>
+                          <a:stretch/>
+                        </pic:blipFill>
+                        <pic:spPr>
+                          <a:xfrm>
+                            <a:off x="2523600" y="641880"/>
+                            <a:ext cx="3622680" cy="172080"/>
+                          </a:xfrm>
+                          <a:prstGeom prst="rect">
+                            <a:avLst/>
+                          </a:prstGeom>
+                          <a:noFill/>
+                          <a:ln w="0">
+                            <a:noFill/>
+                          </a:ln>
+                        </pic:spPr>
+                      </pic:pic>
+                      <wps:wsp>
+                        <wps:cNvPr id="29" name="Rectangle 97"/>
+                        <wps:cNvSpPr/>
+                        <wps:spPr>
+                          <a:xfrm>
+                            <a:off x="2864410" y="678960"/>
+                            <a:ext cx="3596040" cy="171360"/>
+                          </a:xfrm>
+                          <a:prstGeom prst="rect">
+                            <a:avLst/>
+                          </a:prstGeom>
+                          <a:noFill/>
+                          <a:ln w="0">
+                            <a:noFill/>
+                          </a:ln>
+                        </wps:spPr>
+                        <wps:style>
+                          <a:lnRef idx="0">
+                            <a:scrgbClr r="0" g="0" b="0"/>
+                          </a:lnRef>
+                          <a:fillRef idx="0">
+                            <a:scrgbClr r="0" g="0" b="0"/>
+                          </a:fillRef>
+                          <a:effectRef idx="0">
+                            <a:scrgbClr r="0" g="0" b="0"/>
+                          </a:effectRef>
+                          <a:fontRef idx="minor"/>
+                        </wps:style>
+                        <wps:txbx>
+                          <w:txbxContent>
+                            <w:p>
+                              <w:r>
+                                <w:rPr>
+                                  <w:rFonts w:ascii="Times New Roman" w:eastAsia="Times New Roman" w:hAnsi="Times New Roman" w:cs="Times New Roman"/>
+                                  <w:b/>
+                                  <w:sz w:val="24"/>
+                                </w:rPr>
+                                <w:softHyphen/>
+                                <w:t>«Космические приборы и системы»</w:t>
+                              </w:r>
+                            </w:p>
+                          </w:txbxContent>
+                        </wps:txbx>
+                        <wps:bodyPr lIns="0" tIns="0" rIns="0" bIns="0" anchor="t">
+                          <a:noAutofit/>
+                        </wps:bodyPr>
+                      </wps:wsp>
+                      <wps:wsp>
+                        <wps:cNvPr id="30" name="Rectangle 98"/>
+                        <wps:cNvSpPr/>
+                        <wps:spPr>
+                          <a:xfrm>
+                            <a:off x="5265360" y="626040"/>
+                            <a:ext cx="55080" cy="248760"/>
+                          </a:xfrm>
+                          <a:prstGeom prst="rect">
+                            <a:avLst/>
+                          </a:prstGeom>
+                          <a:noFill/>
+                          <a:ln w="0">
+                            <a:noFill/>
+                          </a:ln>
+                        </wps:spPr>
+                        <wps:style>
+                          <a:lnRef idx="0">
+                            <a:scrgbClr r="0" g="0" b="0"/>
+                          </a:lnRef>
+                          <a:fillRef idx="0">
+                            <a:scrgbClr r="0" g="0" b="0"/>
+                          </a:fillRef>
+                          <a:effectRef idx="0">
+                            <a:scrgbClr r="0" g="0" b="0"/>
+                          </a:effectRef>
+                          <a:fontRef idx="minor"/>
+                        </wps:style>
+                        <wps:txbx>
+                          <w:txbxContent>
+                            <w:p>
+                              <w:r>
+                                <w:rPr>
+                                  <w:rFonts w:ascii="Times New Roman" w:eastAsia="Times New Roman" w:hAnsi="Times New Roman" w:cs="Times New Roman"/>
+                                  <w:sz w:val="28"/>
+                                </w:rPr>
+                                <w:t xml:space="preserve"> </w:t>
+                              </w:r>
+                            </w:p>
+                          </w:txbxContent>
+                        </wps:txbx>
+                        <wps:bodyPr lIns="0" tIns="0" rIns="0" bIns="0" anchor="t">
+                          <a:noAutofit/>
+                        </wps:bodyPr>
+                      </wps:wsp>
+                      <pic:pic xmlns:pic="http://schemas.openxmlformats.org/drawingml/2006/picture">
+                        <pic:nvPicPr>
+                          <pic:cNvPr id="31" name="Picture 100"/>
+                          <pic:cNvPicPr/>
+                        </pic:nvPicPr>
+                        <pic:blipFill>
+                          <a:blip r:embed="rId5"/>
+                          <a:stretch/>
+                        </pic:blipFill>
+                        <pic:spPr>
+                          <a:xfrm>
+                            <a:off x="5264280" y="612000"/>
+                            <a:ext cx="47160" cy="212040"/>
+                          </a:xfrm>
+                          <a:prstGeom prst="rect">
+                            <a:avLst/>
+                          </a:prstGeom>
+                          <a:noFill/>
+                          <a:ln w="0">
+                            <a:noFill/>
+                          </a:ln>
+                        </pic:spPr>
+                      </pic:pic>
+                      <wps:wsp>
+                        <wps:cNvPr id="32" name="Rectangle 101"/>
+                        <wps:cNvSpPr/>
+                        <wps:spPr>
+                          <a:xfrm>
+                            <a:off x="5265360" y="640800"/>
+                            <a:ext cx="47160" cy="212760"/>
+                          </a:xfrm>
+                          <a:prstGeom prst="rect">
+                            <a:avLst/>
+                          </a:prstGeom>
+                          <a:noFill/>
+                          <a:ln w="0">
+                            <a:noFill/>
+                          </a:ln>
+                        </wps:spPr>
+                        <wps:style>
+                          <a:lnRef idx="0">
+                            <a:scrgbClr r="0" g="0" b="0"/>
+                          </a:lnRef>
+                          <a:fillRef idx="0">
+                            <a:scrgbClr r="0" g="0" b="0"/>
+                          </a:fillRef>
+                          <a:effectRef idx="0">
+                            <a:scrgbClr r="0" g="0" b="0"/>
+                          </a:effectRef>
+                          <a:fontRef idx="minor"/>
+                        </wps:style>
+                        <wps:txbx>
+                          <w:txbxContent>
+                            <w:p>
+                              <w:r>
+                                <w:rPr>
+                                  <w:rFonts w:ascii="Times New Roman" w:eastAsia="Times New Roman" w:hAnsi="Times New Roman" w:cs="Times New Roman"/>
+                                  <w:b/>
+                                  <w:sz w:val="24"/>
+                                </w:rPr>
+                                <w:t xml:space="preserve"> </w:t>
+                              </w:r>
+                            </w:p>
+                          </w:txbxContent>
+                        </wps:txbx>
+                        <wps:bodyPr lIns="0" tIns="0" rIns="0" bIns="0" anchor="t">
+                          <a:noAutofit/>
+                        </wps:bodyPr>
+                      </wps:wsp>
+                      <wps:wsp>
+                        <wps:cNvPr id="33" name="Rectangle 102"/>
+                        <wps:cNvSpPr/>
+                        <wps:spPr>
+                          <a:xfrm>
+                            <a:off x="5301000" y="619200"/>
+                            <a:ext cx="55080" cy="248760"/>
+                          </a:xfrm>
+                          <a:prstGeom prst="rect">
+                            <a:avLst/>
+                          </a:prstGeom>
+                          <a:noFill/>
+                          <a:ln w="0">
+                            <a:noFill/>
+                          </a:ln>
+                        </wps:spPr>
+                        <wps:style>
+                          <a:lnRef idx="0">
+                            <a:scrgbClr r="0" g="0" b="0"/>
+                          </a:lnRef>
+                          <a:fillRef idx="0">
+                            <a:scrgbClr r="0" g="0" b="0"/>
+                          </a:fillRef>
+                          <a:effectRef idx="0">
+                            <a:scrgbClr r="0" g="0" b="0"/>
+                          </a:effectRef>
+                          <a:fontRef idx="minor"/>
+                        </wps:style>
+                        <wps:txbx>
+                          <w:txbxContent>
+                            <w:p>
+                              <w:r>
+                                <w:rPr>
+                                  <w:rFonts w:ascii="Times New Roman" w:eastAsia="Times New Roman" w:hAnsi="Times New Roman" w:cs="Times New Roman"/>
+                                  <w:sz w:val="28"/>
+                                </w:rPr>
+                                <w:t xml:space="preserve"> </w:t>
+                              </w:r>
+                            </w:p>
+                          </w:txbxContent>
+                        </wps:txbx>
+                        <wps:bodyPr lIns="0" tIns="0" rIns="0" bIns="0" anchor="t">
+                          <a:noAutofit/>
+                        </wps:bodyPr>
+                      </wps:wsp>
+                      <pic:pic xmlns:pic="http://schemas.openxmlformats.org/drawingml/2006/picture">
+                        <pic:nvPicPr>
+                          <pic:cNvPr id="34" name="Picture 104"/>
+                          <pic:cNvPicPr/>
+                        </pic:nvPicPr>
+                        <pic:blipFill>
+                          <a:blip r:embed="rId12"/>
+                          <a:stretch/>
+                        </pic:blipFill>
+                        <pic:spPr>
+                          <a:xfrm>
+                            <a:off x="2912760" y="964080"/>
+                            <a:ext cx="17640" cy="87480"/>
+                          </a:xfrm>
+                          <a:prstGeom prst="rect">
+                            <a:avLst/>
+                          </a:prstGeom>
+                          <a:noFill/>
+                          <a:ln w="0">
+                            <a:noFill/>
+                          </a:ln>
+                        </pic:spPr>
+                      </pic:pic>
+                      <wps:wsp>
+                        <wps:cNvPr id="35" name="Rectangle 105"/>
+                        <wps:cNvSpPr/>
+                        <wps:spPr>
+                          <a:xfrm>
+                            <a:off x="2927520" y="970920"/>
+                            <a:ext cx="55080" cy="248760"/>
+                          </a:xfrm>
+                          <a:prstGeom prst="rect">
+                            <a:avLst/>
+                          </a:prstGeom>
+                          <a:noFill/>
+                          <a:ln w="0">
+                            <a:noFill/>
+                          </a:ln>
+                        </wps:spPr>
+                        <wps:style>
+                          <a:lnRef idx="0">
+                            <a:scrgbClr r="0" g="0" b="0"/>
+                          </a:lnRef>
+                          <a:fillRef idx="0">
+                            <a:scrgbClr r="0" g="0" b="0"/>
+                          </a:fillRef>
+                          <a:effectRef idx="0">
+                            <a:scrgbClr r="0" g="0" b="0"/>
+                          </a:effectRef>
+                          <a:fontRef idx="minor"/>
+                        </wps:style>
+                        <wps:txbx>
+                          <w:txbxContent>
+                            <w:p>
+                              <w:r>
+                                <w:rPr>
+                                  <w:rFonts w:ascii="Times New Roman" w:eastAsia="Times New Roman" w:hAnsi="Times New Roman" w:cs="Times New Roman"/>
+                                  <w:sz w:val="28"/>
+                                </w:rPr>
+                                <w:t xml:space="preserve"> </w:t>
+                              </w:r>
+                            </w:p>
+                          </w:txbxContent>
+                        </wps:txbx>
+                        <wps:bodyPr lIns="0" tIns="0" rIns="0" bIns="0" anchor="t">
+                          <a:noAutofit/>
+                        </wps:bodyPr>
+                      </wps:wsp>
+                      <wps:wsp>
+                        <wps:cNvPr id="36" name="Shape 8320"/>
+                        <wps:cNvSpPr/>
+                        <wps:spPr>
+                          <a:xfrm>
+                            <a:off x="0" y="1122840"/>
+                            <a:ext cx="5823720" cy="7560"/>
+                          </a:xfrm>
+                          <a:custGeom>
+                            <a:avLst/>
+                            <a:gdLst/>
+                            <a:ahLst/>
+                            <a:cxnLst/>
+                            <a:rect l="l" t="t" r="r" b="b"/>
+                            <a:pathLst>
+                              <a:path w="6158865" h="9144">
+                                <a:moveTo>
+                                  <a:pt x="0" y="0"/>
+                                </a:moveTo>
+                                <a:lnTo>
+                                  <a:pt x="6158865" y="0"/>
+                                </a:lnTo>
+                                <a:lnTo>
+                                  <a:pt x="6158865" y="9144"/>
+                                </a:lnTo>
+                                <a:lnTo>
+                                  <a:pt x="0" y="9144"/>
+                                </a:lnTo>
+                                <a:lnTo>
+                                  <a:pt x="0" y="0"/>
+                                </a:lnTo>
+                              </a:path>
+                            </a:pathLst>
+                          </a:custGeom>
+                          <a:solidFill>
+                            <a:srgbClr val="000000"/>
+                          </a:solidFill>
+                          <a:ln w="0">
+                            <a:noFill/>
+                          </a:ln>
+                        </wps:spPr>
+                        <wps:style>
+                          <a:lnRef idx="0">
+                            <a:scrgbClr r="0" g="0" b="0"/>
+                          </a:lnRef>
+                          <a:fillRef idx="0">
+                            <a:scrgbClr r="0" g="0" b="0"/>
+                          </a:fillRef>
+                          <a:effectRef idx="0">
+                            <a:scrgbClr r="0" g="0" b="0"/>
+                          </a:effectRef>
+                          <a:fontRef idx="minor"/>
+                        </wps:style>
+                        <wps:bodyPr/>
+                      </wps:wsp>
+                      <wps:wsp>
+                        <wps:cNvPr id="37" name="Shape 8321"/>
+                        <wps:cNvSpPr/>
+                        <wps:spPr>
+                          <a:xfrm>
+                            <a:off x="0" y="1077120"/>
+                            <a:ext cx="5823720" cy="35640"/>
+                          </a:xfrm>
+                          <a:custGeom>
+                            <a:avLst/>
+                            <a:gdLst/>
+                            <a:ahLst/>
+                            <a:cxnLst/>
+                            <a:rect l="l" t="t" r="r" b="b"/>
+                            <a:pathLst>
+                              <a:path w="6158865" h="38100">
+                                <a:moveTo>
+                                  <a:pt x="0" y="0"/>
+                                </a:moveTo>
+                                <a:lnTo>
+                                  <a:pt x="6158865" y="0"/>
+                                </a:lnTo>
+                                <a:lnTo>
+                                  <a:pt x="6158865" y="38100"/>
+                                </a:lnTo>
+                                <a:lnTo>
+                                  <a:pt x="0" y="38100"/>
+                                </a:lnTo>
+                                <a:lnTo>
+                                  <a:pt x="0" y="0"/>
+                                </a:lnTo>
+                              </a:path>
+                            </a:pathLst>
+                          </a:custGeom>
+                          <a:solidFill>
+                            <a:srgbClr val="000000"/>
+                          </a:solidFill>
+                          <a:ln w="0">
+                            <a:noFill/>
+                          </a:ln>
+                        </wps:spPr>
+                        <wps:style>
+                          <a:lnRef idx="0">
+                            <a:scrgbClr r="0" g="0" b="0"/>
+                          </a:lnRef>
+                          <a:fillRef idx="0">
+                            <a:scrgbClr r="0" g="0" b="0"/>
+                          </a:fillRef>
+                          <a:effectRef idx="0">
+                            <a:scrgbClr r="0" g="0" b="0"/>
+                          </a:effectRef>
+                          <a:fontRef idx="minor"/>
+                        </wps:style>
+                        <wps:bodyPr/>
+                      </wps:wsp>
+                      <pic:pic xmlns:pic="http://schemas.openxmlformats.org/drawingml/2006/picture">
+                        <pic:nvPicPr>
+                          <pic:cNvPr id="38" name="Picture 109"/>
+                          <pic:cNvPicPr/>
+                        </pic:nvPicPr>
+                        <pic:blipFill>
+                          <a:blip r:embed="rId13"/>
+                          <a:stretch/>
+                        </pic:blipFill>
+                        <pic:spPr>
+                          <a:xfrm>
+                            <a:off x="141480" y="0"/>
+                            <a:ext cx="772200" cy="877680"/>
+                          </a:xfrm>
+                          <a:prstGeom prst="rect">
+                            <a:avLst/>
+                          </a:prstGeom>
+                          <a:noFill/>
+                          <a:ln w="0">
+                            <a:noFill/>
+                          </a:ln>
+                        </pic:spPr>
+                      </pic:pic>
+                    </wpg:wgp>
+                  </a:graphicData>
+                </a:graphic>
+                <wp14:sizeRelH relativeFrom="page">
+                  <wp14:pctWidth>0</wp14:pctWidth>
+                </wp14:sizeRelH>
+                <wp14:sizeRelV relativeFrom="page">
+                  <wp14:pctHeight>0</wp14:pctHeight>
+                </wp14:sizeRelV>
+              </wp:anchor>
+            </w:drawing>
+          </mc:Choice>
+          <mc:Fallback>
+            <w:pict>
+              <v:group w14:anchorId="09449C79" id="Group 6468" o:spid="_x0000_s1026" style="position:absolute;left:0;text-align:left;margin-left:83.25pt;margin-top:57pt;width:511.75pt;height:96.65pt;z-index:2;mso-wrap-distance-left:8.95pt;mso-wrap-distance-bottom:.05pt;mso-position-horizontal-relative:page;mso-position-vertical-relative:page" coordsize="64994,12279" o:gfxdata="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" o:allowincell="f">
+                <v:rect id="Rectangle 6" o:spid="_x0000_s1027" style="position:absolute;left:58248;top:9792;width:550;height:2487;visibility:visible;mso-wrap-style:square;v-text-anchor:top" o:gfxdata="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" filled="f" stroked="f" strokeweight="0">
+                  <v:textbox inset="0,0,0,0">
+                    <w:txbxContent>
+                      <w:p>
+                        <w:r>
+                          <w:rPr>
+                            <w:rFonts w:ascii="Times New Roman" w:eastAsia="Times New Roman" w:hAnsi="Times New Roman" w:cs="Times New Roman"/>
+                            <w:sz w:val="28"/>
+                          </w:rPr>
+                          <w:t xml:space="preserve"> </w:t>
+                        </w:r>
+                      </w:p>
+                    </w:txbxContent>
+                  </v:textbox>
+                </v:rect>
+                <v:shapetype id="_x0000_t75" coordsize="21600,21600" o:spt="75" o:preferrelative="t" path="m@4@5l@4@11@9@11@9@5xe" filled="f" stroked="f">
+                  <v:stroke joinstyle="miter"/>
+                  <v:formulas>
+                    <v:f eqn="if lineDrawn pixelLineWidth 0"/>
+                    <v:f eqn="sum @0 1 0"/>
+                    <v:f eqn="sum 0 0 @1"/>
+                    <v:f eqn="prod @2 1 2"/>
+                    <v:f eqn="prod @3 21600 pixelWidth"/>
+                    <v:f eqn="prod @3 21600 pixelHeight"/>
+                    <v:f eqn="sum @0 0 1"/>
+                    <v:f eqn="prod @6 1 2"/>
+                    <v:f eqn="prod @7 21600 pixelWidth"/>
+                    <v:f eqn="sum @8 21600 0"/>
+                    <v:f eqn="prod @7 21600 pixelHeight"/>
+                    <v:f eqn="sum @10 21600 0"/>
+                  </v:formulas>
+                  <v:path o:extrusionok="f" gradientshapeok="t" o:connecttype="rect"/>
+                  <o:lock v:ext="edit" aspectratio="t"/>
+                </v:shapetype>
+                <v:shape id="Picture 63" o:spid="_x0000_s1028" type="#_x0000_t75" style="position:absolute;left:9144;top:7491;width:471;height:2128;visibility:visible;mso-wrap-style:square" o:gfxdata="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" strokeweight="0">
+                  <v:imagedata r:id="rId14" o:title=""/>
+                </v:shape>
+                <v:rect id="Rectangle 64" o:spid="_x0000_s1029" style="position:absolute;left:9151;top:7786;width:475;height:2128;visibility:visible;mso-wrap-style:square;v-text-anchor:top" o:gfxdata="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" filled="f" stroked="f" strokeweight="0">
+                  <v:textbox inset="0,0,0,0">
+                    <w:txbxContent>
+                      <w:p>
+                        <w:r>
+                          <w:rPr>
+                            <w:rFonts w:ascii="Times New Roman" w:eastAsia="Times New Roman" w:hAnsi="Times New Roman" w:cs="Times New Roman"/>
+                            <w:b/>
+                            <w:sz w:val="24"/>
+                          </w:rPr>
+                          <w:t xml:space="preserve"> </w:t>
+                        </w:r>
+                      </w:p>
+                    </w:txbxContent>
+                  </v:textbox>
+                </v:rect>
+                <v:rect id="Rectangle 65" o:spid="_x0000_s1030" style="position:absolute;left:9511;top:7570;width:551;height:2484;visibility:visible;mso-wrap-style:square;v-text-anchor:top" o:gfxdata="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" filled="f" stroked="f" strokeweight="0">
+                  <v:textbox inset="0,0,0,0">
+                    <w:txbxContent>
+                      <w:p>
+                        <w:r>
+                          <w:rPr>
+                            <w:rFonts w:ascii="Times New Roman" w:eastAsia="Times New Roman" w:hAnsi="Times New Roman" w:cs="Times New Roman"/>
+                            <w:sz w:val="28"/>
+                          </w:rPr>
+                          <w:t xml:space="preserve"> </w:t>
+                        </w:r>
+                      </w:p>
+                    </w:txbxContent>
+                  </v:textbox>
+                </v:rect>
+                <v:shape id="Picture 67" o:spid="_x0000_s1031" type="#_x0000_t75" style="position:absolute;left:15703;top:1422;width:45752;height:1720;visibility:visible;mso-wrap-style:square" o:gfxdata="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" strokeweight="0">
+                  <v:imagedata r:id="rId15" o:title=""/>
+                </v:shape>
+                <v:rect id="Rectangle 68" o:spid="_x0000_s1032" style="position:absolute;left:15710;top:1789;width:49284;height:1721;visibility:visible;mso-wrap-style:square;v-text-anchor:top" o:gfxdata="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" filled="f" stroked="f" strokeweight="0">
+                  <v:textbox inset="0,0,0,0">
+                    <w:txbxContent>
+                      <w:p>
+                        <w:r>
+                          <w:rPr>
+                            <w:rFonts w:ascii="Times New Roman" w:eastAsia="Times New Roman" w:hAnsi="Times New Roman" w:cs="Times New Roman"/>
+                            <w:b/>
+                            <w:sz w:val="24"/>
+                          </w:rPr>
+                          <w:t>Московский государственный технический университет</w:t>
+                        </w:r>
+                      </w:p>
+                    </w:txbxContent>
+                  </v:textbox>
+                </v:rect>
+                <v:rect id="Rectangle 69" o:spid="_x0000_s1033" style="position:absolute;left:52779;top:1263;width:558;height:2488;visibility:visible;mso-wrap-style:square;v-text-anchor:top" o:gfxdata="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" filled="f" stroked="f" strokeweight="0">
+                  <v:textbox inset="0,0,0,0">
+                    <w:txbxContent>
+                      <w:p>
+                        <w:r>
+                          <w:rPr>
+                            <w:rFonts w:ascii="Times New Roman" w:eastAsia="Times New Roman" w:hAnsi="Times New Roman" w:cs="Times New Roman"/>
+                            <w:sz w:val="28"/>
+                          </w:rPr>
+                          <w:t xml:space="preserve"> </w:t>
+                        </w:r>
+                      </w:p>
+                    </w:txbxContent>
+                  </v:textbox>
+                </v:rect>
+                <v:shape id="Picture 71" o:spid="_x0000_s1034" type="#_x0000_t75" style="position:absolute;left:52776;top:1123;width:464;height:2120;visibility:visible;mso-wrap-style:square" o:gfxdata="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" strokeweight="0">
+                  <v:imagedata r:id="rId14" o:title=""/>
+                </v:shape>
+                <v:rect id="Rectangle 72" o:spid="_x0000_s1035" style="position:absolute;left:52779;top:1404;width:475;height:2134;visibility:visible;mso-wrap-style:square;v-text-anchor:top" o:gfxdata="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" filled="f" stroked="f" strokeweight="0">
+                  <v:textbox inset="0,0,0,0">
+                    <w:txbxContent>
+                      <w:p>
+                        <w:r>
+                          <w:rPr>
+                            <w:rFonts w:ascii="Times New Roman" w:eastAsia="Times New Roman" w:hAnsi="Times New Roman" w:cs="Times New Roman"/>
+                            <w:b/>
+                            <w:sz w:val="24"/>
+                          </w:rPr>
+                          <w:t xml:space="preserve"> </w:t>
+                        </w:r>
+                      </w:p>
+                    </w:txbxContent>
+                  </v:textbox>
+                </v:rect>
+                <v:rect id="Rectangle 73" o:spid="_x0000_s1036" style="position:absolute;left:53143;top:1188;width:558;height:2494;visibility:visible;mso-wrap-style:square;v-text-anchor:top" o:gfxdata="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" filled="f" stroked="f" strokeweight="0">
+                  <v:textbox inset="0,0,0,0">
+                    <w:txbxContent>
+                      <w:p>
+                        <w:r>
+                          <w:rPr>
+                            <w:rFonts w:ascii="Times New Roman" w:eastAsia="Times New Roman" w:hAnsi="Times New Roman" w:cs="Times New Roman"/>
+                            <w:sz w:val="28"/>
+                          </w:rPr>
+                          <w:t xml:space="preserve"> </w:t>
+                        </w:r>
+                      </w:p>
+                    </w:txbxContent>
+                  </v:textbox>
+                </v:rect>
+                <v:shape id="Picture 75" o:spid="_x0000_s1037" type="#_x0000_t75" style="position:absolute;left:16268;top:3938;width:45187;height:1714;visibility:visible;mso-wrap-style:square" o:gfxdata="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" strokeweight="0">
+                  <v:imagedata r:id="rId16" o:title=""/>
+                </v:shape>
+                <v:rect id="Rectangle 76" o:spid="_x0000_s1038" style="position:absolute;left:16275;top:4305;width:47797;height:1714;visibility:visible;mso-wrap-style:square;v-text-anchor:top" o:gfxdata="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" filled="f" stroked="f" strokeweight="0">
+                  <v:textbox inset="0,0,0,0">
+                    <w:txbxContent>
+                      <w:p>
+                        <w:r>
+                          <w:rPr>
+                            <w:rFonts w:ascii="Times New Roman" w:eastAsia="Times New Roman" w:hAnsi="Times New Roman" w:cs="Times New Roman"/>
+                            <w:b/>
+                            <w:sz w:val="24"/>
+                          </w:rPr>
+                          <w:t>Факультет ИУ «Информатика и системы управления»</w:t>
+                        </w:r>
+                      </w:p>
+                    </w:txbxContent>
+                  </v:textbox>
+                </v:rect>
+                <v:rect id="Rectangle 77" o:spid="_x0000_s1039" style="position:absolute;left:52221;top:3772;width:551;height:2488;visibility:visible;mso-wrap-style:square;v-text-anchor:top" o:gfxdata="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" filled="f" stroked="f" strokeweight="0">
+                  <v:textbox inset="0,0,0,0">
+                    <w:txbxContent>
+                      <w:p>
+                        <w:r>
+                          <w:rPr>
+                            <w:rFonts w:ascii="Times New Roman" w:eastAsia="Times New Roman" w:hAnsi="Times New Roman" w:cs="Times New Roman"/>
+                            <w:sz w:val="28"/>
+                          </w:rPr>
+                          <w:t xml:space="preserve"> </w:t>
+                        </w:r>
+                      </w:p>
+                    </w:txbxContent>
+                  </v:textbox>
+                </v:rect>
+                <v:shape id="Picture 79" o:spid="_x0000_s1040" type="#_x0000_t75" style="position:absolute;left:52210;top:3625;width:465;height:2127;visibility:visible;mso-wrap-style:square" o:gfxdata="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" strokeweight="0">
+                  <v:imagedata r:id="rId14" o:title=""/>
+                </v:shape>
+                <v:rect id="Rectangle 80" o:spid="_x0000_s1041" style="position:absolute;left:52221;top:3906;width:472;height:2120;visibility:visible;mso-wrap-style:square;v-text-anchor:top" o:gfxdata="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" filled="f" stroked="f" strokeweight="0">
+                  <v:textbox inset="0,0,0,0">
+                    <w:txbxContent>
+                      <w:p>
+                        <w:r>
+                          <w:rPr>
+                            <w:rFonts w:ascii="Times New Roman" w:eastAsia="Times New Roman" w:hAnsi="Times New Roman" w:cs="Times New Roman"/>
+                            <w:b/>
+                            <w:sz w:val="24"/>
+                          </w:rPr>
+                          <w:t xml:space="preserve"> </w:t>
+                        </w:r>
+                      </w:p>
+                    </w:txbxContent>
+                  </v:textbox>
+                </v:rect>
+                <v:rect id="Rectangle 81" o:spid="_x0000_s1042" style="position:absolute;left:52578;top:3690;width:550;height:2484;visibility:visible;mso-wrap-style:square;v-text-anchor:top" o:gfxdata="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" filled="f" stroked="f" strokeweight="0">
+                  <v:textbox inset="0,0,0,0">
+                    <w:txbxContent>
+                      <w:p>
+                        <w:r>
+                          <w:rPr>
+                            <w:rFonts w:ascii="Times New Roman" w:eastAsia="Times New Roman" w:hAnsi="Times New Roman" w:cs="Times New Roman"/>
+                            <w:sz w:val="28"/>
+                          </w:rPr>
+                          <w:t xml:space="preserve"> </w:t>
+                        </w:r>
+                      </w:p>
+                    </w:txbxContent>
+                  </v:textbox>
+                </v:rect>
+                <v:shape id="Picture 83" o:spid="_x0000_s1043" type="#_x0000_t75" style="position:absolute;left:15836;top:6418;width:10872;height:1721;visibility:visible;mso-wrap-style:square" o:gfxdata="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" strokeweight="0">
+                  <v:imagedata r:id="rId17" o:title=""/>
+                </v:shape>
+                <v:rect id="Rectangle 84" o:spid="_x0000_s1044" style="position:absolute;left:15843;top:6789;width:12541;height:1714;visibility:visible;mso-wrap-style:square;v-text-anchor:top" o:gfxdata="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" filled="f" stroked="f" strokeweight="0">
+                  <v:textbox inset="0,0,0,0">
+                    <w:txbxContent>
+                      <w:p>
+                        <w:r>
+                          <w:rPr>
+                            <w:rFonts w:ascii="Times New Roman" w:eastAsia="Times New Roman" w:hAnsi="Times New Roman" w:cs="Times New Roman"/>
+                            <w:b/>
+                            <w:sz w:val="24"/>
+                          </w:rPr>
+                          <w:t>Кафедра ИУ</w:t>
+                        </w:r>
+                        <w:r>
+                          <w:rPr>
+                            <w:rFonts w:ascii="Times New Roman" w:eastAsia="Times New Roman" w:hAnsi="Times New Roman" w:cs="Times New Roman"/>
+                            <w:b/>
+                            <w:sz w:val="24"/>
+                          </w:rPr>
+                          <w:t xml:space="preserve"> -11</w:t>
+                        </w:r>
+                      </w:p>
+                    </w:txbxContent>
+                  </v:textbox>
+                </v:rect>
+                <v:shape id="Picture 87" o:spid="_x0000_s1045" type="#_x0000_t75" style="position:absolute;left:24022;top:6120;width:641;height:2120;visibility:visible;mso-wrap-style:square" o:gfxdata="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" strokeweight="0">
+                  <v:imagedata r:id="rId18" o:title=""/>
+                </v:shape>
+                <v:shape id="Picture 91" o:spid="_x0000_s1046" type="#_x0000_t75" style="position:absolute;left:24512;top:6418;width:947;height:1721;visibility:visible;mso-wrap-style:square" o:gfxdata="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" strokeweight="0">
+                  <v:imagedata r:id="rId19" o:title=""/>
+                </v:shape>
+                <v:rect id="Rectangle 93" o:spid="_x0000_s1047" style="position:absolute;left:25239;top:6260;width:551;height:2488;visibility:visible;mso-wrap-style:square;v-text-anchor:top" o:gfxdata="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" filled="f" stroked="f" strokeweight="0">
+                  <v:textbox inset="0,0,0,0">
+                    <w:txbxContent>
+                      <w:p>
+                        <w:r>
+                          <w:rPr>
+                            <w:rFonts w:ascii="Times New Roman" w:eastAsia="Times New Roman" w:hAnsi="Times New Roman" w:cs="Times New Roman"/>
+                            <w:sz w:val="28"/>
+                          </w:rPr>
+                          <w:t xml:space="preserve"> </w:t>
+                        </w:r>
+                      </w:p>
+                    </w:txbxContent>
+                  </v:textbox>
+                </v:rect>
+                <v:shape id="Picture 95" o:spid="_x0000_s1048" type="#_x0000_t75" style="position:absolute;left:25236;top:6418;width:36226;height:1721;visibility:visible;mso-wrap-style:square" o:gfxdata="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" strokeweight="0">
+                  <v:imagedata r:id="rId20" o:title=""/>
+                </v:shape>
+                <v:rect id="Rectangle 97" o:spid="_x0000_s1049" style="position:absolute;left:28644;top:6789;width:35960;height:1714;visibility:visible;mso-wrap-style:square;v-text-anchor:top" o:gfxdata="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" filled="f" stroked="f" strokeweight="0">
+                  <v:textbox inset="0,0,0,0">
+                    <w:txbxContent>
+                      <w:p>
+                        <w:r>
+                          <w:rPr>
+                            <w:rFonts w:ascii="Times New Roman" w:eastAsia="Times New Roman" w:hAnsi="Times New Roman" w:cs="Times New Roman"/>
+                            <w:b/>
+                            <w:sz w:val="24"/>
+                          </w:rPr>
+                          <w:softHyphen/>
+                          <w:t>«Космические приборы и системы»</w:t>
+                        </w:r>
+                      </w:p>
+                    </w:txbxContent>
+                  </v:textbox>
+                </v:rect>
+                <v:rect id="Rectangle 98" o:spid="_x0000_s1050" style="position:absolute;left:52653;top:6260;width:551;height:2488;visibility:visible;mso-wrap-style:square;v-text-anchor:top" o:gfxdata="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" filled="f" stroked="f" strokeweight="0">
+                  <v:textbox inset="0,0,0,0">
+                    <w:txbxContent>
+                      <w:p>
+                        <w:r>
+                          <w:rPr>
+                            <w:rFonts w:ascii="Times New Roman" w:eastAsia="Times New Roman" w:hAnsi="Times New Roman" w:cs="Times New Roman"/>
+                            <w:sz w:val="28"/>
+                          </w:rPr>
+                          <w:t xml:space="preserve"> </w:t>
+                        </w:r>
+                      </w:p>
+                    </w:txbxContent>
+                  </v:textbox>
+                </v:rect>
+                <v:shape id="Picture 100" o:spid="_x0000_s1051" type="#_x0000_t75" style="position:absolute;left:52642;top:6120;width:472;height:2120;visibility:visible;mso-wrap-style:square" o:gfxdata="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" strokeweight="0">
+                  <v:imagedata r:id="rId14" o:title=""/>
+                </v:shape>
+                <v:rect id="Rectangle 101" o:spid="_x0000_s1052" style="position:absolute;left:52653;top:6408;width:472;height:2127;visibility:visible;mso-wrap-style:square;v-text-anchor:top" o:gfxdata="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" filled="f" stroked="f" strokeweight="0">
+                  <v:textbox inset="0,0,0,0">
+                    <w:txbxContent>
+                      <w:p>
+                        <w:r>
+                          <w:rPr>
+                            <w:rFonts w:ascii="Times New Roman" w:eastAsia="Times New Roman" w:hAnsi="Times New Roman" w:cs="Times New Roman"/>
+                            <w:b/>
+                            <w:sz w:val="24"/>
+                          </w:rPr>
+                          <w:t xml:space="preserve"> </w:t>
+                        </w:r>
+                      </w:p>
+                    </w:txbxContent>
+                  </v:textbox>
+                </v:rect>
+                <v:rect id="Rectangle 102" o:spid="_x0000_s1053" style="position:absolute;left:53010;top:6192;width:550;height:2487;visibility:visible;mso-wrap-style:square;v-text-anchor:top" o:gfxdata="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" filled="f" stroked="f" strokeweight="0">
+                  <v:textbox inset="0,0,0,0">
+                    <w:txbxContent>
+                      <w:p>
+                        <w:r>
+                          <w:rPr>
+                            <w:rFonts w:ascii="Times New Roman" w:eastAsia="Times New Roman" w:hAnsi="Times New Roman" w:cs="Times New Roman"/>
+                            <w:sz w:val="28"/>
+                          </w:rPr>
+                          <w:t xml:space="preserve"> </w:t>
+                        </w:r>
+                      </w:p>
+                    </w:txbxContent>
+                  </v:textbox>
+                </v:rect>
+                <v:shape id="Picture 104" o:spid="_x0000_s1054" type="#_x0000_t75" style="position:absolute;left:29127;top:9640;width:177;height:875;visibility:visible;mso-wrap-style:square" o:gfxdata="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" strokeweight="0">
+                  <v:imagedata r:id="rId21" o:title=""/>
+                </v:shape>
+                <v:rect id="Rectangle 105" o:spid="_x0000_s1055" style="position:absolute;left:29275;top:9709;width:551;height:2487;visibility:visible;mso-wrap-style:square;v-text-anchor:top" o:gfxdata="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" filled="f" stroked="f" strokeweight="0">
+                  <v:textbox inset="0,0,0,0">
+                    <w:txbxContent>
+                      <w:p>
+                        <w:r>
+                          <w:rPr>
+                            <w:rFonts w:ascii="Times New Roman" w:eastAsia="Times New Roman" w:hAnsi="Times New Roman" w:cs="Times New Roman"/>
+                            <w:sz w:val="28"/>
+                          </w:rPr>
+                          <w:t xml:space="preserve"> </w:t>
+                        </w:r>
+                      </w:p>
+                    </w:txbxContent>
+                  </v:textbox>
+                </v:rect>
+                <v:shape id="Shape 8320" o:spid="_x0000_s1056" style="position:absolute;top:11228;width:58237;height:76;visibility:visible;mso-wrap-style:square;v-text-anchor:top" coordsize="6158865,9144" o:gfxdata="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" path="m,l6158865,r,9144l,9144,,e" fillcolor="black" stroked="f" strokeweight="0">
+                  <v:path arrowok="t"/>
+                </v:shape>
+                <v:shape id="Shape 8321" o:spid="_x0000_s1057" style="position:absolute;top:10771;width:58237;height:356;visibility:visible;mso-wrap-style:square;v-text-anchor:top" coordsize="6158865,38100" o:gfxdata="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" path="m,l6158865,r,38100l,38100,,e" fillcolor="black" stroked="f" strokeweight="0">
+                  <v:path arrowok="t"/>
+                </v:shape>
+                <v:shape id="Picture 109" o:spid="_x0000_s1058" type="#_x0000_t75" style="position:absolute;left:1414;width:7722;height:8776;visibility:visible;mso-wrap-style:square" o:gfxdata="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" strokeweight="0">
+                  <v:imagedata r:id="rId22" o:title=""/>
+                </v:shape>
+                <w10:wrap type="topAndBottom" anchorx="page" anchory="page"/>
+              </v:group>
+            </w:pict>
+          </mc:Fallback>
+        </mc:AlternateContent>
       </w:r>
       <w:sdt>
         <w:sdtPr>
@@ -685,7 +1945,21 @@
           <w:rFonts w:ascii="Times New Roman" w:eastAsia="Times New Roman" w:hAnsi="Times New Roman" w:cs="Times New Roman"/>
           <w:sz w:val="28"/>
         </w:rPr>
-        <w:t xml:space="preserve">Никитин Н.В.   </w:t>
+        <w:t>Бубелов</w:t>
+      </w:r>
+      <w:r>
+        <w:rPr>
+          <w:rFonts w:ascii="Times New Roman" w:eastAsia="Times New Roman" w:hAnsi="Times New Roman" w:cs="Times New Roman"/>
+          <w:sz w:val="28"/>
+        </w:rPr>
+        <w:t xml:space="preserve"> </w:t>
+      </w:r>
+      <w:r>
+        <w:rPr>
+          <w:rFonts w:ascii="Times New Roman" w:eastAsia="Times New Roman" w:hAnsi="Times New Roman" w:cs="Times New Roman"/>
+          <w:sz w:val="28"/>
+        </w:rPr>
+        <w:t>Ф.Р.</w:t>
       </w:r>
     </w:p>
     <w:p>
@@ -853,22 +2127,40 @@
           <w:b/>
           <w:sz w:val="28"/>
         </w:rPr>
-        <w:t xml:space="preserve">/2025 </w:t>
-      </w:r>
-      <w:r>
-        <w:rPr>
-          <w:rFonts w:ascii="Times New Roman" w:eastAsia="Times New Roman" w:hAnsi="Times New Roman" w:cs="Times New Roman"/>
-          <w:sz w:val="28"/>
-        </w:rPr>
-        <w:t xml:space="preserve"> </w:t>
-      </w:r>
+        <w:t>/</w:t>
+      </w:r>
+      <w:proofErr w:type="gramStart"/>
       <w:r>
         <w:rPr>
           <w:rFonts w:ascii="Times New Roman" w:eastAsia="Times New Roman" w:hAnsi="Times New Roman" w:cs="Times New Roman"/>
           <w:b/>
           <w:sz w:val="28"/>
         </w:rPr>
-        <w:t xml:space="preserve">Отчет сдан:  </w:t>
+        <w:t xml:space="preserve">2025 </w:t>
+      </w:r>
+      <w:r>
+        <w:rPr>
+          <w:rFonts w:ascii="Times New Roman" w:eastAsia="Times New Roman" w:hAnsi="Times New Roman" w:cs="Times New Roman"/>
+          <w:sz w:val="28"/>
+        </w:rPr>
+        <w:t xml:space="preserve"> </w:t>
+      </w:r>
+      <w:r>
+        <w:rPr>
+          <w:rFonts w:ascii="Times New Roman" w:eastAsia="Times New Roman" w:hAnsi="Times New Roman" w:cs="Times New Roman"/>
+          <w:b/>
+          <w:sz w:val="28"/>
+        </w:rPr>
+        <w:t>Отчет</w:t>
+      </w:r>
+      <w:proofErr w:type="gramEnd"/>
+      <w:r>
+        <w:rPr>
+          <w:rFonts w:ascii="Times New Roman" w:eastAsia="Times New Roman" w:hAnsi="Times New Roman" w:cs="Times New Roman"/>
+          <w:b/>
+          <w:sz w:val="28"/>
+        </w:rPr>
+        <w:t xml:space="preserve"> сдан:  </w:t>
       </w:r>
       <w:r>
         <w:rPr>
@@ -1241,7 +2533,25 @@
           <w:sz w:val="24"/>
           <w:szCs w:val="24"/>
         </w:rPr>
-        <w:t>Компенсационными элементами гироприборов называются устройства, создающие силы вдоль или вокруг некоторой оси (как правило, оси геометрической симметрии). В первом случае такие компенсационные элементы называются датчиками силы (ДС), во втором – датчиками   момента (ДМ).</w:t>
+        <w:t xml:space="preserve">Компенсационными элементами </w:t>
+      </w:r>
+      <w:proofErr w:type="spellStart"/>
+      <w:r>
+        <w:rPr>
+          <w:rFonts w:ascii="Times New Roman" w:hAnsi="Times New Roman" w:cs="Times New Roman"/>
+          <w:sz w:val="24"/>
+          <w:szCs w:val="24"/>
+        </w:rPr>
+        <w:t>гироприборов</w:t>
+      </w:r>
+      <w:proofErr w:type="spellEnd"/>
+      <w:r>
+        <w:rPr>
+          <w:rFonts w:ascii="Times New Roman" w:hAnsi="Times New Roman" w:cs="Times New Roman"/>
+          <w:sz w:val="24"/>
+          <w:szCs w:val="24"/>
+        </w:rPr>
+        <w:t xml:space="preserve"> называются устройства, создающие силы вдоль или вокруг некоторой оси (как правило, оси геометрической симметрии). В первом случае такие компенсационные элементы называются датчиками силы (ДС), во втором – датчиками   момента (ДМ).</w:t>
       </w:r>
     </w:p>
     <w:p>
@@ -1286,7 +2596,25 @@
           <w:sz w:val="24"/>
           <w:szCs w:val="24"/>
         </w:rPr>
-        <w:t>управляют движением гироскопа или гироплатформы (начальная ориентация, программный разворот, коррекция);</w:t>
+        <w:t xml:space="preserve">управляют движением гироскопа или </w:t>
+      </w:r>
+      <w:proofErr w:type="spellStart"/>
+      <w:r>
+        <w:rPr>
+          <w:rFonts w:ascii="Times New Roman" w:hAnsi="Times New Roman" w:cs="Times New Roman"/>
+          <w:sz w:val="24"/>
+          <w:szCs w:val="24"/>
+        </w:rPr>
+        <w:t>гироплатформы</w:t>
+      </w:r>
+      <w:proofErr w:type="spellEnd"/>
+      <w:r>
+        <w:rPr>
+          <w:rFonts w:ascii="Times New Roman" w:hAnsi="Times New Roman" w:cs="Times New Roman"/>
+          <w:sz w:val="24"/>
+          <w:szCs w:val="24"/>
+        </w:rPr>
+        <w:t xml:space="preserve"> (начальная ориентация, программный разворот, коррекция);</w:t>
       </w:r>
     </w:p>
     <w:p>
@@ -1311,7 +2639,43 @@
           <w:sz w:val="24"/>
           <w:szCs w:val="24"/>
         </w:rPr>
-        <w:t>компенсируют постоянные составляющие вредных моментов тяжения, создаваемых конструктивными элементами (датчиками угла, токоподводами, опорами и т.д.);</w:t>
+        <w:t xml:space="preserve">компенсируют постоянные составляющие вредных моментов </w:t>
+      </w:r>
+      <w:proofErr w:type="spellStart"/>
+      <w:r>
+        <w:rPr>
+          <w:rFonts w:ascii="Times New Roman" w:hAnsi="Times New Roman" w:cs="Times New Roman"/>
+          <w:sz w:val="24"/>
+          <w:szCs w:val="24"/>
+        </w:rPr>
+        <w:t>тяжения</w:t>
+      </w:r>
+      <w:proofErr w:type="spellEnd"/>
+      <w:r>
+        <w:rPr>
+          <w:rFonts w:ascii="Times New Roman" w:hAnsi="Times New Roman" w:cs="Times New Roman"/>
+          <w:sz w:val="24"/>
+          <w:szCs w:val="24"/>
+        </w:rPr>
+        <w:t xml:space="preserve">, создаваемых конструктивными элементами (датчиками угла, </w:t>
+      </w:r>
+      <w:proofErr w:type="spellStart"/>
+      <w:r>
+        <w:rPr>
+          <w:rFonts w:ascii="Times New Roman" w:hAnsi="Times New Roman" w:cs="Times New Roman"/>
+          <w:sz w:val="24"/>
+          <w:szCs w:val="24"/>
+        </w:rPr>
+        <w:t>токоподводами</w:t>
+      </w:r>
+      <w:proofErr w:type="spellEnd"/>
+      <w:r>
+        <w:rPr>
+          <w:rFonts w:ascii="Times New Roman" w:hAnsi="Times New Roman" w:cs="Times New Roman"/>
+          <w:sz w:val="24"/>
+          <w:szCs w:val="24"/>
+        </w:rPr>
+        <w:t>, опорами и т.д.);</w:t>
       </w:r>
     </w:p>
     <w:p>
@@ -1336,7 +2700,25 @@
           <w:sz w:val="24"/>
           <w:szCs w:val="24"/>
         </w:rPr>
-        <w:t>уравновешивают (измеряют) гироскопические (например, в гиротахометрах) и инерционные (в акселерометрах) моменты.</w:t>
+        <w:t xml:space="preserve">уравновешивают (измеряют) гироскопические (например, в </w:t>
+      </w:r>
+      <w:proofErr w:type="spellStart"/>
+      <w:r>
+        <w:rPr>
+          <w:rFonts w:ascii="Times New Roman" w:hAnsi="Times New Roman" w:cs="Times New Roman"/>
+          <w:sz w:val="24"/>
+          <w:szCs w:val="24"/>
+        </w:rPr>
+        <w:t>гиротахометрах</w:t>
+      </w:r>
+      <w:proofErr w:type="spellEnd"/>
+      <w:r>
+        <w:rPr>
+          <w:rFonts w:ascii="Times New Roman" w:hAnsi="Times New Roman" w:cs="Times New Roman"/>
+          <w:sz w:val="24"/>
+          <w:szCs w:val="24"/>
+        </w:rPr>
+        <w:t>) и инерционные (в акселерометрах) моменты.</w:t>
       </w:r>
     </w:p>
     <w:p>
@@ -1396,7 +2778,25 @@
           <w:sz w:val="24"/>
           <w:szCs w:val="24"/>
         </w:rPr>
-        <w:t>В режиме управления ДМ должен развивать момент, достаточный для обеспечения заданной скорости прецессии гироскопа или гироплатформы. Обычно эти скорости составляют величины порядка (1…30) град/с, для него требуются моменты порядка (1…3) 10</w:t>
+        <w:t xml:space="preserve">В режиме управления ДМ должен развивать момент, достаточный для обеспечения заданной скорости прецессии гироскопа или </w:t>
+      </w:r>
+      <w:proofErr w:type="spellStart"/>
+      <w:r>
+        <w:rPr>
+          <w:rFonts w:ascii="Times New Roman" w:hAnsi="Times New Roman" w:cs="Times New Roman"/>
+          <w:sz w:val="24"/>
+          <w:szCs w:val="24"/>
+        </w:rPr>
+        <w:t>гироплатформы</w:t>
+      </w:r>
+      <w:proofErr w:type="spellEnd"/>
+      <w:r>
+        <w:rPr>
+          <w:rFonts w:ascii="Times New Roman" w:hAnsi="Times New Roman" w:cs="Times New Roman"/>
+          <w:sz w:val="24"/>
+          <w:szCs w:val="24"/>
+        </w:rPr>
+        <w:t>. Обычно эти скорости составляют величины порядка (1…30) град/с, для него требуются моменты порядка (1…3) 10</w:t>
       </w:r>
       <w:r>
         <w:rPr>
@@ -1505,7 +2905,25 @@
           <w:sz w:val="24"/>
           <w:szCs w:val="24"/>
         </w:rPr>
-        <w:t>В режиме измерения ДМ должен уравновешивать (измерять) моменты различных, в том числе и высоких, уровней. Измерение момента будет тем точнее происходить, чем стабильнее и линейнее характеристика ДМ. Следовательно, в режиме измерения – самом ответственном режиме работы – ДМ должен на фоне больших уровней моментов обеспечивать высокие требования по стабильности и линейности своей характеристики.</w:t>
+        <w:t xml:space="preserve">В режиме измерения ДМ должен уравновешивать (измерять) моменты различных, в том числе и высоких, уровней. Измерение момента будет тем точнее происходить, чем стабильнее и </w:t>
+      </w:r>
+      <w:proofErr w:type="spellStart"/>
+      <w:r>
+        <w:rPr>
+          <w:rFonts w:ascii="Times New Roman" w:hAnsi="Times New Roman" w:cs="Times New Roman"/>
+          <w:sz w:val="24"/>
+          <w:szCs w:val="24"/>
+        </w:rPr>
+        <w:t>линейнее</w:t>
+      </w:r>
+      <w:proofErr w:type="spellEnd"/>
+      <w:r>
+        <w:rPr>
+          <w:rFonts w:ascii="Times New Roman" w:hAnsi="Times New Roman" w:cs="Times New Roman"/>
+          <w:sz w:val="24"/>
+          <w:szCs w:val="24"/>
+        </w:rPr>
+        <w:t xml:space="preserve"> характеристика ДМ. Следовательно, в режиме измерения – самом ответственном режиме работы – ДМ должен на фоне больших уровней моментов обеспечивать высокие требования по стабильности и линейности своей характеристики.</w:t>
       </w:r>
     </w:p>
     <w:p>
@@ -1667,6 +3085,7 @@
         </w:rPr>
         <w:t xml:space="preserve"> магнитоэлектрического ДМ основан на использовании закона Ампера, в соответствии с которым на проводник с током </w:t>
       </w:r>
+      <w:proofErr w:type="spellStart"/>
       <w:r>
         <w:rPr>
           <w:rFonts w:ascii="Times New Roman" w:hAnsi="Times New Roman" w:cs="Times New Roman"/>
@@ -1686,6 +3105,7 @@
         </w:rPr>
         <w:t>y</w:t>
       </w:r>
+      <w:proofErr w:type="spellEnd"/>
       <w:r>
         <w:rPr>
           <w:rFonts w:ascii="Times New Roman" w:hAnsi="Times New Roman" w:cs="Times New Roman"/>
@@ -1777,7 +3197,25 @@
           <w:sz w:val="24"/>
           <w:szCs w:val="24"/>
         </w:rPr>
-        <w:t xml:space="preserve"> сило воспроизводящих элементов приведены на стенде.</w:t>
+        <w:t xml:space="preserve"> </w:t>
+      </w:r>
+      <w:proofErr w:type="spellStart"/>
+      <w:r>
+        <w:rPr>
+          <w:rFonts w:ascii="Times New Roman" w:hAnsi="Times New Roman" w:cs="Times New Roman"/>
+          <w:sz w:val="24"/>
+          <w:szCs w:val="24"/>
+        </w:rPr>
+        <w:t>сило</w:t>
+      </w:r>
+      <w:proofErr w:type="spellEnd"/>
+      <w:r>
+        <w:rPr>
+          <w:rFonts w:ascii="Times New Roman" w:hAnsi="Times New Roman" w:cs="Times New Roman"/>
+          <w:sz w:val="24"/>
+          <w:szCs w:val="24"/>
+        </w:rPr>
+        <w:t xml:space="preserve"> воспроизводящих элементов приведены на стенде.</w:t>
       </w:r>
     </w:p>
     <w:p>
@@ -1827,7 +3265,25 @@
           <w:sz w:val="24"/>
           <w:szCs w:val="24"/>
         </w:rPr>
-        <w:t>Магнитопроводы чаще всего изготавливаются из технически чистого железа (железо Армко). По магнитным свойствам к технически чистому железу приближается низкоуглеродистая электротехническая сталь марки 10.</w:t>
+        <w:t xml:space="preserve">Магнитопроводы чаще всего изготавливаются из технически чистого железа (железо </w:t>
+      </w:r>
+      <w:proofErr w:type="spellStart"/>
+      <w:r>
+        <w:rPr>
+          <w:rFonts w:ascii="Times New Roman" w:hAnsi="Times New Roman" w:cs="Times New Roman"/>
+          <w:sz w:val="24"/>
+          <w:szCs w:val="24"/>
+        </w:rPr>
+        <w:t>Армко</w:t>
+      </w:r>
+      <w:proofErr w:type="spellEnd"/>
+      <w:r>
+        <w:rPr>
+          <w:rFonts w:ascii="Times New Roman" w:hAnsi="Times New Roman" w:cs="Times New Roman"/>
+          <w:sz w:val="24"/>
+          <w:szCs w:val="24"/>
+        </w:rPr>
+        <w:t>). По магнитным свойствам к технически чистому железу приближается низкоуглеродистая электротехническая сталь марки 10.</w:t>
       </w:r>
     </w:p>
     <w:p>
@@ -2000,6 +3456,7 @@
         </w:rPr>
         <w:t>K</w:t>
       </w:r>
+      <w:proofErr w:type="spellStart"/>
       <w:r>
         <w:rPr>
           <w:rFonts w:ascii="Times New Roman" w:hAnsi="Times New Roman" w:cs="Times New Roman"/>
@@ -2009,6 +3466,7 @@
         </w:rPr>
         <w:t>дм</w:t>
       </w:r>
+      <w:proofErr w:type="spellEnd"/>
       <w:r>
         <w:rPr>
           <w:rFonts w:ascii="Times New Roman" w:hAnsi="Times New Roman" w:cs="Times New Roman"/>
@@ -2034,6 +3492,7 @@
         </w:rPr>
         <w:t>/</w:t>
       </w:r>
+      <w:proofErr w:type="spellStart"/>
       <w:r>
         <w:rPr>
           <w:rFonts w:ascii="Times New Roman" w:hAnsi="Times New Roman" w:cs="Times New Roman"/>
@@ -2053,6 +3512,7 @@
         </w:rPr>
         <w:t>y</w:t>
       </w:r>
+      <w:proofErr w:type="spellEnd"/>
       <w:r>
         <w:rPr>
           <w:rFonts w:ascii="Times New Roman" w:hAnsi="Times New Roman" w:cs="Times New Roman"/>
@@ -2070,6 +3530,7 @@
         </w:rPr>
         <w:t>K</w:t>
       </w:r>
+      <w:proofErr w:type="spellStart"/>
       <w:r>
         <w:rPr>
           <w:rFonts w:ascii="Times New Roman" w:hAnsi="Times New Roman" w:cs="Times New Roman"/>
@@ -2079,6 +3540,7 @@
         </w:rPr>
         <w:t>дм</w:t>
       </w:r>
+      <w:proofErr w:type="spellEnd"/>
       <w:r>
         <w:rPr>
           <w:rFonts w:ascii="Times New Roman" w:hAnsi="Times New Roman" w:cs="Times New Roman"/>
@@ -2154,7 +3616,25 @@
           <w:sz w:val="24"/>
           <w:szCs w:val="24"/>
         </w:rPr>
-        <w:t>, обычно составляет (1…5) ) 10</w:t>
+        <w:t>, обычно составляет (1…5</w:t>
+      </w:r>
+      <w:proofErr w:type="gramStart"/>
+      <w:r>
+        <w:rPr>
+          <w:rFonts w:ascii="Times New Roman" w:hAnsi="Times New Roman" w:cs="Times New Roman"/>
+          <w:sz w:val="24"/>
+          <w:szCs w:val="24"/>
+        </w:rPr>
+        <w:t>) )</w:t>
+      </w:r>
+      <w:proofErr w:type="gramEnd"/>
+      <w:r>
+        <w:rPr>
+          <w:rFonts w:ascii="Times New Roman" w:hAnsi="Times New Roman" w:cs="Times New Roman"/>
+          <w:sz w:val="24"/>
+          <w:szCs w:val="24"/>
+        </w:rPr>
+        <w:t xml:space="preserve"> 10</w:t>
       </w:r>
       <w:r>
         <w:rPr>
@@ -2251,6 +3731,7 @@
         </w:rPr>
         <w:t xml:space="preserve">значение тока управления </w:t>
       </w:r>
+      <w:proofErr w:type="spellStart"/>
       <w:r>
         <w:rPr>
           <w:rFonts w:ascii="Times New Roman" w:hAnsi="Times New Roman" w:cs="Times New Roman"/>
@@ -2270,6 +3751,7 @@
         </w:rPr>
         <w:t>y</w:t>
       </w:r>
+      <w:proofErr w:type="spellEnd"/>
       <w:r>
         <w:rPr>
           <w:rFonts w:ascii="Times New Roman" w:hAnsi="Times New Roman" w:cs="Times New Roman"/>
@@ -2348,7 +3830,25 @@
           <w:sz w:val="24"/>
           <w:szCs w:val="24"/>
         </w:rPr>
-        <w:t xml:space="preserve">момент тяжения </w:t>
+        <w:t xml:space="preserve">момент </w:t>
+      </w:r>
+      <w:proofErr w:type="spellStart"/>
+      <w:r>
+        <w:rPr>
+          <w:rFonts w:ascii="Times New Roman" w:hAnsi="Times New Roman" w:cs="Times New Roman"/>
+          <w:sz w:val="24"/>
+          <w:szCs w:val="24"/>
+        </w:rPr>
+        <w:t>тяжения</w:t>
+      </w:r>
+      <w:proofErr w:type="spellEnd"/>
+      <w:r>
+        <w:rPr>
+          <w:rFonts w:ascii="Times New Roman" w:hAnsi="Times New Roman" w:cs="Times New Roman"/>
+          <w:sz w:val="24"/>
+          <w:szCs w:val="24"/>
+        </w:rPr>
+        <w:t xml:space="preserve"> </w:t>
       </w:r>
       <w:r>
         <w:rPr>
@@ -3096,13 +4596,23 @@
           <w:szCs w:val="24"/>
         </w:rPr>
       </w:pPr>
-      <w:r>
-        <w:rPr>
-          <w:rFonts w:ascii="Times New Roman" w:hAnsi="Times New Roman" w:cs="Times New Roman"/>
-          <w:sz w:val="24"/>
-          <w:szCs w:val="24"/>
-        </w:rPr>
-        <w:t>электроразъем (РУ);</w:t>
+      <w:proofErr w:type="spellStart"/>
+      <w:r>
+        <w:rPr>
+          <w:rFonts w:ascii="Times New Roman" w:hAnsi="Times New Roman" w:cs="Times New Roman"/>
+          <w:sz w:val="24"/>
+          <w:szCs w:val="24"/>
+        </w:rPr>
+        <w:t>электроразъем</w:t>
+      </w:r>
+      <w:proofErr w:type="spellEnd"/>
+      <w:r>
+        <w:rPr>
+          <w:rFonts w:ascii="Times New Roman" w:hAnsi="Times New Roman" w:cs="Times New Roman"/>
+          <w:sz w:val="24"/>
+          <w:szCs w:val="24"/>
+        </w:rPr>
+        <w:t xml:space="preserve"> (РУ);</w:t>
       </w:r>
     </w:p>
     <w:p>
@@ -3248,7 +4758,25 @@
           <w:sz w:val="24"/>
           <w:szCs w:val="24"/>
         </w:rPr>
-        <w:t>магниты и магнитоприводы ЭДМ и ИДМ (роторы ЭДМ и ИДМ);</w:t>
+        <w:t xml:space="preserve">магниты и </w:t>
+      </w:r>
+      <w:proofErr w:type="spellStart"/>
+      <w:r>
+        <w:rPr>
+          <w:rFonts w:ascii="Times New Roman" w:hAnsi="Times New Roman" w:cs="Times New Roman"/>
+          <w:sz w:val="24"/>
+          <w:szCs w:val="24"/>
+        </w:rPr>
+        <w:t>магнитоприводы</w:t>
+      </w:r>
+      <w:proofErr w:type="spellEnd"/>
+      <w:r>
+        <w:rPr>
+          <w:rFonts w:ascii="Times New Roman" w:hAnsi="Times New Roman" w:cs="Times New Roman"/>
+          <w:sz w:val="24"/>
+          <w:szCs w:val="24"/>
+        </w:rPr>
+        <w:t xml:space="preserve"> ЭДМ и ИДМ (роторы ЭДМ и ИДМ);</w:t>
       </w:r>
       <w:r>
         <w:rPr>
@@ -3295,11 +4823,11 @@
                     <pic:cNvPicPr/>
                   </pic:nvPicPr>
                   <pic:blipFill>
-                    <a:blip r:embed="rId14" cstate="print">
+                    <a:blip r:embed="rId23" cstate="print">
                       <a:extLst>
                         <a:ext uri="{BEBA8EAE-BF5A-486C-A8C5-ECC9F3942E4B}">
                           <a14:imgProps xmlns:a14="http://schemas.microsoft.com/office/drawing/2010/main">
-                            <a14:imgLayer r:embed="rId15">
+                            <a14:imgLayer r:embed="rId24">
                               <a14:imgEffect>
                                 <a14:brightnessContrast bright="-2000" contrast="100000"/>
                               </a14:imgEffect>
@@ -3348,7 +4876,61 @@
           <w:sz w:val="24"/>
           <w:szCs w:val="24"/>
         </w:rPr>
-        <w:t>Испытуемый ДМ имеет две обмотки, которые могут работать автономно и совместно. Все проводники от электроэлементов выведены на электроразъем РУ установки. Далее с помощью жгута (Ж) все электрические цепи подводятся к электроразъему пульта.</w:t>
+        <w:t xml:space="preserve">Испытуемый ДМ имеет две обмотки, которые могут работать автономно и совместно. Все проводники от </w:t>
+      </w:r>
+      <w:proofErr w:type="spellStart"/>
+      <w:r>
+        <w:rPr>
+          <w:rFonts w:ascii="Times New Roman" w:hAnsi="Times New Roman" w:cs="Times New Roman"/>
+          <w:sz w:val="24"/>
+          <w:szCs w:val="24"/>
+        </w:rPr>
+        <w:t>электроэлементов</w:t>
+      </w:r>
+      <w:proofErr w:type="spellEnd"/>
+      <w:r>
+        <w:rPr>
+          <w:rFonts w:ascii="Times New Roman" w:hAnsi="Times New Roman" w:cs="Times New Roman"/>
+          <w:sz w:val="24"/>
+          <w:szCs w:val="24"/>
+        </w:rPr>
+        <w:t xml:space="preserve"> выведены на </w:t>
+      </w:r>
+      <w:proofErr w:type="spellStart"/>
+      <w:r>
+        <w:rPr>
+          <w:rFonts w:ascii="Times New Roman" w:hAnsi="Times New Roman" w:cs="Times New Roman"/>
+          <w:sz w:val="24"/>
+          <w:szCs w:val="24"/>
+        </w:rPr>
+        <w:t>электроразъем</w:t>
+      </w:r>
+      <w:proofErr w:type="spellEnd"/>
+      <w:r>
+        <w:rPr>
+          <w:rFonts w:ascii="Times New Roman" w:hAnsi="Times New Roman" w:cs="Times New Roman"/>
+          <w:sz w:val="24"/>
+          <w:szCs w:val="24"/>
+        </w:rPr>
+        <w:t xml:space="preserve"> РУ установки. Далее с помощью жгута (Ж) все электрические цепи подводятся к </w:t>
+      </w:r>
+      <w:proofErr w:type="spellStart"/>
+      <w:r>
+        <w:rPr>
+          <w:rFonts w:ascii="Times New Roman" w:hAnsi="Times New Roman" w:cs="Times New Roman"/>
+          <w:sz w:val="24"/>
+          <w:szCs w:val="24"/>
+        </w:rPr>
+        <w:t>электроразъему</w:t>
+      </w:r>
+      <w:proofErr w:type="spellEnd"/>
+      <w:r>
+        <w:rPr>
+          <w:rFonts w:ascii="Times New Roman" w:hAnsi="Times New Roman" w:cs="Times New Roman"/>
+          <w:sz w:val="24"/>
+          <w:szCs w:val="24"/>
+        </w:rPr>
+        <w:t xml:space="preserve"> пульта.</w:t>
       </w:r>
     </w:p>
     <w:p>
@@ -3379,6 +4961,7 @@
         </w:rPr>
         <w:t>K</w:t>
       </w:r>
+      <w:proofErr w:type="spellStart"/>
       <w:r>
         <w:rPr>
           <w:rFonts w:ascii="Times New Roman" w:hAnsi="Times New Roman" w:cs="Times New Roman"/>
@@ -3397,13 +4980,50 @@
         </w:rPr>
         <w:t>э</w:t>
       </w:r>
-      <w:r>
-        <w:rPr>
-          <w:rFonts w:ascii="Times New Roman" w:hAnsi="Times New Roman" w:cs="Times New Roman"/>
-          <w:sz w:val="24"/>
-          <w:szCs w:val="24"/>
-        </w:rPr>
-        <w:t>=0,05 Гсм/мА или 0,1 Гсм/мА).</w:t>
+      <w:proofErr w:type="spellEnd"/>
+      <w:r>
+        <w:rPr>
+          <w:rFonts w:ascii="Times New Roman" w:hAnsi="Times New Roman" w:cs="Times New Roman"/>
+          <w:sz w:val="24"/>
+          <w:szCs w:val="24"/>
+        </w:rPr>
+        <w:t xml:space="preserve">=0,05 </w:t>
+      </w:r>
+      <w:proofErr w:type="spellStart"/>
+      <w:r>
+        <w:rPr>
+          <w:rFonts w:ascii="Times New Roman" w:hAnsi="Times New Roman" w:cs="Times New Roman"/>
+          <w:sz w:val="24"/>
+          <w:szCs w:val="24"/>
+        </w:rPr>
+        <w:t>Гсм</w:t>
+      </w:r>
+      <w:proofErr w:type="spellEnd"/>
+      <w:r>
+        <w:rPr>
+          <w:rFonts w:ascii="Times New Roman" w:hAnsi="Times New Roman" w:cs="Times New Roman"/>
+          <w:sz w:val="24"/>
+          <w:szCs w:val="24"/>
+        </w:rPr>
+        <w:t xml:space="preserve">/мА или 0,1 </w:t>
+      </w:r>
+      <w:proofErr w:type="spellStart"/>
+      <w:r>
+        <w:rPr>
+          <w:rFonts w:ascii="Times New Roman" w:hAnsi="Times New Roman" w:cs="Times New Roman"/>
+          <w:sz w:val="24"/>
+          <w:szCs w:val="24"/>
+        </w:rPr>
+        <w:t>Гсм</w:t>
+      </w:r>
+      <w:proofErr w:type="spellEnd"/>
+      <w:r>
+        <w:rPr>
+          <w:rFonts w:ascii="Times New Roman" w:hAnsi="Times New Roman" w:cs="Times New Roman"/>
+          <w:sz w:val="24"/>
+          <w:szCs w:val="24"/>
+        </w:rPr>
+        <w:t>/мА).</w:t>
       </w:r>
     </w:p>
     <w:p>
@@ -3425,6 +5045,7 @@
         </w:rPr>
         <w:t xml:space="preserve">Измерение момента, создаваемого ИДМ, производится следующим образом. В катушки ИДМ подается ток управления </w:t>
       </w:r>
+      <w:proofErr w:type="spellStart"/>
       <w:r>
         <w:rPr>
           <w:rFonts w:ascii="Times New Roman" w:hAnsi="Times New Roman" w:cs="Times New Roman"/>
@@ -3444,6 +5065,7 @@
         </w:rPr>
         <w:t>y</w:t>
       </w:r>
+      <w:proofErr w:type="spellEnd"/>
       <w:r>
         <w:rPr>
           <w:rFonts w:ascii="Times New Roman" w:hAnsi="Times New Roman" w:cs="Times New Roman"/>
@@ -3663,6 +5285,7 @@
         </w:rPr>
         <w:t>K</w:t>
       </w:r>
+      <w:proofErr w:type="spellStart"/>
       <w:r>
         <w:rPr>
           <w:rFonts w:ascii="Times New Roman" w:hAnsi="Times New Roman" w:cs="Times New Roman"/>
@@ -3679,15 +5302,43 @@
           <w:szCs w:val="24"/>
           <w:vertAlign w:val="superscript"/>
         </w:rPr>
-        <w:t xml:space="preserve">э </w:t>
-      </w:r>
-      <w:r>
-        <w:rPr>
-          <w:rFonts w:ascii="Times New Roman" w:hAnsi="Times New Roman" w:cs="Times New Roman"/>
-          <w:sz w:val="24"/>
-          <w:szCs w:val="24"/>
-        </w:rPr>
-        <w:t xml:space="preserve">(см. положение переключателя крутизны ЭДМ на панели пульта к=0,1 или 0,05 Гсм/мА) определяют </w:t>
+        <w:t>э</w:t>
+      </w:r>
+      <w:proofErr w:type="spellEnd"/>
+      <w:r>
+        <w:rPr>
+          <w:rFonts w:ascii="Times New Roman" w:hAnsi="Times New Roman" w:cs="Times New Roman"/>
+          <w:sz w:val="24"/>
+          <w:szCs w:val="24"/>
+          <w:vertAlign w:val="superscript"/>
+        </w:rPr>
+        <w:t xml:space="preserve"> </w:t>
+      </w:r>
+      <w:r>
+        <w:rPr>
+          <w:rFonts w:ascii="Times New Roman" w:hAnsi="Times New Roman" w:cs="Times New Roman"/>
+          <w:sz w:val="24"/>
+          <w:szCs w:val="24"/>
+        </w:rPr>
+        <w:t xml:space="preserve">(см. положение переключателя крутизны ЭДМ на панели пульта к=0,1 или 0,05 </w:t>
+      </w:r>
+      <w:proofErr w:type="spellStart"/>
+      <w:r>
+        <w:rPr>
+          <w:rFonts w:ascii="Times New Roman" w:hAnsi="Times New Roman" w:cs="Times New Roman"/>
+          <w:sz w:val="24"/>
+          <w:szCs w:val="24"/>
+        </w:rPr>
+        <w:t>Гсм</w:t>
+      </w:r>
+      <w:proofErr w:type="spellEnd"/>
+      <w:r>
+        <w:rPr>
+          <w:rFonts w:ascii="Times New Roman" w:hAnsi="Times New Roman" w:cs="Times New Roman"/>
+          <w:sz w:val="24"/>
+          <w:szCs w:val="24"/>
+        </w:rPr>
+        <w:t xml:space="preserve">/мА) определяют </w:t>
       </w:r>
       <w:r>
         <w:rPr>
@@ -3751,11 +5402,11 @@
                     <pic:cNvPicPr/>
                   </pic:nvPicPr>
                   <pic:blipFill rotWithShape="1">
-                    <a:blip r:embed="rId16" cstate="print">
+                    <a:blip r:embed="rId25" cstate="print">
                       <a:extLst>
                         <a:ext uri="{BEBA8EAE-BF5A-486C-A8C5-ECC9F3942E4B}">
                           <a14:imgProps xmlns:a14="http://schemas.microsoft.com/office/drawing/2010/main">
-                            <a14:imgLayer r:embed="rId17">
+                            <a14:imgLayer r:embed="rId26">
                               <a14:imgEffect>
                                 <a14:brightnessContrast contrast="100000"/>
                               </a14:imgEffect>
@@ -3839,6 +5490,7 @@
         </w:rPr>
         <w:t>K</w:t>
       </w:r>
+      <w:proofErr w:type="spellStart"/>
       <w:r>
         <w:rPr>
           <w:rFonts w:ascii="Times New Roman" w:hAnsi="Times New Roman" w:cs="Times New Roman"/>
@@ -3857,6 +5509,7 @@
         </w:rPr>
         <w:t>э</w:t>
       </w:r>
+      <w:proofErr w:type="spellEnd"/>
       <w:r>
         <w:rPr>
           <w:rFonts w:ascii="Times New Roman" w:hAnsi="Times New Roman" w:cs="Times New Roman"/>
@@ -3915,7 +5568,25 @@
           <w:sz w:val="24"/>
           <w:szCs w:val="24"/>
         </w:rPr>
-        <w:t xml:space="preserve"> [гсм]</w:t>
+        <w:t xml:space="preserve"> [</w:t>
+      </w:r>
+      <w:proofErr w:type="spellStart"/>
+      <w:r>
+        <w:rPr>
+          <w:rFonts w:ascii="Times New Roman" w:hAnsi="Times New Roman" w:cs="Times New Roman"/>
+          <w:sz w:val="24"/>
+          <w:szCs w:val="24"/>
+        </w:rPr>
+        <w:t>гсм</w:t>
+      </w:r>
+      <w:proofErr w:type="spellEnd"/>
+      <w:r>
+        <w:rPr>
+          <w:rFonts w:ascii="Times New Roman" w:hAnsi="Times New Roman" w:cs="Times New Roman"/>
+          <w:sz w:val="24"/>
+          <w:szCs w:val="24"/>
+        </w:rPr>
+        <w:t>]</w:t>
       </w:r>
     </w:p>
     <w:p>
@@ -3966,13 +5637,13 @@
         <w:tblLook w:val="04A0" w:firstRow="1" w:lastRow="0" w:firstColumn="1" w:lastColumn="0" w:noHBand="0" w:noVBand="1"/>
       </w:tblPr>
       <w:tblGrid>
-        <w:gridCol w:w="1390"/>
-        <w:gridCol w:w="1367"/>
-        <w:gridCol w:w="1367"/>
-        <w:gridCol w:w="1367"/>
-        <w:gridCol w:w="1367"/>
-        <w:gridCol w:w="1188"/>
-        <w:gridCol w:w="1525"/>
+        <w:gridCol w:w="1337"/>
+        <w:gridCol w:w="1333"/>
+        <w:gridCol w:w="1342"/>
+        <w:gridCol w:w="1342"/>
+        <w:gridCol w:w="1342"/>
+        <w:gridCol w:w="1176"/>
+        <w:gridCol w:w="1473"/>
       </w:tblGrid>
       <w:tr>
         <w:tc>
@@ -3982,10 +5653,12 @@
           <w:p>
             <w:pPr>
               <w:spacing w:line="300" w:lineRule="auto"/>
-              <w:rPr>
-                <w:rFonts w:ascii="Times New Roman" w:hAnsi="Times New Roman" w:cs="Times New Roman"/>
-                <w:sz w:val="24"/>
-                <w:szCs w:val="24"/>
+              <w:jc w:val="center"/>
+              <w:rPr>
+                <w:rFonts w:ascii="Times New Roman" w:hAnsi="Times New Roman" w:cs="Times New Roman"/>
+                <w:sz w:val="24"/>
+                <w:szCs w:val="24"/>
+                <w:lang w:val="en-US"/>
               </w:rPr>
             </w:pPr>
             <w:r>
@@ -4023,6 +5696,7 @@
           <w:p>
             <w:pPr>
               <w:spacing w:line="300" w:lineRule="auto"/>
+              <w:jc w:val="center"/>
               <w:rPr>
                 <w:rFonts w:ascii="Times New Roman" w:hAnsi="Times New Roman" w:cs="Times New Roman"/>
                 <w:sz w:val="24"/>
@@ -4046,6 +5720,7 @@
           <w:p>
             <w:pPr>
               <w:spacing w:line="300" w:lineRule="auto"/>
+              <w:jc w:val="center"/>
               <w:rPr>
                 <w:rFonts w:ascii="Times New Roman" w:hAnsi="Times New Roman" w:cs="Times New Roman"/>
                 <w:sz w:val="24"/>
@@ -4069,6 +5744,7 @@
           <w:p>
             <w:pPr>
               <w:spacing w:line="300" w:lineRule="auto"/>
+              <w:jc w:val="center"/>
               <w:rPr>
                 <w:rFonts w:ascii="Times New Roman" w:hAnsi="Times New Roman" w:cs="Times New Roman"/>
                 <w:sz w:val="24"/>
@@ -4092,6 +5768,7 @@
           <w:p>
             <w:pPr>
               <w:spacing w:line="300" w:lineRule="auto"/>
+              <w:jc w:val="center"/>
               <w:rPr>
                 <w:rFonts w:ascii="Times New Roman" w:hAnsi="Times New Roman" w:cs="Times New Roman"/>
                 <w:sz w:val="24"/>
@@ -4115,6 +5792,7 @@
           <w:p>
             <w:pPr>
               <w:spacing w:line="300" w:lineRule="auto"/>
+              <w:jc w:val="center"/>
               <w:rPr>
                 <w:rFonts w:ascii="Times New Roman" w:hAnsi="Times New Roman" w:cs="Times New Roman"/>
                 <w:sz w:val="24"/>
@@ -4146,6 +5824,7 @@
           <w:p>
             <w:pPr>
               <w:spacing w:line="300" w:lineRule="auto"/>
+              <w:jc w:val="center"/>
               <w:rPr>
                 <w:rFonts w:ascii="Times New Roman" w:hAnsi="Times New Roman" w:cs="Times New Roman"/>
                 <w:sz w:val="24"/>
@@ -4171,6 +5850,7 @@
           <w:p>
             <w:pPr>
               <w:spacing w:line="300" w:lineRule="auto"/>
+              <w:jc w:val="center"/>
               <w:rPr>
                 <w:rFonts w:ascii="Times New Roman" w:hAnsi="Times New Roman" w:cs="Times New Roman"/>
                 <w:sz w:val="24"/>
@@ -4213,6 +5893,7 @@
             <w:pPr>
               <w:spacing w:line="300" w:lineRule="auto"/>
               <w:ind w:firstLine="397"/>
+              <w:jc w:val="center"/>
               <w:rPr>
                 <w:rFonts w:ascii="Times New Roman" w:hAnsi="Times New Roman" w:cs="Times New Roman"/>
                 <w:sz w:val="24"/>
@@ -4237,6 +5918,7 @@
             <w:pPr>
               <w:spacing w:line="300" w:lineRule="auto"/>
               <w:ind w:firstLine="397"/>
+              <w:jc w:val="center"/>
               <w:rPr>
                 <w:rFonts w:ascii="Times New Roman" w:hAnsi="Times New Roman" w:cs="Times New Roman"/>
                 <w:sz w:val="24"/>
@@ -4261,6 +5943,7 @@
             <w:pPr>
               <w:spacing w:line="300" w:lineRule="auto"/>
               <w:ind w:firstLine="397"/>
+              <w:jc w:val="center"/>
               <w:rPr>
                 <w:rFonts w:ascii="Times New Roman" w:hAnsi="Times New Roman" w:cs="Times New Roman"/>
                 <w:sz w:val="24"/>
@@ -4285,6 +5968,7 @@
             <w:pPr>
               <w:spacing w:line="300" w:lineRule="auto"/>
               <w:ind w:firstLine="397"/>
+              <w:jc w:val="center"/>
               <w:rPr>
                 <w:rFonts w:ascii="Times New Roman" w:hAnsi="Times New Roman" w:cs="Times New Roman"/>
                 <w:sz w:val="24"/>
@@ -4309,6 +5993,7 @@
             <w:pPr>
               <w:spacing w:line="300" w:lineRule="auto"/>
               <w:ind w:firstLine="397"/>
+              <w:jc w:val="center"/>
               <w:rPr>
                 <w:rFonts w:ascii="Times New Roman" w:hAnsi="Times New Roman" w:cs="Times New Roman"/>
                 <w:sz w:val="24"/>
@@ -4334,6 +6019,7 @@
             <w:pPr>
               <w:spacing w:line="300" w:lineRule="auto"/>
               <w:ind w:firstLine="397"/>
+              <w:jc w:val="center"/>
               <w:rPr>
                 <w:rFonts w:ascii="Times New Roman" w:hAnsi="Times New Roman" w:cs="Times New Roman"/>
                 <w:sz w:val="24"/>
@@ -4359,6 +6045,7 @@
           <w:p>
             <w:pPr>
               <w:spacing w:line="300" w:lineRule="auto"/>
+              <w:jc w:val="center"/>
               <w:rPr>
                 <w:rFonts w:ascii="Times New Roman" w:hAnsi="Times New Roman" w:cs="Times New Roman"/>
                 <w:sz w:val="24"/>
@@ -4433,6 +6120,7 @@
             <w:pPr>
               <w:spacing w:line="300" w:lineRule="auto"/>
               <w:ind w:firstLine="397"/>
+              <w:jc w:val="center"/>
               <w:rPr>
                 <w:rFonts w:ascii="Times New Roman" w:hAnsi="Times New Roman" w:cs="Times New Roman"/>
                 <w:sz w:val="24"/>
@@ -4473,6 +6161,7 @@
             <w:pPr>
               <w:spacing w:line="300" w:lineRule="auto"/>
               <w:ind w:firstLine="397"/>
+              <w:jc w:val="center"/>
               <w:rPr>
                 <w:rFonts w:ascii="Times New Roman" w:hAnsi="Times New Roman" w:cs="Times New Roman"/>
                 <w:sz w:val="24"/>
@@ -4497,27 +6186,20 @@
             <w:pPr>
               <w:spacing w:line="300" w:lineRule="auto"/>
               <w:ind w:firstLine="397"/>
-              <w:rPr>
-                <w:rFonts w:ascii="Times New Roman" w:hAnsi="Times New Roman" w:cs="Times New Roman"/>
-                <w:sz w:val="24"/>
-                <w:szCs w:val="24"/>
-              </w:rPr>
-            </w:pPr>
-            <w:r>
-              <w:rPr>
-                <w:rFonts w:ascii="Times New Roman" w:hAnsi="Times New Roman" w:cs="Times New Roman"/>
-                <w:sz w:val="24"/>
-                <w:szCs w:val="24"/>
-              </w:rPr>
-              <w:t>0,</w:t>
-            </w:r>
-            <w:r>
-              <w:rPr>
-                <w:rFonts w:ascii="Times New Roman" w:hAnsi="Times New Roman" w:cs="Times New Roman"/>
-                <w:sz w:val="24"/>
-                <w:szCs w:val="24"/>
-              </w:rPr>
-              <w:t>42</w:t>
+              <w:jc w:val="center"/>
+              <w:rPr>
+                <w:rFonts w:ascii="Times New Roman" w:hAnsi="Times New Roman" w:cs="Times New Roman"/>
+                <w:sz w:val="24"/>
+                <w:szCs w:val="24"/>
+              </w:rPr>
+            </w:pPr>
+            <w:r>
+              <w:rPr>
+                <w:rFonts w:ascii="Times New Roman" w:hAnsi="Times New Roman" w:cs="Times New Roman"/>
+                <w:sz w:val="24"/>
+                <w:szCs w:val="24"/>
+              </w:rPr>
+              <w:t>0,42</w:t>
             </w:r>
           </w:p>
         </w:tc>
@@ -4529,27 +6211,20 @@
             <w:pPr>
               <w:spacing w:line="300" w:lineRule="auto"/>
               <w:ind w:firstLine="397"/>
-              <w:rPr>
-                <w:rFonts w:ascii="Times New Roman" w:hAnsi="Times New Roman" w:cs="Times New Roman"/>
-                <w:sz w:val="24"/>
-                <w:szCs w:val="24"/>
-              </w:rPr>
-            </w:pPr>
-            <w:r>
-              <w:rPr>
-                <w:rFonts w:ascii="Times New Roman" w:hAnsi="Times New Roman" w:cs="Times New Roman"/>
-                <w:sz w:val="24"/>
-                <w:szCs w:val="24"/>
-              </w:rPr>
-              <w:t>0,</w:t>
-            </w:r>
-            <w:r>
-              <w:rPr>
-                <w:rFonts w:ascii="Times New Roman" w:hAnsi="Times New Roman" w:cs="Times New Roman"/>
-                <w:sz w:val="24"/>
-                <w:szCs w:val="24"/>
-              </w:rPr>
-              <w:t>58</w:t>
+              <w:jc w:val="center"/>
+              <w:rPr>
+                <w:rFonts w:ascii="Times New Roman" w:hAnsi="Times New Roman" w:cs="Times New Roman"/>
+                <w:sz w:val="24"/>
+                <w:szCs w:val="24"/>
+              </w:rPr>
+            </w:pPr>
+            <w:r>
+              <w:rPr>
+                <w:rFonts w:ascii="Times New Roman" w:hAnsi="Times New Roman" w:cs="Times New Roman"/>
+                <w:sz w:val="24"/>
+                <w:szCs w:val="24"/>
+              </w:rPr>
+              <w:t>0,58</w:t>
             </w:r>
           </w:p>
         </w:tc>
@@ -4561,6 +6236,7 @@
             <w:pPr>
               <w:spacing w:line="300" w:lineRule="auto"/>
               <w:ind w:firstLine="397"/>
+              <w:jc w:val="center"/>
               <w:rPr>
                 <w:rFonts w:ascii="Times New Roman" w:hAnsi="Times New Roman" w:cs="Times New Roman"/>
                 <w:b/>
@@ -4575,15 +6251,7 @@
                 <w:sz w:val="24"/>
                 <w:szCs w:val="24"/>
               </w:rPr>
-              <w:t>0,</w:t>
-            </w:r>
-            <w:r>
-              <w:rPr>
-                <w:rFonts w:ascii="Times New Roman" w:hAnsi="Times New Roman" w:cs="Times New Roman"/>
-                <w:sz w:val="24"/>
-                <w:szCs w:val="24"/>
-              </w:rPr>
-              <w:t>75</w:t>
+              <w:t>0,75</w:t>
             </w:r>
           </w:p>
         </w:tc>
@@ -4596,6 +6264,7 @@
             <w:pPr>
               <w:spacing w:line="300" w:lineRule="auto"/>
               <w:ind w:firstLine="397"/>
+              <w:jc w:val="center"/>
               <w:rPr>
                 <w:rFonts w:ascii="Times New Roman" w:hAnsi="Times New Roman" w:cs="Times New Roman"/>
                 <w:sz w:val="24"/>
@@ -4613,6 +6282,7 @@
           <w:p>
             <w:pPr>
               <w:spacing w:line="300" w:lineRule="auto"/>
+              <w:jc w:val="center"/>
               <w:rPr>
                 <w:rFonts w:ascii="Times New Roman" w:hAnsi="Times New Roman" w:cs="Times New Roman"/>
                 <w:sz w:val="24"/>
@@ -4656,6 +6326,7 @@
             <w:pPr>
               <w:spacing w:line="300" w:lineRule="auto"/>
               <w:ind w:firstLine="397"/>
+              <w:jc w:val="center"/>
               <w:rPr>
                 <w:rFonts w:ascii="Times New Roman" w:hAnsi="Times New Roman" w:cs="Times New Roman"/>
                 <w:sz w:val="24"/>
@@ -4680,6 +6351,7 @@
             <w:pPr>
               <w:spacing w:line="300" w:lineRule="auto"/>
               <w:ind w:firstLine="397"/>
+              <w:jc w:val="center"/>
               <w:rPr>
                 <w:rFonts w:ascii="Times New Roman" w:hAnsi="Times New Roman" w:cs="Times New Roman"/>
                 <w:sz w:val="24"/>
@@ -4704,6 +6376,7 @@
             <w:pPr>
               <w:spacing w:line="300" w:lineRule="auto"/>
               <w:ind w:firstLine="397"/>
+              <w:jc w:val="center"/>
               <w:rPr>
                 <w:rFonts w:ascii="Times New Roman" w:hAnsi="Times New Roman" w:cs="Times New Roman"/>
                 <w:sz w:val="24"/>
@@ -4728,6 +6401,7 @@
             <w:pPr>
               <w:spacing w:line="300" w:lineRule="auto"/>
               <w:ind w:firstLine="397"/>
+              <w:jc w:val="center"/>
               <w:rPr>
                 <w:rFonts w:ascii="Times New Roman" w:hAnsi="Times New Roman" w:cs="Times New Roman"/>
                 <w:sz w:val="24"/>
@@ -4752,6 +6426,7 @@
             <w:pPr>
               <w:spacing w:line="300" w:lineRule="auto"/>
               <w:ind w:firstLine="397"/>
+              <w:jc w:val="center"/>
               <w:rPr>
                 <w:rFonts w:ascii="Times New Roman" w:hAnsi="Times New Roman" w:cs="Times New Roman"/>
                 <w:sz w:val="24"/>
@@ -4777,6 +6452,7 @@
             <w:pPr>
               <w:spacing w:line="300" w:lineRule="auto"/>
               <w:ind w:firstLine="397"/>
+              <w:jc w:val="center"/>
               <w:rPr>
                 <w:rFonts w:ascii="Times New Roman" w:hAnsi="Times New Roman" w:cs="Times New Roman"/>
                 <w:sz w:val="24"/>
@@ -4802,6 +6478,7 @@
           <w:p>
             <w:pPr>
               <w:spacing w:line="300" w:lineRule="auto"/>
+              <w:jc w:val="center"/>
               <w:rPr>
                 <w:rFonts w:ascii="Times New Roman" w:hAnsi="Times New Roman" w:cs="Times New Roman"/>
                 <w:sz w:val="24"/>
@@ -4877,27 +6554,20 @@
             <w:pPr>
               <w:spacing w:line="300" w:lineRule="auto"/>
               <w:ind w:firstLine="397"/>
-              <w:rPr>
-                <w:rFonts w:ascii="Times New Roman" w:hAnsi="Times New Roman" w:cs="Times New Roman"/>
-                <w:sz w:val="24"/>
-                <w:szCs w:val="24"/>
-              </w:rPr>
-            </w:pPr>
-            <w:r>
-              <w:rPr>
-                <w:rFonts w:ascii="Times New Roman" w:hAnsi="Times New Roman" w:cs="Times New Roman"/>
-                <w:sz w:val="24"/>
-                <w:szCs w:val="24"/>
-              </w:rPr>
-              <w:t>0,</w:t>
-            </w:r>
-            <w:r>
-              <w:rPr>
-                <w:rFonts w:ascii="Times New Roman" w:hAnsi="Times New Roman" w:cs="Times New Roman"/>
-                <w:sz w:val="24"/>
-                <w:szCs w:val="24"/>
-              </w:rPr>
-              <w:t>2</w:t>
+              <w:jc w:val="center"/>
+              <w:rPr>
+                <w:rFonts w:ascii="Times New Roman" w:hAnsi="Times New Roman" w:cs="Times New Roman"/>
+                <w:sz w:val="24"/>
+                <w:szCs w:val="24"/>
+              </w:rPr>
+            </w:pPr>
+            <w:r>
+              <w:rPr>
+                <w:rFonts w:ascii="Times New Roman" w:hAnsi="Times New Roman" w:cs="Times New Roman"/>
+                <w:sz w:val="24"/>
+                <w:szCs w:val="24"/>
+              </w:rPr>
+              <w:t>0,2</w:t>
             </w:r>
           </w:p>
         </w:tc>
@@ -4909,27 +6579,20 @@
             <w:pPr>
               <w:spacing w:line="300" w:lineRule="auto"/>
               <w:ind w:firstLine="397"/>
-              <w:rPr>
-                <w:rFonts w:ascii="Times New Roman" w:hAnsi="Times New Roman" w:cs="Times New Roman"/>
-                <w:sz w:val="24"/>
-                <w:szCs w:val="24"/>
-              </w:rPr>
-            </w:pPr>
-            <w:r>
-              <w:rPr>
-                <w:rFonts w:ascii="Times New Roman" w:hAnsi="Times New Roman" w:cs="Times New Roman"/>
-                <w:sz w:val="24"/>
-                <w:szCs w:val="24"/>
-              </w:rPr>
-              <w:t>0,</w:t>
-            </w:r>
-            <w:r>
-              <w:rPr>
-                <w:rFonts w:ascii="Times New Roman" w:hAnsi="Times New Roman" w:cs="Times New Roman"/>
-                <w:sz w:val="24"/>
-                <w:szCs w:val="24"/>
-              </w:rPr>
-              <w:t>2</w:t>
+              <w:jc w:val="center"/>
+              <w:rPr>
+                <w:rFonts w:ascii="Times New Roman" w:hAnsi="Times New Roman" w:cs="Times New Roman"/>
+                <w:sz w:val="24"/>
+                <w:szCs w:val="24"/>
+              </w:rPr>
+            </w:pPr>
+            <w:r>
+              <w:rPr>
+                <w:rFonts w:ascii="Times New Roman" w:hAnsi="Times New Roman" w:cs="Times New Roman"/>
+                <w:sz w:val="24"/>
+                <w:szCs w:val="24"/>
+              </w:rPr>
+              <w:t>0,2</w:t>
             </w:r>
           </w:p>
         </w:tc>
@@ -4941,27 +6604,20 @@
             <w:pPr>
               <w:spacing w:line="300" w:lineRule="auto"/>
               <w:ind w:firstLine="397"/>
-              <w:rPr>
-                <w:rFonts w:ascii="Times New Roman" w:hAnsi="Times New Roman" w:cs="Times New Roman"/>
-                <w:sz w:val="24"/>
-                <w:szCs w:val="24"/>
-              </w:rPr>
-            </w:pPr>
-            <w:r>
-              <w:rPr>
-                <w:rFonts w:ascii="Times New Roman" w:hAnsi="Times New Roman" w:cs="Times New Roman"/>
-                <w:sz w:val="24"/>
-                <w:szCs w:val="24"/>
-              </w:rPr>
-              <w:t>0,</w:t>
-            </w:r>
-            <w:r>
-              <w:rPr>
-                <w:rFonts w:ascii="Times New Roman" w:hAnsi="Times New Roman" w:cs="Times New Roman"/>
-                <w:sz w:val="24"/>
-                <w:szCs w:val="24"/>
-              </w:rPr>
-              <w:t>25</w:t>
+              <w:jc w:val="center"/>
+              <w:rPr>
+                <w:rFonts w:ascii="Times New Roman" w:hAnsi="Times New Roman" w:cs="Times New Roman"/>
+                <w:sz w:val="24"/>
+                <w:szCs w:val="24"/>
+              </w:rPr>
+            </w:pPr>
+            <w:r>
+              <w:rPr>
+                <w:rFonts w:ascii="Times New Roman" w:hAnsi="Times New Roman" w:cs="Times New Roman"/>
+                <w:sz w:val="24"/>
+                <w:szCs w:val="24"/>
+              </w:rPr>
+              <w:t>0,25</w:t>
             </w:r>
           </w:p>
         </w:tc>
@@ -4973,27 +6629,20 @@
             <w:pPr>
               <w:spacing w:line="300" w:lineRule="auto"/>
               <w:ind w:firstLine="397"/>
-              <w:rPr>
-                <w:rFonts w:ascii="Times New Roman" w:hAnsi="Times New Roman" w:cs="Times New Roman"/>
-                <w:sz w:val="24"/>
-                <w:szCs w:val="24"/>
-              </w:rPr>
-            </w:pPr>
-            <w:r>
-              <w:rPr>
-                <w:rFonts w:ascii="Times New Roman" w:hAnsi="Times New Roman" w:cs="Times New Roman"/>
-                <w:sz w:val="24"/>
-                <w:szCs w:val="24"/>
-              </w:rPr>
-              <w:t>0,</w:t>
-            </w:r>
-            <w:r>
-              <w:rPr>
-                <w:rFonts w:ascii="Times New Roman" w:hAnsi="Times New Roman" w:cs="Times New Roman"/>
-                <w:sz w:val="24"/>
-                <w:szCs w:val="24"/>
-              </w:rPr>
-              <w:t>35</w:t>
+              <w:jc w:val="center"/>
+              <w:rPr>
+                <w:rFonts w:ascii="Times New Roman" w:hAnsi="Times New Roman" w:cs="Times New Roman"/>
+                <w:sz w:val="24"/>
+                <w:szCs w:val="24"/>
+              </w:rPr>
+            </w:pPr>
+            <w:r>
+              <w:rPr>
+                <w:rFonts w:ascii="Times New Roman" w:hAnsi="Times New Roman" w:cs="Times New Roman"/>
+                <w:sz w:val="24"/>
+                <w:szCs w:val="24"/>
+              </w:rPr>
+              <w:t>0,35</w:t>
             </w:r>
           </w:p>
         </w:tc>
@@ -5005,27 +6654,20 @@
             <w:pPr>
               <w:spacing w:line="300" w:lineRule="auto"/>
               <w:ind w:firstLine="397"/>
-              <w:rPr>
-                <w:rFonts w:ascii="Times New Roman" w:hAnsi="Times New Roman" w:cs="Times New Roman"/>
-                <w:sz w:val="24"/>
-                <w:szCs w:val="24"/>
-              </w:rPr>
-            </w:pPr>
-            <w:r>
-              <w:rPr>
-                <w:rFonts w:ascii="Times New Roman" w:hAnsi="Times New Roman" w:cs="Times New Roman"/>
-                <w:sz w:val="24"/>
-                <w:szCs w:val="24"/>
-              </w:rPr>
-              <w:t>0,</w:t>
-            </w:r>
-            <w:r>
-              <w:rPr>
-                <w:rFonts w:ascii="Times New Roman" w:hAnsi="Times New Roman" w:cs="Times New Roman"/>
-                <w:sz w:val="24"/>
-                <w:szCs w:val="24"/>
-              </w:rPr>
-              <w:t>45</w:t>
+              <w:jc w:val="center"/>
+              <w:rPr>
+                <w:rFonts w:ascii="Times New Roman" w:hAnsi="Times New Roman" w:cs="Times New Roman"/>
+                <w:sz w:val="24"/>
+                <w:szCs w:val="24"/>
+              </w:rPr>
+            </w:pPr>
+            <w:r>
+              <w:rPr>
+                <w:rFonts w:ascii="Times New Roman" w:hAnsi="Times New Roman" w:cs="Times New Roman"/>
+                <w:sz w:val="24"/>
+                <w:szCs w:val="24"/>
+              </w:rPr>
+              <w:t>0,45</w:t>
             </w:r>
           </w:p>
         </w:tc>
@@ -5038,6 +6680,7 @@
             <w:pPr>
               <w:spacing w:line="300" w:lineRule="auto"/>
               <w:ind w:firstLine="397"/>
+              <w:jc w:val="center"/>
               <w:rPr>
                 <w:rFonts w:ascii="Times New Roman" w:hAnsi="Times New Roman" w:cs="Times New Roman"/>
                 <w:sz w:val="24"/>
@@ -5055,6 +6698,7 @@
           <w:p>
             <w:pPr>
               <w:spacing w:line="300" w:lineRule="auto"/>
+              <w:jc w:val="center"/>
               <w:rPr>
                 <w:rFonts w:ascii="Times New Roman" w:hAnsi="Times New Roman" w:cs="Times New Roman"/>
                 <w:sz w:val="24"/>
@@ -5098,6 +6742,7 @@
             <w:pPr>
               <w:spacing w:line="300" w:lineRule="auto"/>
               <w:ind w:firstLine="397"/>
+              <w:jc w:val="center"/>
               <w:rPr>
                 <w:rFonts w:ascii="Times New Roman" w:hAnsi="Times New Roman" w:cs="Times New Roman"/>
                 <w:sz w:val="24"/>
@@ -5122,6 +6767,7 @@
             <w:pPr>
               <w:spacing w:line="300" w:lineRule="auto"/>
               <w:ind w:firstLine="397"/>
+              <w:jc w:val="center"/>
               <w:rPr>
                 <w:rFonts w:ascii="Times New Roman" w:hAnsi="Times New Roman" w:cs="Times New Roman"/>
                 <w:sz w:val="24"/>
@@ -5146,6 +6792,7 @@
             <w:pPr>
               <w:spacing w:line="300" w:lineRule="auto"/>
               <w:ind w:firstLine="397"/>
+              <w:jc w:val="center"/>
               <w:rPr>
                 <w:rFonts w:ascii="Times New Roman" w:hAnsi="Times New Roman" w:cs="Times New Roman"/>
                 <w:sz w:val="24"/>
@@ -5170,6 +6817,7 @@
             <w:pPr>
               <w:spacing w:line="300" w:lineRule="auto"/>
               <w:ind w:firstLine="397"/>
+              <w:jc w:val="center"/>
               <w:rPr>
                 <w:rFonts w:ascii="Times New Roman" w:hAnsi="Times New Roman" w:cs="Times New Roman"/>
                 <w:sz w:val="24"/>
@@ -5194,6 +6842,7 @@
             <w:pPr>
               <w:spacing w:line="300" w:lineRule="auto"/>
               <w:ind w:firstLine="397"/>
+              <w:jc w:val="center"/>
               <w:rPr>
                 <w:rFonts w:ascii="Times New Roman" w:hAnsi="Times New Roman" w:cs="Times New Roman"/>
                 <w:sz w:val="24"/>
@@ -5219,6 +6868,7 @@
             <w:pPr>
               <w:spacing w:line="300" w:lineRule="auto"/>
               <w:ind w:firstLine="397"/>
+              <w:jc w:val="center"/>
               <w:rPr>
                 <w:rFonts w:ascii="Times New Roman" w:hAnsi="Times New Roman" w:cs="Times New Roman"/>
                 <w:sz w:val="24"/>
@@ -5244,6 +6894,7 @@
           <w:p>
             <w:pPr>
               <w:spacing w:line="300" w:lineRule="auto"/>
+              <w:jc w:val="center"/>
               <w:rPr>
                 <w:rFonts w:ascii="Times New Roman" w:hAnsi="Times New Roman" w:cs="Times New Roman"/>
                 <w:sz w:val="24"/>
@@ -5319,27 +6970,20 @@
             <w:pPr>
               <w:spacing w:line="300" w:lineRule="auto"/>
               <w:ind w:firstLine="397"/>
-              <w:rPr>
-                <w:rFonts w:ascii="Times New Roman" w:hAnsi="Times New Roman" w:cs="Times New Roman"/>
-                <w:sz w:val="24"/>
-                <w:szCs w:val="24"/>
-              </w:rPr>
-            </w:pPr>
-            <w:r>
-              <w:rPr>
-                <w:rFonts w:ascii="Times New Roman" w:hAnsi="Times New Roman" w:cs="Times New Roman"/>
-                <w:sz w:val="24"/>
-                <w:szCs w:val="24"/>
-              </w:rPr>
-              <w:t>0,</w:t>
-            </w:r>
-            <w:r>
-              <w:rPr>
-                <w:rFonts w:ascii="Times New Roman" w:hAnsi="Times New Roman" w:cs="Times New Roman"/>
-                <w:sz w:val="24"/>
-                <w:szCs w:val="24"/>
-              </w:rPr>
-              <w:t>2</w:t>
+              <w:jc w:val="center"/>
+              <w:rPr>
+                <w:rFonts w:ascii="Times New Roman" w:hAnsi="Times New Roman" w:cs="Times New Roman"/>
+                <w:sz w:val="24"/>
+                <w:szCs w:val="24"/>
+              </w:rPr>
+            </w:pPr>
+            <w:r>
+              <w:rPr>
+                <w:rFonts w:ascii="Times New Roman" w:hAnsi="Times New Roman" w:cs="Times New Roman"/>
+                <w:sz w:val="24"/>
+                <w:szCs w:val="24"/>
+              </w:rPr>
+              <w:t>0,2</w:t>
             </w:r>
           </w:p>
         </w:tc>
@@ -5351,27 +6995,20 @@
             <w:pPr>
               <w:spacing w:line="300" w:lineRule="auto"/>
               <w:ind w:firstLine="397"/>
-              <w:rPr>
-                <w:rFonts w:ascii="Times New Roman" w:hAnsi="Times New Roman" w:cs="Times New Roman"/>
-                <w:sz w:val="24"/>
-                <w:szCs w:val="24"/>
-              </w:rPr>
-            </w:pPr>
-            <w:r>
-              <w:rPr>
-                <w:rFonts w:ascii="Times New Roman" w:hAnsi="Times New Roman" w:cs="Times New Roman"/>
-                <w:sz w:val="24"/>
-                <w:szCs w:val="24"/>
-              </w:rPr>
-              <w:t>0,</w:t>
-            </w:r>
-            <w:r>
-              <w:rPr>
-                <w:rFonts w:ascii="Times New Roman" w:hAnsi="Times New Roman" w:cs="Times New Roman"/>
-                <w:sz w:val="24"/>
-                <w:szCs w:val="24"/>
-              </w:rPr>
-              <w:t>2</w:t>
+              <w:jc w:val="center"/>
+              <w:rPr>
+                <w:rFonts w:ascii="Times New Roman" w:hAnsi="Times New Roman" w:cs="Times New Roman"/>
+                <w:sz w:val="24"/>
+                <w:szCs w:val="24"/>
+              </w:rPr>
+            </w:pPr>
+            <w:r>
+              <w:rPr>
+                <w:rFonts w:ascii="Times New Roman" w:hAnsi="Times New Roman" w:cs="Times New Roman"/>
+                <w:sz w:val="24"/>
+                <w:szCs w:val="24"/>
+              </w:rPr>
+              <w:t>0,2</w:t>
             </w:r>
           </w:p>
         </w:tc>
@@ -5383,27 +7020,20 @@
             <w:pPr>
               <w:spacing w:line="300" w:lineRule="auto"/>
               <w:ind w:firstLine="397"/>
-              <w:rPr>
-                <w:rFonts w:ascii="Times New Roman" w:hAnsi="Times New Roman" w:cs="Times New Roman"/>
-                <w:sz w:val="24"/>
-                <w:szCs w:val="24"/>
-              </w:rPr>
-            </w:pPr>
-            <w:r>
-              <w:rPr>
-                <w:rFonts w:ascii="Times New Roman" w:hAnsi="Times New Roman" w:cs="Times New Roman"/>
-                <w:sz w:val="24"/>
-                <w:szCs w:val="24"/>
-              </w:rPr>
-              <w:t>0,</w:t>
-            </w:r>
-            <w:r>
-              <w:rPr>
-                <w:rFonts w:ascii="Times New Roman" w:hAnsi="Times New Roman" w:cs="Times New Roman"/>
-                <w:sz w:val="24"/>
-                <w:szCs w:val="24"/>
-              </w:rPr>
-              <w:t>25</w:t>
+              <w:jc w:val="center"/>
+              <w:rPr>
+                <w:rFonts w:ascii="Times New Roman" w:hAnsi="Times New Roman" w:cs="Times New Roman"/>
+                <w:sz w:val="24"/>
+                <w:szCs w:val="24"/>
+              </w:rPr>
+            </w:pPr>
+            <w:r>
+              <w:rPr>
+                <w:rFonts w:ascii="Times New Roman" w:hAnsi="Times New Roman" w:cs="Times New Roman"/>
+                <w:sz w:val="24"/>
+                <w:szCs w:val="24"/>
+              </w:rPr>
+              <w:t>0,25</w:t>
             </w:r>
           </w:p>
         </w:tc>
@@ -5415,27 +7045,20 @@
             <w:pPr>
               <w:spacing w:line="300" w:lineRule="auto"/>
               <w:ind w:firstLine="397"/>
-              <w:rPr>
-                <w:rFonts w:ascii="Times New Roman" w:hAnsi="Times New Roman" w:cs="Times New Roman"/>
-                <w:sz w:val="24"/>
-                <w:szCs w:val="24"/>
-              </w:rPr>
-            </w:pPr>
-            <w:r>
-              <w:rPr>
-                <w:rFonts w:ascii="Times New Roman" w:hAnsi="Times New Roman" w:cs="Times New Roman"/>
-                <w:sz w:val="24"/>
-                <w:szCs w:val="24"/>
-              </w:rPr>
-              <w:t>0,</w:t>
-            </w:r>
-            <w:r>
-              <w:rPr>
-                <w:rFonts w:ascii="Times New Roman" w:hAnsi="Times New Roman" w:cs="Times New Roman"/>
-                <w:sz w:val="24"/>
-                <w:szCs w:val="24"/>
-              </w:rPr>
-              <w:t>35</w:t>
+              <w:jc w:val="center"/>
+              <w:rPr>
+                <w:rFonts w:ascii="Times New Roman" w:hAnsi="Times New Roman" w:cs="Times New Roman"/>
+                <w:sz w:val="24"/>
+                <w:szCs w:val="24"/>
+              </w:rPr>
+            </w:pPr>
+            <w:r>
+              <w:rPr>
+                <w:rFonts w:ascii="Times New Roman" w:hAnsi="Times New Roman" w:cs="Times New Roman"/>
+                <w:sz w:val="24"/>
+                <w:szCs w:val="24"/>
+              </w:rPr>
+              <w:t>0,35</w:t>
             </w:r>
           </w:p>
         </w:tc>
@@ -5447,27 +7070,20 @@
             <w:pPr>
               <w:spacing w:line="300" w:lineRule="auto"/>
               <w:ind w:firstLine="397"/>
-              <w:rPr>
-                <w:rFonts w:ascii="Times New Roman" w:hAnsi="Times New Roman" w:cs="Times New Roman"/>
-                <w:sz w:val="24"/>
-                <w:szCs w:val="24"/>
-              </w:rPr>
-            </w:pPr>
-            <w:r>
-              <w:rPr>
-                <w:rFonts w:ascii="Times New Roman" w:hAnsi="Times New Roman" w:cs="Times New Roman"/>
-                <w:sz w:val="24"/>
-                <w:szCs w:val="24"/>
-              </w:rPr>
-              <w:t>0,</w:t>
-            </w:r>
-            <w:r>
-              <w:rPr>
-                <w:rFonts w:ascii="Times New Roman" w:hAnsi="Times New Roman" w:cs="Times New Roman"/>
-                <w:sz w:val="24"/>
-                <w:szCs w:val="24"/>
-              </w:rPr>
-              <w:t>42</w:t>
+              <w:jc w:val="center"/>
+              <w:rPr>
+                <w:rFonts w:ascii="Times New Roman" w:hAnsi="Times New Roman" w:cs="Times New Roman"/>
+                <w:sz w:val="24"/>
+                <w:szCs w:val="24"/>
+              </w:rPr>
+            </w:pPr>
+            <w:r>
+              <w:rPr>
+                <w:rFonts w:ascii="Times New Roman" w:hAnsi="Times New Roman" w:cs="Times New Roman"/>
+                <w:sz w:val="24"/>
+                <w:szCs w:val="24"/>
+              </w:rPr>
+              <w:t>0,42</w:t>
             </w:r>
           </w:p>
         </w:tc>
@@ -5493,6 +7109,7 @@
     </w:tbl>
     <w:p>
       <w:pPr>
+        <w:jc w:val="center"/>
         <w:rPr>
           <w:rStyle w:val="Bodytext211pt"/>
           <w:rFonts w:eastAsiaTheme="majorEastAsia"/>
@@ -5529,46 +7146,7 @@
           <w:shd w:val="clear" w:color="auto" w:fill="auto"/>
           <w:lang w:bidi="ar-SA"/>
         </w:rPr>
-        <w:t xml:space="preserve">В таблице </w:t>
-      </w:r>
-      <w:r>
-        <w:rPr>
-          <w:rStyle w:val="Bodytext211pt"/>
-          <w:rFonts w:eastAsiaTheme="majorEastAsia"/>
-          <w:bCs/>
-          <w:color w:val="000000" w:themeColor="text1"/>
-          <w:sz w:val="24"/>
-          <w:szCs w:val="24"/>
-          <w:shd w:val="clear" w:color="auto" w:fill="auto"/>
-          <w:lang w:bidi="ar-SA"/>
-        </w:rPr>
-        <w:t>2</w:t>
-      </w:r>
-      <w:r>
-        <w:rPr>
-          <w:rStyle w:val="Bodytext211pt"/>
-          <w:rFonts w:eastAsiaTheme="majorEastAsia"/>
-          <w:bCs/>
-          <w:color w:val="000000" w:themeColor="text1"/>
-          <w:sz w:val="24"/>
-          <w:szCs w:val="24"/>
-          <w:shd w:val="clear" w:color="auto" w:fill="auto"/>
-          <w:lang w:bidi="ar-SA"/>
-        </w:rPr>
-        <w:t xml:space="preserve"> занесены результаты измерения для К = 0,0</w:t>
-      </w:r>
-      <w:r>
-        <w:rPr>
-          <w:rStyle w:val="Bodytext211pt"/>
-          <w:rFonts w:eastAsiaTheme="majorEastAsia"/>
-          <w:bCs/>
-          <w:color w:val="000000" w:themeColor="text1"/>
-          <w:sz w:val="24"/>
-          <w:szCs w:val="24"/>
-          <w:shd w:val="clear" w:color="auto" w:fill="auto"/>
-          <w:lang w:bidi="ar-SA"/>
-        </w:rPr>
-        <w:t>5</w:t>
+        <w:t>В таблице 2 занесены результаты измерения для К = 0,05</w:t>
       </w:r>
     </w:p>
     <w:tbl>
@@ -5578,13 +7156,13 @@
         <w:tblLook w:val="04A0" w:firstRow="1" w:lastRow="0" w:firstColumn="1" w:lastColumn="0" w:noHBand="0" w:noVBand="1"/>
       </w:tblPr>
       <w:tblGrid>
-        <w:gridCol w:w="1390"/>
-        <w:gridCol w:w="1367"/>
-        <w:gridCol w:w="1367"/>
-        <w:gridCol w:w="1367"/>
-        <w:gridCol w:w="1367"/>
-        <w:gridCol w:w="1188"/>
-        <w:gridCol w:w="1525"/>
+        <w:gridCol w:w="1337"/>
+        <w:gridCol w:w="1333"/>
+        <w:gridCol w:w="1342"/>
+        <w:gridCol w:w="1342"/>
+        <w:gridCol w:w="1342"/>
+        <w:gridCol w:w="1176"/>
+        <w:gridCol w:w="1473"/>
       </w:tblGrid>
       <w:tr>
         <w:trPr>
@@ -5597,6 +7175,7 @@
           <w:p>
             <w:pPr>
               <w:spacing w:line="300" w:lineRule="auto"/>
+              <w:jc w:val="center"/>
               <w:rPr>
                 <w:rFonts w:ascii="Times New Roman" w:hAnsi="Times New Roman" w:cs="Times New Roman"/>
                 <w:sz w:val="24"/>
@@ -5638,6 +7217,7 @@
           <w:p>
             <w:pPr>
               <w:spacing w:line="300" w:lineRule="auto"/>
+              <w:jc w:val="center"/>
               <w:rPr>
                 <w:rFonts w:ascii="Times New Roman" w:hAnsi="Times New Roman" w:cs="Times New Roman"/>
                 <w:sz w:val="24"/>
@@ -5661,6 +7241,7 @@
           <w:p>
             <w:pPr>
               <w:spacing w:line="300" w:lineRule="auto"/>
+              <w:jc w:val="center"/>
               <w:rPr>
                 <w:rFonts w:ascii="Times New Roman" w:hAnsi="Times New Roman" w:cs="Times New Roman"/>
                 <w:sz w:val="24"/>
@@ -5684,6 +7265,7 @@
           <w:p>
             <w:pPr>
               <w:spacing w:line="300" w:lineRule="auto"/>
+              <w:jc w:val="center"/>
               <w:rPr>
                 <w:rFonts w:ascii="Times New Roman" w:hAnsi="Times New Roman" w:cs="Times New Roman"/>
                 <w:sz w:val="24"/>
@@ -5707,6 +7289,7 @@
           <w:p>
             <w:pPr>
               <w:spacing w:line="300" w:lineRule="auto"/>
+              <w:jc w:val="center"/>
               <w:rPr>
                 <w:rFonts w:ascii="Times New Roman" w:hAnsi="Times New Roman" w:cs="Times New Roman"/>
                 <w:sz w:val="24"/>
@@ -5730,27 +7313,20 @@
           <w:p>
             <w:pPr>
               <w:spacing w:line="300" w:lineRule="auto"/>
-              <w:rPr>
-                <w:rFonts w:ascii="Times New Roman" w:hAnsi="Times New Roman" w:cs="Times New Roman"/>
-                <w:sz w:val="24"/>
-                <w:szCs w:val="24"/>
-              </w:rPr>
-            </w:pPr>
-            <w:r>
-              <w:rPr>
-                <w:rFonts w:ascii="Times New Roman" w:hAnsi="Times New Roman" w:cs="Times New Roman"/>
-                <w:sz w:val="24"/>
-                <w:szCs w:val="24"/>
-              </w:rPr>
-              <w:t>1</w:t>
-            </w:r>
-            <w:r>
-              <w:rPr>
-                <w:rFonts w:ascii="Times New Roman" w:hAnsi="Times New Roman" w:cs="Times New Roman"/>
-                <w:sz w:val="24"/>
-                <w:szCs w:val="24"/>
-              </w:rPr>
-              <w:t>00</w:t>
+              <w:jc w:val="center"/>
+              <w:rPr>
+                <w:rFonts w:ascii="Times New Roman" w:hAnsi="Times New Roman" w:cs="Times New Roman"/>
+                <w:sz w:val="24"/>
+                <w:szCs w:val="24"/>
+              </w:rPr>
+            </w:pPr>
+            <w:r>
+              <w:rPr>
+                <w:rFonts w:ascii="Times New Roman" w:hAnsi="Times New Roman" w:cs="Times New Roman"/>
+                <w:sz w:val="24"/>
+                <w:szCs w:val="24"/>
+              </w:rPr>
+              <w:t>100</w:t>
             </w:r>
           </w:p>
         </w:tc>
@@ -5761,6 +7337,7 @@
           <w:p>
             <w:pPr>
               <w:spacing w:line="300" w:lineRule="auto"/>
+              <w:jc w:val="center"/>
               <w:rPr>
                 <w:rFonts w:ascii="Times New Roman" w:hAnsi="Times New Roman" w:cs="Times New Roman"/>
                 <w:sz w:val="24"/>
@@ -5789,6 +7366,7 @@
           <w:p>
             <w:pPr>
               <w:spacing w:line="300" w:lineRule="auto"/>
+              <w:jc w:val="center"/>
               <w:rPr>
                 <w:rFonts w:ascii="Times New Roman" w:hAnsi="Times New Roman" w:cs="Times New Roman"/>
                 <w:sz w:val="24"/>
@@ -5831,22 +7409,20 @@
             <w:pPr>
               <w:spacing w:line="300" w:lineRule="auto"/>
               <w:ind w:firstLine="397"/>
-              <w:rPr>
-                <w:rFonts w:ascii="Times New Roman" w:hAnsi="Times New Roman" w:cs="Times New Roman"/>
-                <w:sz w:val="24"/>
-                <w:szCs w:val="24"/>
-              </w:rPr>
-            </w:pPr>
-            <w:r>
-              <w:rPr>
-                <w:rFonts w:ascii="Times New Roman" w:hAnsi="Times New Roman" w:cs="Times New Roman"/>
-                <w:sz w:val="24"/>
-                <w:szCs w:val="24"/>
-              </w:rPr>
-              <w:t>3</w:t>
-            </w:r>
-            <w:r>
-              <w:t>0</w:t>
+              <w:jc w:val="center"/>
+              <w:rPr>
+                <w:rFonts w:ascii="Times New Roman" w:hAnsi="Times New Roman" w:cs="Times New Roman"/>
+                <w:sz w:val="24"/>
+                <w:szCs w:val="24"/>
+              </w:rPr>
+            </w:pPr>
+            <w:r>
+              <w:rPr>
+                <w:rFonts w:ascii="Times New Roman" w:hAnsi="Times New Roman" w:cs="Times New Roman"/>
+                <w:sz w:val="24"/>
+                <w:szCs w:val="24"/>
+              </w:rPr>
+              <w:t>30</w:t>
             </w:r>
           </w:p>
         </w:tc>
@@ -5858,22 +7434,20 @@
             <w:pPr>
               <w:spacing w:line="300" w:lineRule="auto"/>
               <w:ind w:firstLine="397"/>
-              <w:rPr>
-                <w:rFonts w:ascii="Times New Roman" w:hAnsi="Times New Roman" w:cs="Times New Roman"/>
-                <w:sz w:val="24"/>
-                <w:szCs w:val="24"/>
-              </w:rPr>
-            </w:pPr>
-            <w:r>
-              <w:rPr>
-                <w:rFonts w:ascii="Times New Roman" w:hAnsi="Times New Roman" w:cs="Times New Roman"/>
-                <w:sz w:val="24"/>
-                <w:szCs w:val="24"/>
-              </w:rPr>
-              <w:t>5</w:t>
-            </w:r>
-            <w:r>
-              <w:t>1</w:t>
+              <w:jc w:val="center"/>
+              <w:rPr>
+                <w:rFonts w:ascii="Times New Roman" w:hAnsi="Times New Roman" w:cs="Times New Roman"/>
+                <w:sz w:val="24"/>
+                <w:szCs w:val="24"/>
+              </w:rPr>
+            </w:pPr>
+            <w:r>
+              <w:rPr>
+                <w:rFonts w:ascii="Times New Roman" w:hAnsi="Times New Roman" w:cs="Times New Roman"/>
+                <w:sz w:val="24"/>
+                <w:szCs w:val="24"/>
+              </w:rPr>
+              <w:t>51</w:t>
             </w:r>
           </w:p>
         </w:tc>
@@ -5885,22 +7459,20 @@
             <w:pPr>
               <w:spacing w:line="300" w:lineRule="auto"/>
               <w:ind w:firstLine="397"/>
-              <w:rPr>
-                <w:rFonts w:ascii="Times New Roman" w:hAnsi="Times New Roman" w:cs="Times New Roman"/>
-                <w:sz w:val="24"/>
-                <w:szCs w:val="24"/>
-              </w:rPr>
-            </w:pPr>
-            <w:r>
-              <w:rPr>
-                <w:rFonts w:ascii="Times New Roman" w:hAnsi="Times New Roman" w:cs="Times New Roman"/>
-                <w:sz w:val="24"/>
-                <w:szCs w:val="24"/>
-              </w:rPr>
-              <w:t>8</w:t>
-            </w:r>
-            <w:r>
-              <w:t>3</w:t>
+              <w:jc w:val="center"/>
+              <w:rPr>
+                <w:rFonts w:ascii="Times New Roman" w:hAnsi="Times New Roman" w:cs="Times New Roman"/>
+                <w:sz w:val="24"/>
+                <w:szCs w:val="24"/>
+              </w:rPr>
+            </w:pPr>
+            <w:r>
+              <w:rPr>
+                <w:rFonts w:ascii="Times New Roman" w:hAnsi="Times New Roman" w:cs="Times New Roman"/>
+                <w:sz w:val="24"/>
+                <w:szCs w:val="24"/>
+              </w:rPr>
+              <w:t>83</w:t>
             </w:r>
           </w:p>
         </w:tc>
@@ -5912,22 +7484,20 @@
             <w:pPr>
               <w:spacing w:line="300" w:lineRule="auto"/>
               <w:ind w:firstLine="397"/>
-              <w:rPr>
-                <w:rFonts w:ascii="Times New Roman" w:hAnsi="Times New Roman" w:cs="Times New Roman"/>
-                <w:sz w:val="24"/>
-                <w:szCs w:val="24"/>
-              </w:rPr>
-            </w:pPr>
-            <w:r>
-              <w:rPr>
-                <w:rFonts w:ascii="Times New Roman" w:hAnsi="Times New Roman" w:cs="Times New Roman"/>
-                <w:sz w:val="24"/>
-                <w:szCs w:val="24"/>
-              </w:rPr>
-              <w:t>1</w:t>
-            </w:r>
-            <w:r>
-              <w:t>15</w:t>
+              <w:jc w:val="center"/>
+              <w:rPr>
+                <w:rFonts w:ascii="Times New Roman" w:hAnsi="Times New Roman" w:cs="Times New Roman"/>
+                <w:sz w:val="24"/>
+                <w:szCs w:val="24"/>
+              </w:rPr>
+            </w:pPr>
+            <w:r>
+              <w:rPr>
+                <w:rFonts w:ascii="Times New Roman" w:hAnsi="Times New Roman" w:cs="Times New Roman"/>
+                <w:sz w:val="24"/>
+                <w:szCs w:val="24"/>
+              </w:rPr>
+              <w:t>115</w:t>
             </w:r>
           </w:p>
         </w:tc>
@@ -5939,22 +7509,20 @@
             <w:pPr>
               <w:spacing w:line="300" w:lineRule="auto"/>
               <w:ind w:firstLine="397"/>
-              <w:rPr>
-                <w:rFonts w:ascii="Times New Roman" w:hAnsi="Times New Roman" w:cs="Times New Roman"/>
-                <w:sz w:val="24"/>
-                <w:szCs w:val="24"/>
-              </w:rPr>
-            </w:pPr>
-            <w:r>
-              <w:rPr>
-                <w:rFonts w:ascii="Times New Roman" w:hAnsi="Times New Roman" w:cs="Times New Roman"/>
-                <w:sz w:val="24"/>
-                <w:szCs w:val="24"/>
-              </w:rPr>
-              <w:t>1</w:t>
-            </w:r>
-            <w:r>
-              <w:t>45</w:t>
+              <w:jc w:val="center"/>
+              <w:rPr>
+                <w:rFonts w:ascii="Times New Roman" w:hAnsi="Times New Roman" w:cs="Times New Roman"/>
+                <w:sz w:val="24"/>
+                <w:szCs w:val="24"/>
+              </w:rPr>
+            </w:pPr>
+            <w:r>
+              <w:rPr>
+                <w:rFonts w:ascii="Times New Roman" w:hAnsi="Times New Roman" w:cs="Times New Roman"/>
+                <w:sz w:val="24"/>
+                <w:szCs w:val="24"/>
+              </w:rPr>
+              <w:t>145</w:t>
             </w:r>
           </w:p>
         </w:tc>
@@ -5967,6 +7535,7 @@
             <w:pPr>
               <w:spacing w:line="300" w:lineRule="auto"/>
               <w:ind w:firstLine="397"/>
+              <w:jc w:val="center"/>
               <w:rPr>
                 <w:rFonts w:ascii="Times New Roman" w:hAnsi="Times New Roman" w:cs="Times New Roman"/>
                 <w:sz w:val="24"/>
@@ -5985,6 +7554,9 @@
         </w:tc>
       </w:tr>
       <w:tr>
+        <w:trPr>
+          <w:trHeight w:val="283"/>
+        </w:trPr>
         <w:tc>
           <w:tcPr>
             <w:tcW w:w="1390" w:type="dxa"/>
@@ -5992,6 +7564,7 @@
           <w:p>
             <w:pPr>
               <w:spacing w:line="300" w:lineRule="auto"/>
+              <w:jc w:val="center"/>
               <w:rPr>
                 <w:rFonts w:ascii="Times New Roman" w:hAnsi="Times New Roman" w:cs="Times New Roman"/>
                 <w:sz w:val="24"/>
@@ -6022,39 +7595,7 @@
                 <w:sz w:val="24"/>
                 <w:szCs w:val="24"/>
               </w:rPr>
-              <w:t>,</w:t>
-            </w:r>
-            <w:r>
-              <w:rPr>
-                <w:rFonts w:ascii="Times New Roman" w:hAnsi="Times New Roman" w:cs="Times New Roman"/>
-                <w:sz w:val="24"/>
-                <w:szCs w:val="24"/>
-              </w:rPr>
-              <w:t xml:space="preserve"> </w:t>
-            </w:r>
-            <w:r>
-              <w:rPr>
-                <w:rFonts w:ascii="Times New Roman" w:hAnsi="Times New Roman" w:cs="Times New Roman"/>
-                <w:sz w:val="24"/>
-                <w:szCs w:val="24"/>
-              </w:rPr>
-              <w:t>г</w:t>
-            </w:r>
-            <w:r>
-              <w:rPr>
-                <w:rFonts w:ascii="Times New Roman" w:hAnsi="Times New Roman" w:cs="Times New Roman"/>
-                <w:sz w:val="24"/>
-                <w:szCs w:val="24"/>
-              </w:rPr>
-              <w:t>*</w:t>
-            </w:r>
-            <w:r>
-              <w:rPr>
-                <w:rFonts w:ascii="Times New Roman" w:hAnsi="Times New Roman" w:cs="Times New Roman"/>
-                <w:sz w:val="24"/>
-                <w:szCs w:val="24"/>
-              </w:rPr>
-              <w:t>см</w:t>
+              <w:t>, г*см</w:t>
             </w:r>
           </w:p>
         </w:tc>
@@ -6066,6 +7607,7 @@
             <w:pPr>
               <w:spacing w:line="300" w:lineRule="auto"/>
               <w:ind w:firstLine="397"/>
+              <w:jc w:val="center"/>
               <w:rPr>
                 <w:rFonts w:ascii="Times New Roman" w:hAnsi="Times New Roman" w:cs="Times New Roman"/>
                 <w:sz w:val="24"/>
@@ -6090,6 +7632,7 @@
             <w:pPr>
               <w:spacing w:line="300" w:lineRule="auto"/>
               <w:ind w:firstLine="397"/>
+              <w:jc w:val="center"/>
               <w:rPr>
                 <w:rFonts w:ascii="Times New Roman" w:hAnsi="Times New Roman" w:cs="Times New Roman"/>
                 <w:sz w:val="24"/>
@@ -6114,6 +7657,7 @@
             <w:pPr>
               <w:spacing w:line="300" w:lineRule="auto"/>
               <w:ind w:firstLine="397"/>
+              <w:jc w:val="center"/>
               <w:rPr>
                 <w:rFonts w:ascii="Times New Roman" w:hAnsi="Times New Roman" w:cs="Times New Roman"/>
                 <w:sz w:val="24"/>
@@ -6138,6 +7682,7 @@
             <w:pPr>
               <w:spacing w:line="300" w:lineRule="auto"/>
               <w:ind w:firstLine="397"/>
+              <w:jc w:val="center"/>
               <w:rPr>
                 <w:rFonts w:ascii="Times New Roman" w:hAnsi="Times New Roman" w:cs="Times New Roman"/>
                 <w:sz w:val="24"/>
@@ -6162,6 +7707,7 @@
             <w:pPr>
               <w:spacing w:line="300" w:lineRule="auto"/>
               <w:ind w:firstLine="397"/>
+              <w:jc w:val="center"/>
               <w:rPr>
                 <w:rFonts w:ascii="Times New Roman" w:hAnsi="Times New Roman" w:cs="Times New Roman"/>
                 <w:sz w:val="24"/>
@@ -6187,6 +7733,7 @@
             <w:pPr>
               <w:spacing w:line="300" w:lineRule="auto"/>
               <w:ind w:firstLine="397"/>
+              <w:jc w:val="center"/>
               <w:rPr>
                 <w:rFonts w:ascii="Times New Roman" w:hAnsi="Times New Roman" w:cs="Times New Roman"/>
                 <w:sz w:val="24"/>
@@ -6204,6 +7751,7 @@
           <w:p>
             <w:pPr>
               <w:spacing w:line="300" w:lineRule="auto"/>
+              <w:jc w:val="center"/>
               <w:rPr>
                 <w:rFonts w:ascii="Times New Roman" w:hAnsi="Times New Roman" w:cs="Times New Roman"/>
                 <w:sz w:val="24"/>
@@ -6247,22 +7795,20 @@
             <w:pPr>
               <w:spacing w:line="300" w:lineRule="auto"/>
               <w:ind w:firstLine="397"/>
-              <w:rPr>
-                <w:rFonts w:ascii="Times New Roman" w:hAnsi="Times New Roman" w:cs="Times New Roman"/>
-                <w:sz w:val="24"/>
-                <w:szCs w:val="24"/>
-              </w:rPr>
-            </w:pPr>
-            <w:r>
-              <w:rPr>
-                <w:rFonts w:ascii="Times New Roman" w:hAnsi="Times New Roman" w:cs="Times New Roman"/>
-                <w:sz w:val="24"/>
-                <w:szCs w:val="24"/>
-              </w:rPr>
-              <w:t>3</w:t>
-            </w:r>
-            <w:r>
-              <w:t>0</w:t>
+              <w:jc w:val="center"/>
+              <w:rPr>
+                <w:rFonts w:ascii="Times New Roman" w:hAnsi="Times New Roman" w:cs="Times New Roman"/>
+                <w:sz w:val="24"/>
+                <w:szCs w:val="24"/>
+              </w:rPr>
+            </w:pPr>
+            <w:r>
+              <w:rPr>
+                <w:rFonts w:ascii="Times New Roman" w:hAnsi="Times New Roman" w:cs="Times New Roman"/>
+                <w:sz w:val="24"/>
+                <w:szCs w:val="24"/>
+              </w:rPr>
+              <w:t>30</w:t>
             </w:r>
           </w:p>
         </w:tc>
@@ -6274,22 +7820,20 @@
             <w:pPr>
               <w:spacing w:line="300" w:lineRule="auto"/>
               <w:ind w:firstLine="397"/>
-              <w:rPr>
-                <w:rFonts w:ascii="Times New Roman" w:hAnsi="Times New Roman" w:cs="Times New Roman"/>
-                <w:sz w:val="24"/>
-                <w:szCs w:val="24"/>
-              </w:rPr>
-            </w:pPr>
-            <w:r>
-              <w:rPr>
-                <w:rFonts w:ascii="Times New Roman" w:hAnsi="Times New Roman" w:cs="Times New Roman"/>
-                <w:sz w:val="24"/>
-                <w:szCs w:val="24"/>
-              </w:rPr>
-              <w:t>3</w:t>
-            </w:r>
-            <w:r>
-              <w:t>5</w:t>
+              <w:jc w:val="center"/>
+              <w:rPr>
+                <w:rFonts w:ascii="Times New Roman" w:hAnsi="Times New Roman" w:cs="Times New Roman"/>
+                <w:sz w:val="24"/>
+                <w:szCs w:val="24"/>
+              </w:rPr>
+            </w:pPr>
+            <w:r>
+              <w:rPr>
+                <w:rFonts w:ascii="Times New Roman" w:hAnsi="Times New Roman" w:cs="Times New Roman"/>
+                <w:sz w:val="24"/>
+                <w:szCs w:val="24"/>
+              </w:rPr>
+              <w:t>35</w:t>
             </w:r>
           </w:p>
         </w:tc>
@@ -6301,22 +7845,20 @@
             <w:pPr>
               <w:spacing w:line="300" w:lineRule="auto"/>
               <w:ind w:firstLine="397"/>
-              <w:rPr>
-                <w:rFonts w:ascii="Times New Roman" w:hAnsi="Times New Roman" w:cs="Times New Roman"/>
-                <w:sz w:val="24"/>
-                <w:szCs w:val="24"/>
-              </w:rPr>
-            </w:pPr>
-            <w:r>
-              <w:rPr>
-                <w:rFonts w:ascii="Times New Roman" w:hAnsi="Times New Roman" w:cs="Times New Roman"/>
-                <w:sz w:val="24"/>
-                <w:szCs w:val="24"/>
-              </w:rPr>
-              <w:t>5</w:t>
-            </w:r>
-            <w:r>
-              <w:t>3</w:t>
+              <w:jc w:val="center"/>
+              <w:rPr>
+                <w:rFonts w:ascii="Times New Roman" w:hAnsi="Times New Roman" w:cs="Times New Roman"/>
+                <w:sz w:val="24"/>
+                <w:szCs w:val="24"/>
+              </w:rPr>
+            </w:pPr>
+            <w:r>
+              <w:rPr>
+                <w:rFonts w:ascii="Times New Roman" w:hAnsi="Times New Roman" w:cs="Times New Roman"/>
+                <w:sz w:val="24"/>
+                <w:szCs w:val="24"/>
+              </w:rPr>
+              <w:t>53</w:t>
             </w:r>
           </w:p>
         </w:tc>
@@ -6328,22 +7870,20 @@
             <w:pPr>
               <w:spacing w:line="300" w:lineRule="auto"/>
               <w:ind w:firstLine="397"/>
-              <w:rPr>
-                <w:rFonts w:ascii="Times New Roman" w:hAnsi="Times New Roman" w:cs="Times New Roman"/>
-                <w:sz w:val="24"/>
-                <w:szCs w:val="24"/>
-              </w:rPr>
-            </w:pPr>
-            <w:r>
-              <w:rPr>
-                <w:rFonts w:ascii="Times New Roman" w:hAnsi="Times New Roman" w:cs="Times New Roman"/>
-                <w:sz w:val="24"/>
-                <w:szCs w:val="24"/>
-              </w:rPr>
-              <w:t>7</w:t>
-            </w:r>
-            <w:r>
-              <w:t>0</w:t>
+              <w:jc w:val="center"/>
+              <w:rPr>
+                <w:rFonts w:ascii="Times New Roman" w:hAnsi="Times New Roman" w:cs="Times New Roman"/>
+                <w:sz w:val="24"/>
+                <w:szCs w:val="24"/>
+              </w:rPr>
+            </w:pPr>
+            <w:r>
+              <w:rPr>
+                <w:rFonts w:ascii="Times New Roman" w:hAnsi="Times New Roman" w:cs="Times New Roman"/>
+                <w:sz w:val="24"/>
+                <w:szCs w:val="24"/>
+              </w:rPr>
+              <w:t>70</w:t>
             </w:r>
           </w:p>
         </w:tc>
@@ -6355,22 +7895,20 @@
             <w:pPr>
               <w:spacing w:line="300" w:lineRule="auto"/>
               <w:ind w:firstLine="397"/>
-              <w:rPr>
-                <w:rFonts w:ascii="Times New Roman" w:hAnsi="Times New Roman" w:cs="Times New Roman"/>
-                <w:sz w:val="24"/>
-                <w:szCs w:val="24"/>
-              </w:rPr>
-            </w:pPr>
-            <w:r>
-              <w:rPr>
-                <w:rFonts w:ascii="Times New Roman" w:hAnsi="Times New Roman" w:cs="Times New Roman"/>
-                <w:sz w:val="24"/>
-                <w:szCs w:val="24"/>
-              </w:rPr>
-              <w:t>8</w:t>
-            </w:r>
-            <w:r>
-              <w:t>5</w:t>
+              <w:jc w:val="center"/>
+              <w:rPr>
+                <w:rFonts w:ascii="Times New Roman" w:hAnsi="Times New Roman" w:cs="Times New Roman"/>
+                <w:sz w:val="24"/>
+                <w:szCs w:val="24"/>
+              </w:rPr>
+            </w:pPr>
+            <w:r>
+              <w:rPr>
+                <w:rFonts w:ascii="Times New Roman" w:hAnsi="Times New Roman" w:cs="Times New Roman"/>
+                <w:sz w:val="24"/>
+                <w:szCs w:val="24"/>
+              </w:rPr>
+              <w:t>85</w:t>
             </w:r>
           </w:p>
         </w:tc>
@@ -6383,6 +7921,7 @@
             <w:pPr>
               <w:spacing w:line="300" w:lineRule="auto"/>
               <w:ind w:firstLine="397"/>
+              <w:jc w:val="center"/>
               <w:rPr>
                 <w:rFonts w:ascii="Times New Roman" w:hAnsi="Times New Roman" w:cs="Times New Roman"/>
                 <w:sz w:val="24"/>
@@ -6408,6 +7947,7 @@
           <w:p>
             <w:pPr>
               <w:spacing w:line="300" w:lineRule="auto"/>
+              <w:jc w:val="center"/>
               <w:rPr>
                 <w:rFonts w:ascii="Times New Roman" w:hAnsi="Times New Roman" w:cs="Times New Roman"/>
                 <w:sz w:val="24"/>
@@ -6439,39 +7979,7 @@
                 <w:sz w:val="24"/>
                 <w:szCs w:val="24"/>
               </w:rPr>
-              <w:t>,</w:t>
-            </w:r>
-            <w:r>
-              <w:rPr>
-                <w:rFonts w:ascii="Times New Roman" w:hAnsi="Times New Roman" w:cs="Times New Roman"/>
-                <w:sz w:val="24"/>
-                <w:szCs w:val="24"/>
-              </w:rPr>
-              <w:t xml:space="preserve"> </w:t>
-            </w:r>
-            <w:r>
-              <w:rPr>
-                <w:rFonts w:ascii="Times New Roman" w:hAnsi="Times New Roman" w:cs="Times New Roman"/>
-                <w:sz w:val="24"/>
-                <w:szCs w:val="24"/>
-              </w:rPr>
-              <w:t>г</w:t>
-            </w:r>
-            <w:r>
-              <w:rPr>
-                <w:rFonts w:ascii="Times New Roman" w:hAnsi="Times New Roman" w:cs="Times New Roman"/>
-                <w:sz w:val="24"/>
-                <w:szCs w:val="24"/>
-              </w:rPr>
-              <w:t>*</w:t>
-            </w:r>
-            <w:r>
-              <w:rPr>
-                <w:rFonts w:ascii="Times New Roman" w:hAnsi="Times New Roman" w:cs="Times New Roman"/>
-                <w:sz w:val="24"/>
-                <w:szCs w:val="24"/>
-              </w:rPr>
-              <w:t>см</w:t>
+              <w:t>, г*см</w:t>
             </w:r>
           </w:p>
         </w:tc>
@@ -6483,6 +7991,7 @@
             <w:pPr>
               <w:spacing w:line="300" w:lineRule="auto"/>
               <w:ind w:firstLine="397"/>
+              <w:jc w:val="center"/>
               <w:rPr>
                 <w:rFonts w:ascii="Times New Roman" w:hAnsi="Times New Roman" w:cs="Times New Roman"/>
                 <w:sz w:val="24"/>
@@ -6507,6 +8016,7 @@
             <w:pPr>
               <w:spacing w:line="300" w:lineRule="auto"/>
               <w:ind w:firstLine="397"/>
+              <w:jc w:val="center"/>
               <w:rPr>
                 <w:rFonts w:ascii="Times New Roman" w:hAnsi="Times New Roman" w:cs="Times New Roman"/>
                 <w:sz w:val="24"/>
@@ -6531,6 +8041,7 @@
             <w:pPr>
               <w:spacing w:line="300" w:lineRule="auto"/>
               <w:ind w:firstLine="397"/>
+              <w:jc w:val="center"/>
               <w:rPr>
                 <w:rFonts w:ascii="Times New Roman" w:hAnsi="Times New Roman" w:cs="Times New Roman"/>
                 <w:sz w:val="24"/>
@@ -6555,6 +8066,7 @@
             <w:pPr>
               <w:spacing w:line="300" w:lineRule="auto"/>
               <w:ind w:firstLine="397"/>
+              <w:jc w:val="center"/>
               <w:rPr>
                 <w:rFonts w:ascii="Times New Roman" w:hAnsi="Times New Roman" w:cs="Times New Roman"/>
                 <w:sz w:val="24"/>
@@ -6579,6 +8091,7 @@
             <w:pPr>
               <w:spacing w:line="300" w:lineRule="auto"/>
               <w:ind w:firstLine="397"/>
+              <w:jc w:val="center"/>
               <w:rPr>
                 <w:rFonts w:ascii="Times New Roman" w:hAnsi="Times New Roman" w:cs="Times New Roman"/>
                 <w:sz w:val="24"/>
@@ -6604,6 +8117,7 @@
             <w:pPr>
               <w:spacing w:line="300" w:lineRule="auto"/>
               <w:ind w:firstLine="397"/>
+              <w:jc w:val="center"/>
               <w:rPr>
                 <w:rFonts w:ascii="Times New Roman" w:hAnsi="Times New Roman" w:cs="Times New Roman"/>
                 <w:sz w:val="24"/>
@@ -6621,6 +8135,7 @@
           <w:p>
             <w:pPr>
               <w:spacing w:line="300" w:lineRule="auto"/>
+              <w:jc w:val="center"/>
               <w:rPr>
                 <w:rFonts w:ascii="Times New Roman" w:hAnsi="Times New Roman" w:cs="Times New Roman"/>
                 <w:sz w:val="24"/>
@@ -6664,22 +8179,20 @@
             <w:pPr>
               <w:spacing w:line="300" w:lineRule="auto"/>
               <w:ind w:firstLine="397"/>
-              <w:rPr>
-                <w:rFonts w:ascii="Times New Roman" w:hAnsi="Times New Roman" w:cs="Times New Roman"/>
-                <w:sz w:val="24"/>
-                <w:szCs w:val="24"/>
-              </w:rPr>
-            </w:pPr>
-            <w:r>
-              <w:rPr>
-                <w:rFonts w:ascii="Times New Roman" w:hAnsi="Times New Roman" w:cs="Times New Roman"/>
-                <w:sz w:val="24"/>
-                <w:szCs w:val="24"/>
-              </w:rPr>
-              <w:t>3</w:t>
-            </w:r>
-            <w:r>
-              <w:t>0</w:t>
+              <w:jc w:val="center"/>
+              <w:rPr>
+                <w:rFonts w:ascii="Times New Roman" w:hAnsi="Times New Roman" w:cs="Times New Roman"/>
+                <w:sz w:val="24"/>
+                <w:szCs w:val="24"/>
+              </w:rPr>
+            </w:pPr>
+            <w:r>
+              <w:rPr>
+                <w:rFonts w:ascii="Times New Roman" w:hAnsi="Times New Roman" w:cs="Times New Roman"/>
+                <w:sz w:val="24"/>
+                <w:szCs w:val="24"/>
+              </w:rPr>
+              <w:t>30</w:t>
             </w:r>
           </w:p>
         </w:tc>
@@ -6691,22 +8204,20 @@
             <w:pPr>
               <w:spacing w:line="300" w:lineRule="auto"/>
               <w:ind w:firstLine="397"/>
-              <w:rPr>
-                <w:rFonts w:ascii="Times New Roman" w:hAnsi="Times New Roman" w:cs="Times New Roman"/>
-                <w:sz w:val="24"/>
-                <w:szCs w:val="24"/>
-              </w:rPr>
-            </w:pPr>
-            <w:r>
-              <w:rPr>
-                <w:rFonts w:ascii="Times New Roman" w:hAnsi="Times New Roman" w:cs="Times New Roman"/>
-                <w:sz w:val="24"/>
-                <w:szCs w:val="24"/>
-              </w:rPr>
-              <w:t>3</w:t>
-            </w:r>
-            <w:r>
-              <w:t>5</w:t>
+              <w:jc w:val="center"/>
+              <w:rPr>
+                <w:rFonts w:ascii="Times New Roman" w:hAnsi="Times New Roman" w:cs="Times New Roman"/>
+                <w:sz w:val="24"/>
+                <w:szCs w:val="24"/>
+              </w:rPr>
+            </w:pPr>
+            <w:r>
+              <w:rPr>
+                <w:rFonts w:ascii="Times New Roman" w:hAnsi="Times New Roman" w:cs="Times New Roman"/>
+                <w:sz w:val="24"/>
+                <w:szCs w:val="24"/>
+              </w:rPr>
+              <w:t>35</w:t>
             </w:r>
           </w:p>
         </w:tc>
@@ -6718,22 +8229,20 @@
             <w:pPr>
               <w:spacing w:line="300" w:lineRule="auto"/>
               <w:ind w:firstLine="397"/>
-              <w:rPr>
-                <w:rFonts w:ascii="Times New Roman" w:hAnsi="Times New Roman" w:cs="Times New Roman"/>
-                <w:sz w:val="24"/>
-                <w:szCs w:val="24"/>
-              </w:rPr>
-            </w:pPr>
-            <w:r>
-              <w:rPr>
-                <w:rFonts w:ascii="Times New Roman" w:hAnsi="Times New Roman" w:cs="Times New Roman"/>
-                <w:sz w:val="24"/>
-                <w:szCs w:val="24"/>
-              </w:rPr>
-              <w:t>5</w:t>
-            </w:r>
-            <w:r>
-              <w:t>0</w:t>
+              <w:jc w:val="center"/>
+              <w:rPr>
+                <w:rFonts w:ascii="Times New Roman" w:hAnsi="Times New Roman" w:cs="Times New Roman"/>
+                <w:sz w:val="24"/>
+                <w:szCs w:val="24"/>
+              </w:rPr>
+            </w:pPr>
+            <w:r>
+              <w:rPr>
+                <w:rFonts w:ascii="Times New Roman" w:hAnsi="Times New Roman" w:cs="Times New Roman"/>
+                <w:sz w:val="24"/>
+                <w:szCs w:val="24"/>
+              </w:rPr>
+              <w:t>50</w:t>
             </w:r>
           </w:p>
         </w:tc>
@@ -6745,22 +8254,20 @@
             <w:pPr>
               <w:spacing w:line="300" w:lineRule="auto"/>
               <w:ind w:firstLine="397"/>
-              <w:rPr>
-                <w:rFonts w:ascii="Times New Roman" w:hAnsi="Times New Roman" w:cs="Times New Roman"/>
-                <w:sz w:val="24"/>
-                <w:szCs w:val="24"/>
-              </w:rPr>
-            </w:pPr>
-            <w:r>
-              <w:rPr>
-                <w:rFonts w:ascii="Times New Roman" w:hAnsi="Times New Roman" w:cs="Times New Roman"/>
-                <w:sz w:val="24"/>
-                <w:szCs w:val="24"/>
-              </w:rPr>
-              <w:t>6</w:t>
-            </w:r>
-            <w:r>
-              <w:t>7</w:t>
+              <w:jc w:val="center"/>
+              <w:rPr>
+                <w:rFonts w:ascii="Times New Roman" w:hAnsi="Times New Roman" w:cs="Times New Roman"/>
+                <w:sz w:val="24"/>
+                <w:szCs w:val="24"/>
+              </w:rPr>
+            </w:pPr>
+            <w:r>
+              <w:rPr>
+                <w:rFonts w:ascii="Times New Roman" w:hAnsi="Times New Roman" w:cs="Times New Roman"/>
+                <w:sz w:val="24"/>
+                <w:szCs w:val="24"/>
+              </w:rPr>
+              <w:t>67</w:t>
             </w:r>
           </w:p>
         </w:tc>
@@ -6772,22 +8279,20 @@
             <w:pPr>
               <w:spacing w:line="300" w:lineRule="auto"/>
               <w:ind w:firstLine="397"/>
-              <w:rPr>
-                <w:rFonts w:ascii="Times New Roman" w:hAnsi="Times New Roman" w:cs="Times New Roman"/>
-                <w:sz w:val="24"/>
-                <w:szCs w:val="24"/>
-              </w:rPr>
-            </w:pPr>
-            <w:r>
-              <w:rPr>
-                <w:rFonts w:ascii="Times New Roman" w:hAnsi="Times New Roman" w:cs="Times New Roman"/>
-                <w:sz w:val="24"/>
-                <w:szCs w:val="24"/>
-              </w:rPr>
-              <w:t>8</w:t>
-            </w:r>
-            <w:r>
-              <w:t>5</w:t>
+              <w:jc w:val="center"/>
+              <w:rPr>
+                <w:rFonts w:ascii="Times New Roman" w:hAnsi="Times New Roman" w:cs="Times New Roman"/>
+                <w:sz w:val="24"/>
+                <w:szCs w:val="24"/>
+              </w:rPr>
+            </w:pPr>
+            <w:r>
+              <w:rPr>
+                <w:rFonts w:ascii="Times New Roman" w:hAnsi="Times New Roman" w:cs="Times New Roman"/>
+                <w:sz w:val="24"/>
+                <w:szCs w:val="24"/>
+              </w:rPr>
+              <w:t>85</w:t>
             </w:r>
           </w:p>
         </w:tc>
@@ -6800,6 +8305,7 @@
             <w:pPr>
               <w:spacing w:line="300" w:lineRule="auto"/>
               <w:ind w:firstLine="397"/>
+              <w:jc w:val="center"/>
               <w:rPr>
                 <w:rFonts w:ascii="Times New Roman" w:hAnsi="Times New Roman" w:cs="Times New Roman"/>
                 <w:sz w:val="24"/>
@@ -6825,6 +8331,7 @@
           <w:p>
             <w:pPr>
               <w:spacing w:line="300" w:lineRule="auto"/>
+              <w:jc w:val="center"/>
               <w:rPr>
                 <w:rFonts w:ascii="Times New Roman" w:hAnsi="Times New Roman" w:cs="Times New Roman"/>
                 <w:sz w:val="24"/>
@@ -6856,39 +8363,7 @@
                 <w:sz w:val="24"/>
                 <w:szCs w:val="24"/>
               </w:rPr>
-              <w:t>,</w:t>
-            </w:r>
-            <w:r>
-              <w:rPr>
-                <w:rFonts w:ascii="Times New Roman" w:hAnsi="Times New Roman" w:cs="Times New Roman"/>
-                <w:sz w:val="24"/>
-                <w:szCs w:val="24"/>
-              </w:rPr>
-              <w:t xml:space="preserve"> </w:t>
-            </w:r>
-            <w:r>
-              <w:rPr>
-                <w:rFonts w:ascii="Times New Roman" w:hAnsi="Times New Roman" w:cs="Times New Roman"/>
-                <w:sz w:val="24"/>
-                <w:szCs w:val="24"/>
-              </w:rPr>
-              <w:t>г</w:t>
-            </w:r>
-            <w:r>
-              <w:rPr>
-                <w:rFonts w:ascii="Times New Roman" w:hAnsi="Times New Roman" w:cs="Times New Roman"/>
-                <w:sz w:val="24"/>
-                <w:szCs w:val="24"/>
-              </w:rPr>
-              <w:t>*</w:t>
-            </w:r>
-            <w:r>
-              <w:rPr>
-                <w:rFonts w:ascii="Times New Roman" w:hAnsi="Times New Roman" w:cs="Times New Roman"/>
-                <w:sz w:val="24"/>
-                <w:szCs w:val="24"/>
-              </w:rPr>
-              <w:t>см</w:t>
+              <w:t>, г*см</w:t>
             </w:r>
           </w:p>
         </w:tc>
@@ -6900,6 +8375,7 @@
             <w:pPr>
               <w:spacing w:line="300" w:lineRule="auto"/>
               <w:ind w:firstLine="397"/>
+              <w:jc w:val="center"/>
               <w:rPr>
                 <w:rFonts w:ascii="Times New Roman" w:hAnsi="Times New Roman" w:cs="Times New Roman"/>
                 <w:sz w:val="24"/>
@@ -6924,6 +8400,7 @@
             <w:pPr>
               <w:spacing w:line="300" w:lineRule="auto"/>
               <w:ind w:firstLine="397"/>
+              <w:jc w:val="center"/>
               <w:rPr>
                 <w:rFonts w:ascii="Times New Roman" w:hAnsi="Times New Roman" w:cs="Times New Roman"/>
                 <w:sz w:val="24"/>
@@ -6948,6 +8425,7 @@
             <w:pPr>
               <w:spacing w:line="300" w:lineRule="auto"/>
               <w:ind w:firstLine="397"/>
+              <w:jc w:val="center"/>
               <w:rPr>
                 <w:rFonts w:ascii="Times New Roman" w:hAnsi="Times New Roman" w:cs="Times New Roman"/>
                 <w:sz w:val="24"/>
@@ -6972,6 +8450,7 @@
             <w:pPr>
               <w:spacing w:line="300" w:lineRule="auto"/>
               <w:ind w:firstLine="397"/>
+              <w:jc w:val="center"/>
               <w:rPr>
                 <w:rFonts w:ascii="Times New Roman" w:hAnsi="Times New Roman" w:cs="Times New Roman"/>
                 <w:sz w:val="24"/>
@@ -6996,6 +8475,7 @@
             <w:pPr>
               <w:spacing w:line="300" w:lineRule="auto"/>
               <w:ind w:firstLine="397"/>
+              <w:jc w:val="center"/>
               <w:rPr>
                 <w:rFonts w:ascii="Times New Roman" w:hAnsi="Times New Roman" w:cs="Times New Roman"/>
                 <w:sz w:val="24"/>
@@ -7038,9 +8518,14 @@
         <w:ind w:firstLine="397"/>
         <w:jc w:val="both"/>
         <w:rPr>
-          <w:rFonts w:ascii="Times New Roman" w:eastAsiaTheme="minorEastAsia" w:hAnsi="Times New Roman" w:cs="Times New Roman"/>
-          <w:sz w:val="24"/>
-          <w:szCs w:val="24"/>
+          <w:rStyle w:val="Bodytext211pt"/>
+          <w:rFonts w:eastAsiaTheme="majorEastAsia"/>
+          <w:bCs/>
+          <w:color w:val="000000" w:themeColor="text1"/>
+          <w:sz w:val="24"/>
+          <w:szCs w:val="24"/>
+          <w:shd w:val="clear" w:color="auto" w:fill="auto"/>
+          <w:lang w:bidi="ar-SA"/>
         </w:rPr>
       </w:pPr>
       <w:r>
@@ -7102,6 +8587,750 @@
           <w:szCs w:val="24"/>
         </w:rPr>
         <w:t>3</w:t>
+      </w:r>
+      <w:r>
+        <w:rPr>
+          <w:rFonts w:ascii="Times New Roman" w:eastAsiaTheme="minorEastAsia" w:hAnsi="Times New Roman" w:cs="Times New Roman"/>
+          <w:sz w:val="24"/>
+          <w:szCs w:val="24"/>
+        </w:rPr>
+        <w:t xml:space="preserve">, при </w:t>
+      </w:r>
+      <w:r>
+        <w:rPr>
+          <w:rStyle w:val="Bodytext211pt"/>
+          <w:rFonts w:eastAsiaTheme="majorEastAsia"/>
+          <w:bCs/>
+          <w:color w:val="000000" w:themeColor="text1"/>
+          <w:sz w:val="24"/>
+          <w:szCs w:val="24"/>
+          <w:shd w:val="clear" w:color="auto" w:fill="auto"/>
+          <w:lang w:bidi="ar-SA"/>
+        </w:rPr>
+        <w:t>К = 0,</w:t>
+      </w:r>
+      <w:r>
+        <w:rPr>
+          <w:rStyle w:val="Bodytext211pt"/>
+          <w:rFonts w:eastAsiaTheme="majorEastAsia"/>
+          <w:bCs/>
+          <w:color w:val="000000" w:themeColor="text1"/>
+          <w:sz w:val="24"/>
+          <w:szCs w:val="24"/>
+          <w:shd w:val="clear" w:color="auto" w:fill="auto"/>
+          <w:lang w:bidi="ar-SA"/>
+        </w:rPr>
+        <w:t>1</w:t>
+      </w:r>
+    </w:p>
+    <w:tbl>
+      <w:tblPr>
+        <w:tblStyle w:val="af"/>
+        <w:tblW w:w="0" w:type="auto"/>
+        <w:tblLook w:val="04A0" w:firstRow="1" w:lastRow="0" w:firstColumn="1" w:lastColumn="0" w:noHBand="0" w:noVBand="1"/>
+      </w:tblPr>
+      <w:tblGrid>
+        <w:gridCol w:w="1344"/>
+        <w:gridCol w:w="1337"/>
+        <w:gridCol w:w="1337"/>
+        <w:gridCol w:w="1345"/>
+        <w:gridCol w:w="1333"/>
+        <w:gridCol w:w="1170"/>
+        <w:gridCol w:w="1479"/>
+      </w:tblGrid>
+      <w:tr>
+        <w:tc>
+          <w:tcPr>
+            <w:tcW w:w="1390" w:type="dxa"/>
+          </w:tcPr>
+          <w:p>
+            <w:pPr>
+              <w:spacing w:line="300" w:lineRule="auto"/>
+              <w:jc w:val="center"/>
+              <w:rPr>
+                <w:rFonts w:ascii="Times New Roman" w:hAnsi="Times New Roman" w:cs="Times New Roman"/>
+                <w:sz w:val="24"/>
+                <w:szCs w:val="24"/>
+                <w:lang w:val="en-US"/>
+              </w:rPr>
+            </w:pPr>
+            <w:r>
+              <w:rPr>
+                <w:rFonts w:ascii="Times New Roman" w:hAnsi="Times New Roman" w:cs="Times New Roman"/>
+                <w:sz w:val="24"/>
+                <w:szCs w:val="24"/>
+              </w:rPr>
+              <w:t>I</w:t>
+            </w:r>
+            <w:r>
+              <w:rPr>
+                <w:rFonts w:ascii="Times New Roman" w:hAnsi="Times New Roman" w:cs="Times New Roman"/>
+                <w:sz w:val="24"/>
+                <w:szCs w:val="24"/>
+                <w:vertAlign w:val="subscript"/>
+                <w:lang w:val="en-US"/>
+              </w:rPr>
+              <w:t>y</w:t>
+            </w:r>
+            <w:r>
+              <w:rPr>
+                <w:rFonts w:ascii="Times New Roman" w:hAnsi="Times New Roman" w:cs="Times New Roman"/>
+                <w:sz w:val="24"/>
+                <w:szCs w:val="24"/>
+              </w:rPr>
+              <w:t>, мА</w:t>
+            </w:r>
+          </w:p>
+        </w:tc>
+        <w:tc>
+          <w:tcPr>
+            <w:tcW w:w="1367" w:type="dxa"/>
+          </w:tcPr>
+          <w:p>
+            <w:pPr>
+              <w:spacing w:line="300" w:lineRule="auto"/>
+              <w:jc w:val="center"/>
+              <w:rPr>
+                <w:rFonts w:ascii="Times New Roman" w:hAnsi="Times New Roman" w:cs="Times New Roman"/>
+                <w:sz w:val="24"/>
+                <w:szCs w:val="24"/>
+              </w:rPr>
+            </w:pPr>
+            <w:r>
+              <w:rPr>
+                <w:rFonts w:ascii="Times New Roman" w:hAnsi="Times New Roman" w:cs="Times New Roman"/>
+                <w:sz w:val="24"/>
+                <w:szCs w:val="24"/>
+              </w:rPr>
+              <w:t>10</w:t>
+            </w:r>
+          </w:p>
+        </w:tc>
+        <w:tc>
+          <w:tcPr>
+            <w:tcW w:w="1367" w:type="dxa"/>
+          </w:tcPr>
+          <w:p>
+            <w:pPr>
+              <w:spacing w:line="300" w:lineRule="auto"/>
+              <w:jc w:val="center"/>
+              <w:rPr>
+                <w:rFonts w:ascii="Times New Roman" w:hAnsi="Times New Roman" w:cs="Times New Roman"/>
+                <w:sz w:val="24"/>
+                <w:szCs w:val="24"/>
+              </w:rPr>
+            </w:pPr>
+            <w:r>
+              <w:rPr>
+                <w:rFonts w:ascii="Times New Roman" w:hAnsi="Times New Roman" w:cs="Times New Roman"/>
+                <w:sz w:val="24"/>
+                <w:szCs w:val="24"/>
+              </w:rPr>
+              <w:t>25</w:t>
+            </w:r>
+          </w:p>
+        </w:tc>
+        <w:tc>
+          <w:tcPr>
+            <w:tcW w:w="1367" w:type="dxa"/>
+          </w:tcPr>
+          <w:p>
+            <w:pPr>
+              <w:spacing w:line="300" w:lineRule="auto"/>
+              <w:jc w:val="center"/>
+              <w:rPr>
+                <w:rFonts w:ascii="Times New Roman" w:hAnsi="Times New Roman" w:cs="Times New Roman"/>
+                <w:sz w:val="24"/>
+                <w:szCs w:val="24"/>
+              </w:rPr>
+            </w:pPr>
+            <w:r>
+              <w:rPr>
+                <w:rFonts w:ascii="Times New Roman" w:hAnsi="Times New Roman" w:cs="Times New Roman"/>
+                <w:sz w:val="24"/>
+                <w:szCs w:val="24"/>
+              </w:rPr>
+              <w:t>50</w:t>
+            </w:r>
+          </w:p>
+        </w:tc>
+        <w:tc>
+          <w:tcPr>
+            <w:tcW w:w="1367" w:type="dxa"/>
+          </w:tcPr>
+          <w:p>
+            <w:pPr>
+              <w:spacing w:line="300" w:lineRule="auto"/>
+              <w:jc w:val="center"/>
+              <w:rPr>
+                <w:rFonts w:ascii="Times New Roman" w:hAnsi="Times New Roman" w:cs="Times New Roman"/>
+                <w:sz w:val="24"/>
+                <w:szCs w:val="24"/>
+              </w:rPr>
+            </w:pPr>
+            <w:r>
+              <w:rPr>
+                <w:rFonts w:ascii="Times New Roman" w:hAnsi="Times New Roman" w:cs="Times New Roman"/>
+                <w:sz w:val="24"/>
+                <w:szCs w:val="24"/>
+              </w:rPr>
+              <w:t>75</w:t>
+            </w:r>
+          </w:p>
+        </w:tc>
+        <w:tc>
+          <w:tcPr>
+            <w:tcW w:w="1188" w:type="dxa"/>
+          </w:tcPr>
+          <w:p>
+            <w:pPr>
+              <w:spacing w:line="300" w:lineRule="auto"/>
+              <w:jc w:val="center"/>
+              <w:rPr>
+                <w:rFonts w:ascii="Times New Roman" w:hAnsi="Times New Roman" w:cs="Times New Roman"/>
+                <w:sz w:val="24"/>
+                <w:szCs w:val="24"/>
+              </w:rPr>
+            </w:pPr>
+            <w:r>
+              <w:rPr>
+                <w:rFonts w:ascii="Times New Roman" w:hAnsi="Times New Roman" w:cs="Times New Roman"/>
+                <w:sz w:val="24"/>
+                <w:szCs w:val="24"/>
+              </w:rPr>
+              <w:t>1</w:t>
+            </w:r>
+            <w:r>
+              <w:rPr>
+                <w:rFonts w:ascii="Times New Roman" w:hAnsi="Times New Roman" w:cs="Times New Roman"/>
+                <w:sz w:val="24"/>
+                <w:szCs w:val="24"/>
+              </w:rPr>
+              <w:t>00</w:t>
+            </w:r>
+          </w:p>
+        </w:tc>
+        <w:tc>
+          <w:tcPr>
+            <w:tcW w:w="1525" w:type="dxa"/>
+          </w:tcPr>
+          <w:p>
+            <w:pPr>
+              <w:spacing w:line="300" w:lineRule="auto"/>
+              <w:jc w:val="center"/>
+              <w:rPr>
+                <w:rFonts w:ascii="Times New Roman" w:hAnsi="Times New Roman" w:cs="Times New Roman"/>
+                <w:sz w:val="24"/>
+                <w:szCs w:val="24"/>
+              </w:rPr>
+            </w:pPr>
+            <w:r>
+              <w:rPr>
+                <w:rFonts w:ascii="Times New Roman" w:hAnsi="Times New Roman" w:cs="Times New Roman"/>
+                <w:sz w:val="24"/>
+                <w:szCs w:val="24"/>
+              </w:rPr>
+              <w:t>обмотки</w:t>
+            </w:r>
+          </w:p>
+        </w:tc>
+      </w:tr>
+      <w:tr>
+        <w:tc>
+          <w:tcPr>
+            <w:tcW w:w="1390" w:type="dxa"/>
+          </w:tcPr>
+          <w:p>
+            <w:pPr>
+              <w:spacing w:line="300" w:lineRule="auto"/>
+              <w:jc w:val="center"/>
+              <w:rPr>
+                <w:rFonts w:ascii="Times New Roman" w:hAnsi="Times New Roman" w:cs="Times New Roman"/>
+                <w:sz w:val="24"/>
+                <w:szCs w:val="24"/>
+              </w:rPr>
+            </w:pPr>
+            <w:r>
+              <w:rPr>
+                <w:rFonts w:ascii="Times New Roman" w:hAnsi="Times New Roman" w:cs="Times New Roman"/>
+                <w:sz w:val="24"/>
+                <w:szCs w:val="24"/>
+                <w:lang w:val="en-US"/>
+              </w:rPr>
+              <w:t>I</w:t>
+            </w:r>
+            <w:r>
+              <w:rPr>
+                <w:rFonts w:ascii="Times New Roman" w:hAnsi="Times New Roman" w:cs="Times New Roman"/>
+                <w:sz w:val="24"/>
+                <w:szCs w:val="24"/>
+                <w:vertAlign w:val="subscript"/>
+              </w:rPr>
+              <w:t>э</w:t>
+            </w:r>
+            <w:r>
+              <w:rPr>
+                <w:rFonts w:ascii="Times New Roman" w:hAnsi="Times New Roman" w:cs="Times New Roman"/>
+                <w:sz w:val="24"/>
+                <w:szCs w:val="24"/>
+              </w:rPr>
+              <w:t>, мА</w:t>
+            </w:r>
+          </w:p>
+        </w:tc>
+        <w:tc>
+          <w:tcPr>
+            <w:tcW w:w="1367" w:type="dxa"/>
+          </w:tcPr>
+          <w:p>
+            <w:pPr>
+              <w:spacing w:line="300" w:lineRule="auto"/>
+              <w:ind w:firstLine="397"/>
+              <w:jc w:val="center"/>
+              <w:rPr>
+                <w:rFonts w:ascii="Times New Roman" w:hAnsi="Times New Roman" w:cs="Times New Roman"/>
+                <w:sz w:val="24"/>
+                <w:szCs w:val="24"/>
+              </w:rPr>
+            </w:pPr>
+            <w:r>
+              <w:rPr>
+                <w:rFonts w:ascii="Times New Roman" w:hAnsi="Times New Roman" w:cs="Times New Roman"/>
+                <w:sz w:val="24"/>
+                <w:szCs w:val="24"/>
+              </w:rPr>
+              <w:t>18</w:t>
+            </w:r>
+          </w:p>
+        </w:tc>
+        <w:tc>
+          <w:tcPr>
+            <w:tcW w:w="1367" w:type="dxa"/>
+          </w:tcPr>
+          <w:p>
+            <w:pPr>
+              <w:spacing w:line="300" w:lineRule="auto"/>
+              <w:ind w:firstLine="397"/>
+              <w:jc w:val="center"/>
+              <w:rPr>
+                <w:rFonts w:ascii="Times New Roman" w:hAnsi="Times New Roman" w:cs="Times New Roman"/>
+                <w:sz w:val="24"/>
+                <w:szCs w:val="24"/>
+              </w:rPr>
+            </w:pPr>
+            <w:r>
+              <w:rPr>
+                <w:rFonts w:ascii="Times New Roman" w:hAnsi="Times New Roman" w:cs="Times New Roman"/>
+                <w:sz w:val="24"/>
+                <w:szCs w:val="24"/>
+              </w:rPr>
+              <w:t>25</w:t>
+            </w:r>
+          </w:p>
+        </w:tc>
+        <w:tc>
+          <w:tcPr>
+            <w:tcW w:w="1367" w:type="dxa"/>
+          </w:tcPr>
+          <w:p>
+            <w:pPr>
+              <w:spacing w:line="300" w:lineRule="auto"/>
+              <w:ind w:firstLine="397"/>
+              <w:jc w:val="center"/>
+              <w:rPr>
+                <w:rFonts w:ascii="Times New Roman" w:hAnsi="Times New Roman" w:cs="Times New Roman"/>
+                <w:sz w:val="24"/>
+                <w:szCs w:val="24"/>
+              </w:rPr>
+            </w:pPr>
+            <w:r>
+              <w:rPr>
+                <w:rFonts w:ascii="Times New Roman" w:hAnsi="Times New Roman" w:cs="Times New Roman"/>
+                <w:sz w:val="24"/>
+                <w:szCs w:val="24"/>
+              </w:rPr>
+              <w:t>42,5</w:t>
+            </w:r>
+          </w:p>
+        </w:tc>
+        <w:tc>
+          <w:tcPr>
+            <w:tcW w:w="1367" w:type="dxa"/>
+          </w:tcPr>
+          <w:p>
+            <w:pPr>
+              <w:spacing w:line="300" w:lineRule="auto"/>
+              <w:ind w:firstLine="397"/>
+              <w:jc w:val="center"/>
+              <w:rPr>
+                <w:rFonts w:ascii="Times New Roman" w:hAnsi="Times New Roman" w:cs="Times New Roman"/>
+                <w:sz w:val="24"/>
+                <w:szCs w:val="24"/>
+              </w:rPr>
+            </w:pPr>
+            <w:r>
+              <w:rPr>
+                <w:rFonts w:ascii="Times New Roman" w:hAnsi="Times New Roman" w:cs="Times New Roman"/>
+                <w:sz w:val="24"/>
+                <w:szCs w:val="24"/>
+              </w:rPr>
+              <w:t>60</w:t>
+            </w:r>
+          </w:p>
+        </w:tc>
+        <w:tc>
+          <w:tcPr>
+            <w:tcW w:w="1188" w:type="dxa"/>
+          </w:tcPr>
+          <w:p>
+            <w:pPr>
+              <w:spacing w:line="300" w:lineRule="auto"/>
+              <w:ind w:firstLine="397"/>
+              <w:jc w:val="center"/>
+              <w:rPr>
+                <w:rFonts w:ascii="Times New Roman" w:hAnsi="Times New Roman" w:cs="Times New Roman"/>
+                <w:sz w:val="24"/>
+                <w:szCs w:val="24"/>
+              </w:rPr>
+            </w:pPr>
+            <w:r>
+              <w:rPr>
+                <w:rFonts w:ascii="Times New Roman" w:hAnsi="Times New Roman" w:cs="Times New Roman"/>
+                <w:sz w:val="24"/>
+                <w:szCs w:val="24"/>
+              </w:rPr>
+              <w:t>75</w:t>
+            </w:r>
+          </w:p>
+        </w:tc>
+        <w:tc>
+          <w:tcPr>
+            <w:tcW w:w="1525" w:type="dxa"/>
+            <w:vMerge w:val="restart"/>
+          </w:tcPr>
+          <w:p>
+            <w:pPr>
+              <w:spacing w:line="300" w:lineRule="auto"/>
+              <w:ind w:firstLine="397"/>
+              <w:jc w:val="center"/>
+              <w:rPr>
+                <w:rFonts w:ascii="Times New Roman" w:hAnsi="Times New Roman" w:cs="Times New Roman"/>
+                <w:sz w:val="24"/>
+                <w:szCs w:val="24"/>
+              </w:rPr>
+            </w:pPr>
+            <w:r>
+              <w:rPr>
+                <w:rFonts w:ascii="Times New Roman" w:hAnsi="Times New Roman" w:cs="Times New Roman"/>
+                <w:sz w:val="24"/>
+                <w:szCs w:val="24"/>
+              </w:rPr>
+              <w:t>1-4</w:t>
+            </w:r>
+          </w:p>
+        </w:tc>
+      </w:tr>
+      <w:tr>
+        <w:tc>
+          <w:tcPr>
+            <w:tcW w:w="1390" w:type="dxa"/>
+          </w:tcPr>
+          <w:p>
+            <w:pPr>
+              <w:spacing w:line="300" w:lineRule="auto"/>
+              <w:jc w:val="center"/>
+              <w:rPr>
+                <w:rFonts w:ascii="Times New Roman" w:hAnsi="Times New Roman" w:cs="Times New Roman"/>
+                <w:sz w:val="24"/>
+                <w:szCs w:val="24"/>
+              </w:rPr>
+            </w:pPr>
+            <w:r>
+              <w:rPr>
+                <w:rFonts w:ascii="Times New Roman" w:hAnsi="Times New Roman" w:cs="Times New Roman"/>
+                <w:sz w:val="24"/>
+                <w:szCs w:val="24"/>
+                <w:lang w:val="en-US"/>
+              </w:rPr>
+              <w:t>M</w:t>
+            </w:r>
+            <w:r>
+              <w:rPr>
+                <w:rFonts w:ascii="Times New Roman" w:hAnsi="Times New Roman" w:cs="Times New Roman"/>
+                <w:sz w:val="24"/>
+                <w:szCs w:val="24"/>
+                <w:vertAlign w:val="subscript"/>
+              </w:rPr>
+              <w:t>и</w:t>
+            </w:r>
+            <w:r>
+              <w:rPr>
+                <w:rFonts w:ascii="Times New Roman" w:hAnsi="Times New Roman" w:cs="Times New Roman"/>
+                <w:sz w:val="24"/>
+                <w:szCs w:val="24"/>
+              </w:rPr>
+              <w:t>,</w:t>
+            </w:r>
+            <w:r>
+              <w:rPr>
+                <w:rFonts w:ascii="Times New Roman" w:hAnsi="Times New Roman" w:cs="Times New Roman"/>
+                <w:sz w:val="24"/>
+                <w:szCs w:val="24"/>
+              </w:rPr>
+              <w:t xml:space="preserve"> </w:t>
+            </w:r>
+            <w:r>
+              <w:rPr>
+                <w:rFonts w:ascii="Times New Roman" w:hAnsi="Times New Roman" w:cs="Times New Roman"/>
+                <w:sz w:val="24"/>
+                <w:szCs w:val="24"/>
+              </w:rPr>
+              <w:t>г</w:t>
+            </w:r>
+            <w:r>
+              <w:rPr>
+                <w:rFonts w:ascii="Times New Roman" w:hAnsi="Times New Roman" w:cs="Times New Roman"/>
+                <w:sz w:val="24"/>
+                <w:szCs w:val="24"/>
+              </w:rPr>
+              <w:t>*</w:t>
+            </w:r>
+            <w:r>
+              <w:rPr>
+                <w:rFonts w:ascii="Times New Roman" w:hAnsi="Times New Roman" w:cs="Times New Roman"/>
+                <w:sz w:val="24"/>
+                <w:szCs w:val="24"/>
+              </w:rPr>
+              <w:t>см</w:t>
+            </w:r>
+          </w:p>
+        </w:tc>
+        <w:tc>
+          <w:tcPr>
+            <w:tcW w:w="1367" w:type="dxa"/>
+          </w:tcPr>
+          <w:p>
+            <w:pPr>
+              <w:spacing w:line="300" w:lineRule="auto"/>
+              <w:ind w:firstLine="397"/>
+              <w:jc w:val="center"/>
+              <w:rPr>
+                <w:rFonts w:ascii="Times New Roman" w:hAnsi="Times New Roman" w:cs="Times New Roman"/>
+                <w:sz w:val="24"/>
+                <w:szCs w:val="24"/>
+              </w:rPr>
+            </w:pPr>
+            <w:r>
+              <w:rPr>
+                <w:rFonts w:ascii="Times New Roman" w:hAnsi="Times New Roman" w:cs="Times New Roman"/>
+                <w:sz w:val="24"/>
+                <w:szCs w:val="24"/>
+              </w:rPr>
+              <w:t>1,8</w:t>
+            </w:r>
+          </w:p>
+        </w:tc>
+        <w:tc>
+          <w:tcPr>
+            <w:tcW w:w="1367" w:type="dxa"/>
+          </w:tcPr>
+          <w:p>
+            <w:pPr>
+              <w:spacing w:line="300" w:lineRule="auto"/>
+              <w:ind w:firstLine="397"/>
+              <w:jc w:val="center"/>
+              <w:rPr>
+                <w:rFonts w:ascii="Times New Roman" w:hAnsi="Times New Roman" w:cs="Times New Roman"/>
+                <w:sz w:val="24"/>
+                <w:szCs w:val="24"/>
+              </w:rPr>
+            </w:pPr>
+            <w:r>
+              <w:rPr>
+                <w:rFonts w:ascii="Times New Roman" w:hAnsi="Times New Roman" w:cs="Times New Roman"/>
+                <w:sz w:val="24"/>
+                <w:szCs w:val="24"/>
+              </w:rPr>
+              <w:t>2,5</w:t>
+            </w:r>
+          </w:p>
+        </w:tc>
+        <w:tc>
+          <w:tcPr>
+            <w:tcW w:w="1367" w:type="dxa"/>
+          </w:tcPr>
+          <w:p>
+            <w:pPr>
+              <w:spacing w:line="300" w:lineRule="auto"/>
+              <w:ind w:firstLine="397"/>
+              <w:jc w:val="center"/>
+              <w:rPr>
+                <w:rFonts w:ascii="Times New Roman" w:hAnsi="Times New Roman" w:cs="Times New Roman"/>
+                <w:sz w:val="24"/>
+                <w:szCs w:val="24"/>
+              </w:rPr>
+            </w:pPr>
+            <w:r>
+              <w:rPr>
+                <w:rFonts w:ascii="Times New Roman" w:hAnsi="Times New Roman" w:cs="Times New Roman"/>
+                <w:sz w:val="24"/>
+                <w:szCs w:val="24"/>
+              </w:rPr>
+              <w:t>4,25</w:t>
+            </w:r>
+          </w:p>
+        </w:tc>
+        <w:tc>
+          <w:tcPr>
+            <w:tcW w:w="1367" w:type="dxa"/>
+          </w:tcPr>
+          <w:p>
+            <w:pPr>
+              <w:spacing w:line="300" w:lineRule="auto"/>
+              <w:ind w:firstLine="397"/>
+              <w:jc w:val="center"/>
+              <w:rPr>
+                <w:rFonts w:ascii="Times New Roman" w:hAnsi="Times New Roman" w:cs="Times New Roman"/>
+                <w:sz w:val="24"/>
+                <w:szCs w:val="24"/>
+              </w:rPr>
+            </w:pPr>
+            <w:r>
+              <w:rPr>
+                <w:rFonts w:ascii="Times New Roman" w:hAnsi="Times New Roman" w:cs="Times New Roman"/>
+                <w:sz w:val="24"/>
+                <w:szCs w:val="24"/>
+              </w:rPr>
+              <w:t>6</w:t>
+            </w:r>
+          </w:p>
+        </w:tc>
+        <w:tc>
+          <w:tcPr>
+            <w:tcW w:w="1188" w:type="dxa"/>
+          </w:tcPr>
+          <w:p>
+            <w:pPr>
+              <w:spacing w:line="300" w:lineRule="auto"/>
+              <w:ind w:firstLine="397"/>
+              <w:jc w:val="center"/>
+              <w:rPr>
+                <w:rFonts w:ascii="Times New Roman" w:hAnsi="Times New Roman" w:cs="Times New Roman"/>
+                <w:sz w:val="24"/>
+                <w:szCs w:val="24"/>
+              </w:rPr>
+            </w:pPr>
+            <w:r>
+              <w:rPr>
+                <w:rFonts w:ascii="Times New Roman" w:hAnsi="Times New Roman" w:cs="Times New Roman"/>
+                <w:sz w:val="24"/>
+                <w:szCs w:val="24"/>
+              </w:rPr>
+              <w:t>7,5</w:t>
+            </w:r>
+          </w:p>
+        </w:tc>
+        <w:tc>
+          <w:tcPr>
+            <w:tcW w:w="1525" w:type="dxa"/>
+            <w:vMerge/>
+          </w:tcPr>
+          <w:p>
+            <w:pPr>
+              <w:spacing w:line="300" w:lineRule="auto"/>
+              <w:ind w:firstLine="397"/>
+              <w:jc w:val="center"/>
+              <w:rPr>
+                <w:rFonts w:ascii="Times New Roman" w:hAnsi="Times New Roman" w:cs="Times New Roman"/>
+                <w:sz w:val="24"/>
+                <w:szCs w:val="24"/>
+              </w:rPr>
+            </w:pPr>
+          </w:p>
+        </w:tc>
+      </w:tr>
+    </w:tbl>
+    <w:p>
+      <w:pPr>
+        <w:spacing w:line="300" w:lineRule="auto"/>
+        <w:ind w:firstLine="397"/>
+        <w:jc w:val="both"/>
+        <w:rPr>
+          <w:rFonts w:ascii="Times New Roman" w:eastAsiaTheme="minorEastAsia" w:hAnsi="Times New Roman" w:cs="Times New Roman"/>
+          <w:sz w:val="24"/>
+          <w:szCs w:val="24"/>
+        </w:rPr>
+      </w:pPr>
+    </w:p>
+    <w:p>
+      <w:pPr>
+        <w:spacing w:line="300" w:lineRule="auto"/>
+        <w:ind w:firstLine="397"/>
+        <w:jc w:val="both"/>
+        <w:rPr>
+          <w:rFonts w:ascii="Times New Roman" w:eastAsiaTheme="minorEastAsia" w:hAnsi="Times New Roman" w:cs="Times New Roman"/>
+          <w:sz w:val="24"/>
+          <w:szCs w:val="24"/>
+        </w:rPr>
+      </w:pPr>
+      <w:r>
+        <w:rPr>
+          <w:rFonts w:ascii="Times New Roman" w:eastAsiaTheme="minorEastAsia" w:hAnsi="Times New Roman" w:cs="Times New Roman"/>
+          <w:sz w:val="24"/>
+          <w:szCs w:val="24"/>
+        </w:rPr>
+        <w:t xml:space="preserve">Значения </w:t>
+      </w:r>
+      <w:r>
+        <w:rPr>
+          <w:rFonts w:ascii="Times New Roman" w:eastAsiaTheme="minorEastAsia" w:hAnsi="Times New Roman" w:cs="Times New Roman"/>
+          <w:sz w:val="24"/>
+          <w:szCs w:val="24"/>
+          <w:lang w:val="en-US"/>
+        </w:rPr>
+        <w:t>I</w:t>
+      </w:r>
+      <w:r>
+        <w:rPr>
+          <w:rFonts w:ascii="Times New Roman" w:eastAsiaTheme="minorEastAsia" w:hAnsi="Times New Roman" w:cs="Times New Roman"/>
+          <w:sz w:val="24"/>
+          <w:szCs w:val="24"/>
+          <w:vertAlign w:val="subscript"/>
+        </w:rPr>
+        <w:t>э</w:t>
+      </w:r>
+      <w:r>
+        <w:rPr>
+          <w:rFonts w:ascii="Times New Roman" w:eastAsiaTheme="minorEastAsia" w:hAnsi="Times New Roman" w:cs="Times New Roman"/>
+          <w:sz w:val="24"/>
+          <w:szCs w:val="24"/>
+        </w:rPr>
+        <w:t xml:space="preserve"> и М</w:t>
+      </w:r>
+      <w:r>
+        <w:rPr>
+          <w:rFonts w:ascii="Times New Roman" w:eastAsiaTheme="minorEastAsia" w:hAnsi="Times New Roman" w:cs="Times New Roman"/>
+          <w:sz w:val="24"/>
+          <w:szCs w:val="24"/>
+          <w:vertAlign w:val="subscript"/>
+        </w:rPr>
+        <w:t>и</w:t>
+      </w:r>
+      <w:r>
+        <w:rPr>
+          <w:rFonts w:ascii="Times New Roman" w:eastAsiaTheme="minorEastAsia" w:hAnsi="Times New Roman" w:cs="Times New Roman"/>
+          <w:sz w:val="24"/>
+          <w:szCs w:val="24"/>
+        </w:rPr>
+        <w:t xml:space="preserve"> занести в таблицу </w:t>
+      </w:r>
+      <w:r>
+        <w:rPr>
+          <w:rFonts w:ascii="Times New Roman" w:eastAsiaTheme="minorEastAsia" w:hAnsi="Times New Roman" w:cs="Times New Roman"/>
+          <w:sz w:val="24"/>
+          <w:szCs w:val="24"/>
+        </w:rPr>
+        <w:t>4</w:t>
       </w:r>
       <w:r>
         <w:rPr>
@@ -7976,7 +10205,7 @@
                 <w:rFonts w:eastAsiaTheme="minorEastAsia" w:cs="Times New Roman"/>
                 <w:szCs w:val="24"/>
               </w:rPr>
-              <w:t>150</w:t>
+              <w:t>145</w:t>
             </w:r>
           </w:p>
         </w:tc>
@@ -7998,7 +10227,7 @@
                 <w:rFonts w:eastAsiaTheme="minorEastAsia" w:cs="Times New Roman"/>
                 <w:szCs w:val="24"/>
               </w:rPr>
-              <w:t>151</w:t>
+              <w:t>140</w:t>
             </w:r>
           </w:p>
         </w:tc>
@@ -8020,7 +10249,7 @@
                 <w:rFonts w:eastAsiaTheme="minorEastAsia" w:cs="Times New Roman"/>
                 <w:szCs w:val="24"/>
               </w:rPr>
-              <w:t>153</w:t>
+              <w:t>137</w:t>
             </w:r>
           </w:p>
         </w:tc>
@@ -8042,7 +10271,7 @@
                 <w:rFonts w:eastAsiaTheme="minorEastAsia" w:cs="Times New Roman"/>
                 <w:szCs w:val="24"/>
               </w:rPr>
-              <w:t>154</w:t>
+              <w:t>130</w:t>
             </w:r>
           </w:p>
         </w:tc>
@@ -8064,7 +10293,7 @@
                 <w:rFonts w:eastAsiaTheme="minorEastAsia" w:cs="Times New Roman"/>
                 <w:szCs w:val="24"/>
               </w:rPr>
-              <w:t>150</w:t>
+              <w:t>128</w:t>
             </w:r>
           </w:p>
         </w:tc>
@@ -8086,7 +10315,7 @@
                 <w:rFonts w:eastAsiaTheme="minorEastAsia" w:cs="Times New Roman"/>
                 <w:szCs w:val="24"/>
               </w:rPr>
-              <w:t>150</w:t>
+              <w:t>123</w:t>
             </w:r>
           </w:p>
         </w:tc>
@@ -8169,7 +10398,7 @@
                 <w:rFonts w:eastAsiaTheme="minorEastAsia" w:cs="Times New Roman"/>
                 <w:szCs w:val="24"/>
               </w:rPr>
-              <w:t>7,5</w:t>
+              <w:t>7,25</w:t>
             </w:r>
           </w:p>
         </w:tc>
@@ -8191,7 +10420,7 @@
                 <w:rFonts w:eastAsiaTheme="minorEastAsia" w:cs="Times New Roman"/>
                 <w:szCs w:val="24"/>
               </w:rPr>
-              <w:t>7,55</w:t>
+              <w:t>7</w:t>
             </w:r>
           </w:p>
         </w:tc>
@@ -8213,7 +10442,7 @@
                 <w:rFonts w:eastAsiaTheme="minorEastAsia" w:cs="Times New Roman"/>
                 <w:szCs w:val="24"/>
               </w:rPr>
-              <w:t>7,65</w:t>
+              <w:t>6,85</w:t>
             </w:r>
           </w:p>
         </w:tc>
@@ -8235,7 +10464,7 @@
                 <w:rFonts w:eastAsiaTheme="minorEastAsia" w:cs="Times New Roman"/>
                 <w:szCs w:val="24"/>
               </w:rPr>
-              <w:t>7,7</w:t>
+              <w:t>6,5</w:t>
             </w:r>
           </w:p>
         </w:tc>
@@ -8257,7 +10486,7 @@
                 <w:rFonts w:eastAsiaTheme="minorEastAsia" w:cs="Times New Roman"/>
                 <w:szCs w:val="24"/>
               </w:rPr>
-              <w:t>7,5</w:t>
+              <w:t>6,4</w:t>
             </w:r>
           </w:p>
         </w:tc>
@@ -8272,7 +10501,6 @@
               <w:rPr>
                 <w:rFonts w:eastAsiaTheme="minorEastAsia" w:cs="Times New Roman"/>
                 <w:szCs w:val="24"/>
-                <w:lang w:val="en-US"/>
               </w:rPr>
             </w:pPr>
             <w:r>
@@ -8280,7 +10508,7 @@
                 <w:rFonts w:eastAsiaTheme="minorEastAsia" w:cs="Times New Roman"/>
                 <w:szCs w:val="24"/>
               </w:rPr>
-              <w:t>7,5</w:t>
+              <w:t>6,15</w:t>
             </w:r>
           </w:p>
         </w:tc>
@@ -8288,6 +10516,8 @@
     </w:tbl>
     <w:p>
       <w:pPr>
+        <w:spacing w:after="0" w:line="240" w:lineRule="auto"/>
+        <w:jc w:val="center"/>
         <w:rPr>
           <w:rStyle w:val="Bodytext211pt"/>
           <w:rFonts w:eastAsiaTheme="majorEastAsia"/>
@@ -8299,15 +10529,6 @@
           <w:lang w:bidi="ar-SA"/>
         </w:rPr>
       </w:pPr>
-    </w:p>
-    <w:p>
-      <w:pPr>
-        <w:rPr>
-          <w:rFonts w:ascii="Times New Roman" w:eastAsiaTheme="minorEastAsia" w:hAnsi="Times New Roman" w:cs="Times New Roman"/>
-          <w:sz w:val="24"/>
-          <w:szCs w:val="24"/>
-        </w:rPr>
-      </w:pPr>
       <w:r>
         <w:rPr>
           <w:rStyle w:val="Bodytext211pt"/>
@@ -8319,20 +10540,7 @@
           <w:shd w:val="clear" w:color="auto" w:fill="auto"/>
           <w:lang w:bidi="ar-SA"/>
         </w:rPr>
-        <w:tab/>
-      </w:r>
-      <w:r>
-        <w:rPr>
-          <w:rStyle w:val="Bodytext211pt"/>
-          <w:rFonts w:eastAsiaTheme="majorEastAsia"/>
-          <w:bCs/>
-          <w:color w:val="000000" w:themeColor="text1"/>
-          <w:sz w:val="24"/>
-          <w:szCs w:val="24"/>
-          <w:shd w:val="clear" w:color="auto" w:fill="auto"/>
-          <w:lang w:bidi="ar-SA"/>
-        </w:rPr>
-        <w:t xml:space="preserve">На рисунке 1 изображён </w:t>
+        <w:br w:type="page"/>
       </w:r>
       <w:r>
         <w:rPr>
@@ -8340,72 +10548,12 @@
           <w:sz w:val="24"/>
           <w:szCs w:val="24"/>
         </w:rPr>
-        <w:t>построить график М</w:t>
-      </w:r>
-      <w:r>
-        <w:rPr>
-          <w:rFonts w:ascii="Times New Roman" w:eastAsiaTheme="minorEastAsia" w:hAnsi="Times New Roman" w:cs="Times New Roman"/>
-          <w:sz w:val="24"/>
-          <w:szCs w:val="24"/>
-          <w:vertAlign w:val="subscript"/>
-        </w:rPr>
-        <w:t>и</w:t>
-      </w:r>
-      <w:r>
-        <w:rPr>
-          <w:rFonts w:ascii="Times New Roman" w:eastAsiaTheme="minorEastAsia" w:hAnsi="Times New Roman" w:cs="Times New Roman"/>
-          <w:sz w:val="24"/>
-          <w:szCs w:val="24"/>
-        </w:rPr>
-        <w:t>=</w:t>
-      </w:r>
-      <w:r>
-        <w:rPr>
-          <w:rFonts w:ascii="Times New Roman" w:eastAsiaTheme="minorEastAsia" w:hAnsi="Times New Roman" w:cs="Times New Roman"/>
-          <w:sz w:val="24"/>
-          <w:szCs w:val="24"/>
-          <w:lang w:val="en-US"/>
-        </w:rPr>
-        <w:t>f</w:t>
-      </w:r>
-      <w:r>
-        <w:rPr>
-          <w:rFonts w:ascii="Times New Roman" w:eastAsiaTheme="minorEastAsia" w:hAnsi="Times New Roman" w:cs="Times New Roman"/>
-          <w:sz w:val="24"/>
-          <w:szCs w:val="24"/>
-        </w:rPr>
-        <w:t>(β).</w:t>
-      </w:r>
-    </w:p>
-    <w:p>
-      <w:pPr>
-        <w:rPr>
-          <w:rStyle w:val="Bodytext211pt"/>
-          <w:rFonts w:eastAsiaTheme="majorEastAsia"/>
-          <w:bCs/>
-          <w:color w:val="000000" w:themeColor="text1"/>
-          <w:sz w:val="24"/>
-          <w:szCs w:val="24"/>
-          <w:shd w:val="clear" w:color="auto" w:fill="auto"/>
-          <w:lang w:val="en-US" w:bidi="ar-SA"/>
-        </w:rPr>
-      </w:pPr>
-      <w:r>
-        <w:rPr>
-          <w:rStyle w:val="Bodytext211pt"/>
-          <w:rFonts w:eastAsiaTheme="majorEastAsia"/>
-          <w:bCs/>
-          <w:color w:val="000000" w:themeColor="text1"/>
-          <w:sz w:val="24"/>
-          <w:szCs w:val="24"/>
-          <w:shd w:val="clear" w:color="auto" w:fill="auto"/>
-          <w:lang w:val="en-US" w:bidi="ar-SA"/>
-        </w:rPr>
+        <w:lastRenderedPageBreak/>
         <w:drawing>
-          <wp:inline distT="0" distB="0" distL="0" distR="0" wp14:anchorId="64A81F63" wp14:editId="1FAFE583">
-            <wp:extent cx="5940425" cy="4666615"/>
-            <wp:effectExtent l="0" t="0" r="0" b="0"/>
-            <wp:docPr id="1" name="Рисунок 1"/>
+          <wp:inline distT="0" distB="0" distL="0" distR="0" wp14:anchorId="6F5BE988" wp14:editId="5E193843">
+            <wp:extent cx="5256361" cy="3942272"/>
+            <wp:effectExtent l="0" t="0" r="1905" b="1270"/>
+            <wp:docPr id="22" name="Рисунок 22"/>
             <wp:cNvGraphicFramePr>
               <a:graphicFrameLocks xmlns:a="http://schemas.openxmlformats.org/drawingml/2006/main" noChangeAspect="1"/>
             </wp:cNvGraphicFramePr>
@@ -8417,7 +10565,13 @@
                     <pic:cNvPicPr/>
                   </pic:nvPicPr>
                   <pic:blipFill>
-                    <a:blip r:embed="rId18"/>
+                    <a:blip r:embed="rId27">
+                      <a:extLst>
+                        <a:ext uri="{96DAC541-7B7A-43D3-8B79-37D633B846F1}">
+                          <asvg:svgBlip xmlns:asvg="http://schemas.microsoft.com/office/drawing/2016/SVG/main" r:embed="rId28"/>
+                        </a:ext>
+                      </a:extLst>
+                    </a:blip>
                     <a:stretch>
                       <a:fillRect/>
                     </a:stretch>
@@ -8425,7 +10579,7 @@
                   <pic:spPr>
                     <a:xfrm>
                       <a:off x="0" y="0"/>
-                      <a:ext cx="5940425" cy="4666615"/>
+                      <a:ext cx="5266934" cy="3950202"/>
                     </a:xfrm>
                     <a:prstGeom prst="rect">
                       <a:avLst/>
@@ -8436,6 +10590,308 @@
             </a:graphic>
           </wp:inline>
         </w:drawing>
+      </w:r>
+    </w:p>
+    <w:p>
+      <w:pPr>
+        <w:rPr>
+          <w:rStyle w:val="Bodytext211pt"/>
+          <w:rFonts w:eastAsiaTheme="majorEastAsia"/>
+          <w:bCs/>
+          <w:color w:val="000000" w:themeColor="text1"/>
+          <w:sz w:val="24"/>
+          <w:szCs w:val="24"/>
+          <w:shd w:val="clear" w:color="auto" w:fill="auto"/>
+          <w:lang w:bidi="ar-SA"/>
+        </w:rPr>
+      </w:pPr>
+    </w:p>
+    <w:p>
+      <w:pPr>
+        <w:jc w:val="center"/>
+        <w:rPr>
+          <w:rFonts w:ascii="Times New Roman" w:eastAsiaTheme="minorEastAsia" w:hAnsi="Times New Roman" w:cs="Times New Roman"/>
+          <w:sz w:val="24"/>
+          <w:szCs w:val="24"/>
+        </w:rPr>
+      </w:pPr>
+      <w:r>
+        <w:rPr>
+          <w:rStyle w:val="Bodytext211pt"/>
+          <w:rFonts w:eastAsiaTheme="majorEastAsia"/>
+          <w:bCs/>
+          <w:color w:val="000000" w:themeColor="text1"/>
+          <w:sz w:val="24"/>
+          <w:szCs w:val="24"/>
+          <w:shd w:val="clear" w:color="auto" w:fill="auto"/>
+          <w:lang w:bidi="ar-SA"/>
+        </w:rPr>
+        <w:t xml:space="preserve">На рисунке </w:t>
+      </w:r>
+      <w:r>
+        <w:rPr>
+          <w:rStyle w:val="Bodytext211pt"/>
+          <w:rFonts w:eastAsiaTheme="majorEastAsia"/>
+          <w:bCs/>
+          <w:color w:val="000000" w:themeColor="text1"/>
+          <w:sz w:val="24"/>
+          <w:szCs w:val="24"/>
+          <w:shd w:val="clear" w:color="auto" w:fill="auto"/>
+          <w:lang w:bidi="ar-SA"/>
+        </w:rPr>
+        <w:t>1</w:t>
+      </w:r>
+      <w:r>
+        <w:rPr>
+          <w:rStyle w:val="Bodytext211pt"/>
+          <w:rFonts w:eastAsiaTheme="majorEastAsia"/>
+          <w:bCs/>
+          <w:color w:val="000000" w:themeColor="text1"/>
+          <w:sz w:val="24"/>
+          <w:szCs w:val="24"/>
+          <w:shd w:val="clear" w:color="auto" w:fill="auto"/>
+          <w:lang w:bidi="ar-SA"/>
+        </w:rPr>
+        <w:t xml:space="preserve"> изображён </w:t>
+      </w:r>
+      <w:r>
+        <w:rPr>
+          <w:rFonts w:ascii="Times New Roman" w:eastAsiaTheme="minorEastAsia" w:hAnsi="Times New Roman" w:cs="Times New Roman"/>
+          <w:sz w:val="24"/>
+          <w:szCs w:val="24"/>
+        </w:rPr>
+        <w:t>построить график М</w:t>
+      </w:r>
+      <w:r>
+        <w:rPr>
+          <w:rFonts w:ascii="Times New Roman" w:eastAsiaTheme="minorEastAsia" w:hAnsi="Times New Roman" w:cs="Times New Roman"/>
+          <w:sz w:val="24"/>
+          <w:szCs w:val="24"/>
+          <w:vertAlign w:val="subscript"/>
+        </w:rPr>
+        <w:t>и</w:t>
+      </w:r>
+      <w:r>
+        <w:rPr>
+          <w:rFonts w:ascii="Times New Roman" w:eastAsiaTheme="minorEastAsia" w:hAnsi="Times New Roman" w:cs="Times New Roman"/>
+          <w:sz w:val="24"/>
+          <w:szCs w:val="24"/>
+        </w:rPr>
+        <w:t>=</w:t>
+      </w:r>
+      <w:r>
+        <w:rPr>
+          <w:rFonts w:ascii="Times New Roman" w:eastAsiaTheme="minorEastAsia" w:hAnsi="Times New Roman" w:cs="Times New Roman"/>
+          <w:sz w:val="24"/>
+          <w:szCs w:val="24"/>
+          <w:lang w:val="en-US"/>
+        </w:rPr>
+        <w:t>f</w:t>
+      </w:r>
+      <w:r>
+        <w:rPr>
+          <w:rFonts w:ascii="Times New Roman" w:eastAsiaTheme="minorEastAsia" w:hAnsi="Times New Roman" w:cs="Times New Roman"/>
+          <w:sz w:val="24"/>
+          <w:szCs w:val="24"/>
+        </w:rPr>
+        <w:t>(</w:t>
+      </w:r>
+      <w:proofErr w:type="spellStart"/>
+      <w:r>
+        <w:rPr>
+          <w:rFonts w:ascii="Times New Roman" w:eastAsiaTheme="minorEastAsia" w:hAnsi="Times New Roman" w:cs="Times New Roman"/>
+          <w:sz w:val="24"/>
+          <w:szCs w:val="24"/>
+          <w:lang w:val="en-US"/>
+        </w:rPr>
+        <w:t>I</w:t>
+      </w:r>
+      <w:r>
+        <w:rPr>
+          <w:rFonts w:ascii="Times New Roman" w:eastAsiaTheme="minorEastAsia" w:hAnsi="Times New Roman" w:cs="Times New Roman"/>
+          <w:sz w:val="24"/>
+          <w:szCs w:val="24"/>
+          <w:vertAlign w:val="subscript"/>
+          <w:lang w:val="en-US"/>
+        </w:rPr>
+        <w:t>y</w:t>
+      </w:r>
+      <w:proofErr w:type="spellEnd"/>
+      <w:r>
+        <w:rPr>
+          <w:rFonts w:ascii="Times New Roman" w:eastAsiaTheme="minorEastAsia" w:hAnsi="Times New Roman" w:cs="Times New Roman"/>
+          <w:sz w:val="24"/>
+          <w:szCs w:val="24"/>
+        </w:rPr>
+        <w:t>).</w:t>
+      </w:r>
+      <w:r>
+        <w:rPr>
+          <w:noProof/>
+        </w:rPr>
+        <w:t xml:space="preserve"> </w:t>
+      </w:r>
+    </w:p>
+    <w:p>
+      <w:pPr>
+        <w:jc w:val="center"/>
+        <w:rPr>
+          <w:rStyle w:val="Bodytext211pt"/>
+          <w:rFonts w:eastAsiaTheme="majorEastAsia"/>
+          <w:bCs/>
+          <w:color w:val="000000" w:themeColor="text1"/>
+          <w:sz w:val="24"/>
+          <w:szCs w:val="24"/>
+          <w:shd w:val="clear" w:color="auto" w:fill="auto"/>
+          <w:lang w:bidi="ar-SA"/>
+        </w:rPr>
+      </w:pPr>
+      <w:r>
+        <w:rPr>
+          <w:rStyle w:val="Bodytext211pt"/>
+          <w:rFonts w:eastAsiaTheme="majorEastAsia"/>
+          <w:bCs/>
+          <w:color w:val="000000" w:themeColor="text1"/>
+          <w:sz w:val="24"/>
+          <w:szCs w:val="24"/>
+          <w:shd w:val="clear" w:color="auto" w:fill="auto"/>
+          <w:lang w:bidi="ar-SA"/>
+        </w:rPr>
+        <w:drawing>
+          <wp:inline distT="0" distB="0" distL="0" distR="0" wp14:anchorId="006D5645" wp14:editId="11657261">
+            <wp:extent cx="5279366" cy="4421469"/>
+            <wp:effectExtent l="0" t="0" r="0" b="0"/>
+            <wp:docPr id="23" name="Рисунок 23"/>
+            <wp:cNvGraphicFramePr>
+              <a:graphicFrameLocks xmlns:a="http://schemas.openxmlformats.org/drawingml/2006/main" noChangeAspect="1"/>
+            </wp:cNvGraphicFramePr>
+            <a:graphic xmlns:a="http://schemas.openxmlformats.org/drawingml/2006/main">
+              <a:graphicData uri="http://schemas.openxmlformats.org/drawingml/2006/picture">
+                <pic:pic xmlns:pic="http://schemas.openxmlformats.org/drawingml/2006/picture">
+                  <pic:nvPicPr>
+                    <pic:cNvPr id="1" name=""/>
+                    <pic:cNvPicPr/>
+                  </pic:nvPicPr>
+                  <pic:blipFill>
+                    <a:blip r:embed="rId29">
+                      <a:extLst>
+                        <a:ext uri="{96DAC541-7B7A-43D3-8B79-37D633B846F1}">
+                          <asvg:svgBlip xmlns:asvg="http://schemas.microsoft.com/office/drawing/2016/SVG/main" r:embed="rId30"/>
+                        </a:ext>
+                      </a:extLst>
+                    </a:blip>
+                    <a:stretch>
+                      <a:fillRect/>
+                    </a:stretch>
+                  </pic:blipFill>
+                  <pic:spPr>
+                    <a:xfrm>
+                      <a:off x="0" y="0"/>
+                      <a:ext cx="5280429" cy="4422359"/>
+                    </a:xfrm>
+                    <a:prstGeom prst="rect">
+                      <a:avLst/>
+                    </a:prstGeom>
+                  </pic:spPr>
+                </pic:pic>
+              </a:graphicData>
+            </a:graphic>
+          </wp:inline>
+        </w:drawing>
+      </w:r>
+    </w:p>
+    <w:p>
+      <w:pPr>
+        <w:jc w:val="center"/>
+        <w:rPr>
+          <w:rStyle w:val="Bodytext211pt"/>
+          <w:rFonts w:eastAsiaTheme="minorEastAsia"/>
+          <w:sz w:val="24"/>
+          <w:szCs w:val="24"/>
+          <w:shd w:val="clear" w:color="auto" w:fill="auto"/>
+          <w:lang w:bidi="ar-SA"/>
+        </w:rPr>
+      </w:pPr>
+      <w:r>
+        <w:rPr>
+          <w:rStyle w:val="Bodytext211pt"/>
+          <w:rFonts w:eastAsiaTheme="majorEastAsia"/>
+          <w:bCs/>
+          <w:color w:val="000000" w:themeColor="text1"/>
+          <w:sz w:val="24"/>
+          <w:szCs w:val="24"/>
+          <w:shd w:val="clear" w:color="auto" w:fill="auto"/>
+          <w:lang w:bidi="ar-SA"/>
+        </w:rPr>
+        <w:t xml:space="preserve">На рисунке </w:t>
+      </w:r>
+      <w:r>
+        <w:rPr>
+          <w:rStyle w:val="Bodytext211pt"/>
+          <w:rFonts w:eastAsiaTheme="majorEastAsia"/>
+          <w:bCs/>
+          <w:color w:val="000000" w:themeColor="text1"/>
+          <w:sz w:val="24"/>
+          <w:szCs w:val="24"/>
+          <w:shd w:val="clear" w:color="auto" w:fill="auto"/>
+          <w:lang w:bidi="ar-SA"/>
+        </w:rPr>
+        <w:t>2</w:t>
+      </w:r>
+      <w:r>
+        <w:rPr>
+          <w:rStyle w:val="Bodytext211pt"/>
+          <w:rFonts w:eastAsiaTheme="majorEastAsia"/>
+          <w:bCs/>
+          <w:color w:val="000000" w:themeColor="text1"/>
+          <w:sz w:val="24"/>
+          <w:szCs w:val="24"/>
+          <w:shd w:val="clear" w:color="auto" w:fill="auto"/>
+          <w:lang w:bidi="ar-SA"/>
+        </w:rPr>
+        <w:t xml:space="preserve"> изображён </w:t>
+      </w:r>
+      <w:r>
+        <w:rPr>
+          <w:rFonts w:ascii="Times New Roman" w:eastAsiaTheme="minorEastAsia" w:hAnsi="Times New Roman" w:cs="Times New Roman"/>
+          <w:sz w:val="24"/>
+          <w:szCs w:val="24"/>
+        </w:rPr>
+        <w:t>построить график М</w:t>
+      </w:r>
+      <w:r>
+        <w:rPr>
+          <w:rFonts w:ascii="Times New Roman" w:eastAsiaTheme="minorEastAsia" w:hAnsi="Times New Roman" w:cs="Times New Roman"/>
+          <w:sz w:val="24"/>
+          <w:szCs w:val="24"/>
+          <w:vertAlign w:val="subscript"/>
+        </w:rPr>
+        <w:t>и</w:t>
+      </w:r>
+      <w:r>
+        <w:rPr>
+          <w:rFonts w:ascii="Times New Roman" w:eastAsiaTheme="minorEastAsia" w:hAnsi="Times New Roman" w:cs="Times New Roman"/>
+          <w:sz w:val="24"/>
+          <w:szCs w:val="24"/>
+        </w:rPr>
+        <w:t>=</w:t>
+      </w:r>
+      <w:r>
+        <w:rPr>
+          <w:rFonts w:ascii="Times New Roman" w:eastAsiaTheme="minorEastAsia" w:hAnsi="Times New Roman" w:cs="Times New Roman"/>
+          <w:sz w:val="24"/>
+          <w:szCs w:val="24"/>
+          <w:lang w:val="en-US"/>
+        </w:rPr>
+        <w:t>f</w:t>
+      </w:r>
+      <w:r>
+        <w:rPr>
+          <w:rFonts w:ascii="Times New Roman" w:eastAsiaTheme="minorEastAsia" w:hAnsi="Times New Roman" w:cs="Times New Roman"/>
+          <w:sz w:val="24"/>
+          <w:szCs w:val="24"/>
+        </w:rPr>
+        <w:t>(β).</w:t>
       </w:r>
     </w:p>
     <w:sectPr>
@@ -10594,18 +13050,17 @@
     <w:charset w:val="CC"/>
     <w:family w:val="swiss"/>
     <w:pitch w:val="variable"/>
-    <w:sig w:usb0="E4002EFF" w:usb1="C200247B" w:usb2="00000009" w:usb3="00000000" w:csb0="000001FF" w:csb1="00000000"/>
+    <w:sig w:usb0="E4002EFF" w:usb1="C000247B" w:usb2="00000009" w:usb3="00000000" w:csb0="000001FF" w:csb1="00000000"/>
   </w:font>
   <w:font w:name="Calibri Light">
     <w:panose1 w:val="020F0302020204030204"/>
     <w:charset w:val="CC"/>
     <w:family w:val="swiss"/>
     <w:pitch w:val="variable"/>
-    <w:sig w:usb0="E4002EFF" w:usb1="C200247B" w:usb2="00000009" w:usb3="00000000" w:csb0="000001FF" w:csb1="00000000"/>
+    <w:sig w:usb0="E4002EFF" w:usb1="C000247B" w:usb2="00000009" w:usb3="00000000" w:csb0="000001FF" w:csb1="00000000"/>
   </w:font>
   <w:font w:name="Liberation Sans">
     <w:altName w:val="Arial"/>
-    <w:panose1 w:val="020B0604020202020204"/>
     <w:charset w:val="CC"/>
     <w:family w:val="swiss"/>
     <w:pitch w:val="variable"/>
@@ -10660,6 +13115,7 @@
     <w:rsid w:val="00657572"/>
     <w:rsid w:val="006D3879"/>
     <w:rsid w:val="00A8711E"/>
+    <w:rsid w:val="00BE489F"/>
   </w:rsids>
   <m:mathPr>
     <m:mathFont m:val="Cambria Math"/>
